--- a/Teknik Riset.docx
+++ b/Teknik Riset.docx
@@ -2547,29 +2547,7 @@
           <w:lang w:val="en-US"/>
           <w14:ligatures w14:val="none"/>
         </w:rPr>
-        <w:t xml:space="preserve"> </w:t>
-      </w:r>
-      <w:proofErr w:type="spellStart"/>
-      <w:r>
-        <w:rPr>
-          <w:rFonts w:eastAsia="Times New Roman" w:cs="Times New Roman"/>
-          <w:noProof w:val="0"/>
-          <w:kern w:val="0"/>
-          <w:lang w:val="en-US"/>
-          <w14:ligatures w14:val="none"/>
-        </w:rPr>
-        <w:t>Jumlah</w:t>
-      </w:r>
-      <w:proofErr w:type="spellEnd"/>
-      <w:r>
-        <w:rPr>
-          <w:rFonts w:eastAsia="Times New Roman" w:cs="Times New Roman"/>
-          <w:noProof w:val="0"/>
-          <w:kern w:val="0"/>
-          <w:lang w:val="en-US"/>
-          <w14:ligatures w14:val="none"/>
-        </w:rPr>
-        <w:t xml:space="preserve"> total </w:t>
+        <w:t xml:space="preserve"> Jumlah total </w:t>
       </w:r>
       <w:proofErr w:type="spellStart"/>
       <w:r>
@@ -3321,6 +3299,8 @@
         </w:rPr>
         <w:t>Prosedur penggunaan Excel Solver adalah sebagai berikut:</w:t>
       </w:r>
+      <w:bookmarkStart w:id="0" w:name="_GoBack"/>
+      <w:bookmarkEnd w:id="0"/>
     </w:p>
     <w:p>
       <w:pPr>
@@ -6407,19 +6387,7 @@
           <w:lang w:eastAsia="id-ID"/>
           <w14:ligatures w14:val="none"/>
         </w:rPr>
-        <w:t>Informasi tentang kendala aktif ini memiliki implik</w:t>
-      </w:r>
-      <w:bookmarkStart w:id="0" w:name="_GoBack"/>
-      <w:bookmarkEnd w:id="0"/>
-      <w:r>
-        <w:rPr>
-          <w:rFonts w:eastAsia="Times New Roman" w:cs="Times New Roman"/>
-          <w:noProof w:val="0"/>
-          <w:kern w:val="0"/>
-          <w:lang w:eastAsia="id-ID"/>
-          <w14:ligatures w14:val="none"/>
-        </w:rPr>
-        <w:t>asi penting bagi manajemen. Gudang A merupakan bottleneck dalam sistem karena kapasitasnya sudah terpakai habis. Jika terjadi peningkatan permintaan dari Toko 2 atau Toko 3, maka tidak dapat dilayani oleh Gudang A lagi kecuali kapasitasnya ditambah atau dialokasikan dari gudang lain yang biayanya mungkin lebih mahal.</w:t>
+        <w:t>Informasi tentang kendala aktif ini memiliki implikasi penting bagi manajemen. Gudang A merupakan bottleneck dalam sistem karena kapasitasnya sudah terpakai habis. Jika terjadi peningkatan permintaan dari Toko 2 atau Toko 3, maka tidak dapat dilayani oleh Gudang A lagi kecuali kapasitasnya ditambah atau dialokasikan dari gudang lain yang biayanya mungkin lebih mahal.</w:t>
       </w:r>
     </w:p>
     <w:p>
@@ -6455,6 +6423,6401 @@
           <w:kern w:val="0"/>
           <w:lang w:eastAsia="id-ID"/>
           <w14:ligatures w14:val="none"/>
+        </w:rPr>
+      </w:pPr>
+    </w:p>
+    <w:p>
+      <w:pPr>
+        <w:spacing w:before="100" w:beforeAutospacing="1" w:after="100" w:afterAutospacing="1" w:line="240" w:lineRule="auto"/>
+        <w:jc w:val="center"/>
+        <w:rPr>
+          <w:rFonts w:eastAsia="Times New Roman" w:cs="Times New Roman"/>
+          <w:noProof w:val="0"/>
+          <w:kern w:val="0"/>
+          <w:sz w:val="28"/>
+          <w:szCs w:val="28"/>
+          <w:lang w:eastAsia="id-ID"/>
+          <w14:ligatures w14:val="none"/>
+        </w:rPr>
+      </w:pPr>
+      <w:r>
+        <w:rPr>
+          <w:rFonts w:eastAsia="Times New Roman" w:cs="Times New Roman"/>
+          <w:b/>
+          <w:bCs/>
+          <w:noProof w:val="0"/>
+          <w:kern w:val="0"/>
+          <w:sz w:val="28"/>
+          <w:szCs w:val="28"/>
+          <w:lang w:eastAsia="id-ID"/>
+          <w14:ligatures w14:val="none"/>
+        </w:rPr>
+        <w:t>BAB 6</w:t>
+      </w:r>
+      <w:r>
+        <w:rPr>
+          <w:rFonts w:eastAsia="Times New Roman" w:cs="Times New Roman"/>
+          <w:noProof w:val="0"/>
+          <w:kern w:val="0"/>
+          <w:sz w:val="28"/>
+          <w:szCs w:val="28"/>
+          <w:lang w:eastAsia="id-ID"/>
+          <w14:ligatures w14:val="none"/>
+        </w:rPr>
+        <w:t xml:space="preserve"> </w:t>
+      </w:r>
+      <w:r>
+        <w:rPr>
+          <w:rFonts w:eastAsia="Times New Roman" w:cs="Times New Roman"/>
+          <w:b/>
+          <w:bCs/>
+          <w:noProof w:val="0"/>
+          <w:kern w:val="0"/>
+          <w:sz w:val="28"/>
+          <w:szCs w:val="28"/>
+          <w:lang w:eastAsia="id-ID"/>
+          <w14:ligatures w14:val="none"/>
+        </w:rPr>
+        <w:t>EKSPLORASI DAN SIMULASI</w:t>
+      </w:r>
+    </w:p>
+    <w:p>
+      <w:pPr>
+        <w:spacing w:before="100" w:beforeAutospacing="1" w:after="100" w:afterAutospacing="1" w:line="240" w:lineRule="auto"/>
+        <w:jc w:val="left"/>
+        <w:rPr>
+          <w:rFonts w:eastAsia="Times New Roman" w:cs="Times New Roman"/>
+          <w:noProof w:val="0"/>
+          <w:kern w:val="0"/>
+          <w:lang w:eastAsia="id-ID"/>
+          <w14:ligatures w14:val="none"/>
+        </w:rPr>
+      </w:pPr>
+      <w:r>
+        <w:rPr>
+          <w:rFonts w:eastAsia="Times New Roman" w:cs="Times New Roman"/>
+          <w:b/>
+          <w:bCs/>
+          <w:noProof w:val="0"/>
+          <w:kern w:val="0"/>
+          <w:lang w:eastAsia="id-ID"/>
+          <w14:ligatures w14:val="none"/>
+        </w:rPr>
+        <w:t>6.1 Skenario Simulasi</w:t>
+      </w:r>
+    </w:p>
+    <w:p>
+      <w:pPr>
+        <w:spacing w:before="100" w:beforeAutospacing="1" w:after="100" w:afterAutospacing="1" w:line="240" w:lineRule="auto"/>
+        <w:jc w:val="left"/>
+        <w:rPr>
+          <w:rFonts w:eastAsia="Times New Roman" w:cs="Times New Roman"/>
+          <w:noProof w:val="0"/>
+          <w:kern w:val="0"/>
+          <w:lang w:eastAsia="id-ID"/>
+          <w14:ligatures w14:val="none"/>
+        </w:rPr>
+      </w:pPr>
+      <w:r>
+        <w:rPr>
+          <w:rFonts w:eastAsia="Times New Roman" w:cs="Times New Roman"/>
+          <w:noProof w:val="0"/>
+          <w:kern w:val="0"/>
+          <w:lang w:eastAsia="id-ID"/>
+          <w14:ligatures w14:val="none"/>
+        </w:rPr>
+        <w:t>Untuk memahami bagaimana model merespon perubahan kondisi bisnis, dilakukan beberapa simulasi dengan mengubah parameter-parameter kunci dalam model.</w:t>
+      </w:r>
+    </w:p>
+    <w:p>
+      <w:pPr>
+        <w:spacing w:before="100" w:beforeAutospacing="1" w:after="100" w:afterAutospacing="1" w:line="240" w:lineRule="auto"/>
+        <w:jc w:val="left"/>
+        <w:rPr>
+          <w:rFonts w:eastAsia="Times New Roman" w:cs="Times New Roman"/>
+          <w:noProof w:val="0"/>
+          <w:kern w:val="0"/>
+          <w:lang w:eastAsia="id-ID"/>
+          <w14:ligatures w14:val="none"/>
+        </w:rPr>
+      </w:pPr>
+      <w:r>
+        <w:rPr>
+          <w:rFonts w:eastAsia="Times New Roman" w:cs="Times New Roman"/>
+          <w:b/>
+          <w:bCs/>
+          <w:noProof w:val="0"/>
+          <w:kern w:val="0"/>
+          <w:lang w:eastAsia="id-ID"/>
+          <w14:ligatures w14:val="none"/>
+        </w:rPr>
+        <w:t>Simulasi 1: Peningkatan Permintaan Toko 1</w:t>
+      </w:r>
+    </w:p>
+    <w:p>
+      <w:pPr>
+        <w:spacing w:before="100" w:beforeAutospacing="1" w:after="100" w:afterAutospacing="1" w:line="240" w:lineRule="auto"/>
+        <w:jc w:val="left"/>
+        <w:rPr>
+          <w:rFonts w:eastAsia="Times New Roman" w:cs="Times New Roman"/>
+          <w:noProof w:val="0"/>
+          <w:kern w:val="0"/>
+          <w:lang w:eastAsia="id-ID"/>
+          <w14:ligatures w14:val="none"/>
+        </w:rPr>
+      </w:pPr>
+      <w:r>
+        <w:rPr>
+          <w:rFonts w:eastAsia="Times New Roman" w:cs="Times New Roman"/>
+          <w:noProof w:val="0"/>
+          <w:kern w:val="0"/>
+          <w:lang w:eastAsia="id-ID"/>
+          <w14:ligatures w14:val="none"/>
+        </w:rPr>
+        <w:t>Pada simulasi pertama, diasumsikan terjadi peningkatan permintaan Toko 1 sebesar 20%, dari 150 unit menjadi 180 unit. Total permintaan sistem naik menjadi 630 unit.</w:t>
+      </w:r>
+    </w:p>
+    <w:p>
+      <w:pPr>
+        <w:spacing w:before="100" w:beforeAutospacing="1" w:after="100" w:afterAutospacing="1" w:line="240" w:lineRule="auto"/>
+        <w:jc w:val="left"/>
+        <w:rPr>
+          <w:rFonts w:eastAsia="Times New Roman" w:cs="Times New Roman"/>
+          <w:noProof w:val="0"/>
+          <w:kern w:val="0"/>
+          <w:lang w:eastAsia="id-ID"/>
+          <w14:ligatures w14:val="none"/>
+        </w:rPr>
+      </w:pPr>
+      <w:r>
+        <w:rPr>
+          <w:rFonts w:eastAsia="Times New Roman" w:cs="Times New Roman"/>
+          <w:noProof w:val="0"/>
+          <w:kern w:val="0"/>
+          <w:lang w:eastAsia="id-ID"/>
+          <w14:ligatures w14:val="none"/>
+        </w:rPr>
+        <w:lastRenderedPageBreak/>
+        <w:t>Tabel 6.1 Hasil Simulasi 1 - Peningkatan Permintaan Toko 1</w:t>
+      </w:r>
+    </w:p>
+    <w:tbl>
+      <w:tblPr>
+        <w:tblW w:w="0" w:type="auto"/>
+        <w:tblCellSpacing w:w="15" w:type="dxa"/>
+        <w:tblBorders>
+          <w:insideH w:val="single" w:sz="4" w:space="0" w:color="auto"/>
+          <w:insideV w:val="single" w:sz="4" w:space="0" w:color="auto"/>
+        </w:tblBorders>
+        <w:tblCellMar>
+          <w:top w:w="15" w:type="dxa"/>
+          <w:left w:w="15" w:type="dxa"/>
+          <w:bottom w:w="15" w:type="dxa"/>
+          <w:right w:w="15" w:type="dxa"/>
+        </w:tblCellMar>
+        <w:tblLook w:val="04A0" w:firstRow="1" w:lastRow="0" w:firstColumn="1" w:lastColumn="0" w:noHBand="0" w:noVBand="1"/>
+      </w:tblPr>
+      <w:tblGrid>
+        <w:gridCol w:w="1079"/>
+        <w:gridCol w:w="794"/>
+        <w:gridCol w:w="794"/>
+        <w:gridCol w:w="794"/>
+        <w:gridCol w:w="794"/>
+        <w:gridCol w:w="632"/>
+      </w:tblGrid>
+      <w:tr>
+        <w:trPr>
+          <w:tblHeader/>
+          <w:tblCellSpacing w:w="15" w:type="dxa"/>
+        </w:trPr>
+        <w:tc>
+          <w:tcPr>
+            <w:tcW w:w="0" w:type="auto"/>
+            <w:vAlign w:val="center"/>
+            <w:hideMark/>
+          </w:tcPr>
+          <w:p>
+            <w:pPr>
+              <w:spacing w:after="0" w:line="240" w:lineRule="auto"/>
+              <w:jc w:val="left"/>
+              <w:rPr>
+                <w:rFonts w:eastAsia="Times New Roman" w:cs="Times New Roman"/>
+                <w:noProof w:val="0"/>
+                <w:kern w:val="0"/>
+                <w:lang w:eastAsia="id-ID"/>
+                <w14:ligatures w14:val="none"/>
+              </w:rPr>
+            </w:pPr>
+          </w:p>
+        </w:tc>
+        <w:tc>
+          <w:tcPr>
+            <w:tcW w:w="0" w:type="auto"/>
+            <w:vAlign w:val="center"/>
+            <w:hideMark/>
+          </w:tcPr>
+          <w:p>
+            <w:pPr>
+              <w:spacing w:after="0" w:line="240" w:lineRule="auto"/>
+              <w:jc w:val="center"/>
+              <w:rPr>
+                <w:rFonts w:eastAsia="Times New Roman" w:cs="Times New Roman"/>
+                <w:b/>
+                <w:bCs/>
+                <w:noProof w:val="0"/>
+                <w:kern w:val="0"/>
+                <w:lang w:eastAsia="id-ID"/>
+                <w14:ligatures w14:val="none"/>
+              </w:rPr>
+            </w:pPr>
+            <w:r>
+              <w:rPr>
+                <w:rFonts w:eastAsia="Times New Roman" w:cs="Times New Roman"/>
+                <w:b/>
+                <w:bCs/>
+                <w:noProof w:val="0"/>
+                <w:kern w:val="0"/>
+                <w:lang w:eastAsia="id-ID"/>
+                <w14:ligatures w14:val="none"/>
+              </w:rPr>
+              <w:t>Toko 1</w:t>
+            </w:r>
+          </w:p>
+        </w:tc>
+        <w:tc>
+          <w:tcPr>
+            <w:tcW w:w="0" w:type="auto"/>
+            <w:vAlign w:val="center"/>
+            <w:hideMark/>
+          </w:tcPr>
+          <w:p>
+            <w:pPr>
+              <w:spacing w:after="0" w:line="240" w:lineRule="auto"/>
+              <w:jc w:val="center"/>
+              <w:rPr>
+                <w:rFonts w:eastAsia="Times New Roman" w:cs="Times New Roman"/>
+                <w:b/>
+                <w:bCs/>
+                <w:noProof w:val="0"/>
+                <w:kern w:val="0"/>
+                <w:lang w:eastAsia="id-ID"/>
+                <w14:ligatures w14:val="none"/>
+              </w:rPr>
+            </w:pPr>
+            <w:r>
+              <w:rPr>
+                <w:rFonts w:eastAsia="Times New Roman" w:cs="Times New Roman"/>
+                <w:b/>
+                <w:bCs/>
+                <w:noProof w:val="0"/>
+                <w:kern w:val="0"/>
+                <w:lang w:eastAsia="id-ID"/>
+                <w14:ligatures w14:val="none"/>
+              </w:rPr>
+              <w:t>Toko 2</w:t>
+            </w:r>
+          </w:p>
+        </w:tc>
+        <w:tc>
+          <w:tcPr>
+            <w:tcW w:w="0" w:type="auto"/>
+            <w:vAlign w:val="center"/>
+            <w:hideMark/>
+          </w:tcPr>
+          <w:p>
+            <w:pPr>
+              <w:spacing w:after="0" w:line="240" w:lineRule="auto"/>
+              <w:jc w:val="center"/>
+              <w:rPr>
+                <w:rFonts w:eastAsia="Times New Roman" w:cs="Times New Roman"/>
+                <w:b/>
+                <w:bCs/>
+                <w:noProof w:val="0"/>
+                <w:kern w:val="0"/>
+                <w:lang w:eastAsia="id-ID"/>
+                <w14:ligatures w14:val="none"/>
+              </w:rPr>
+            </w:pPr>
+            <w:r>
+              <w:rPr>
+                <w:rFonts w:eastAsia="Times New Roman" w:cs="Times New Roman"/>
+                <w:b/>
+                <w:bCs/>
+                <w:noProof w:val="0"/>
+                <w:kern w:val="0"/>
+                <w:lang w:eastAsia="id-ID"/>
+                <w14:ligatures w14:val="none"/>
+              </w:rPr>
+              <w:t>Toko 3</w:t>
+            </w:r>
+          </w:p>
+        </w:tc>
+        <w:tc>
+          <w:tcPr>
+            <w:tcW w:w="0" w:type="auto"/>
+            <w:vAlign w:val="center"/>
+            <w:hideMark/>
+          </w:tcPr>
+          <w:p>
+            <w:pPr>
+              <w:spacing w:after="0" w:line="240" w:lineRule="auto"/>
+              <w:jc w:val="center"/>
+              <w:rPr>
+                <w:rFonts w:eastAsia="Times New Roman" w:cs="Times New Roman"/>
+                <w:b/>
+                <w:bCs/>
+                <w:noProof w:val="0"/>
+                <w:kern w:val="0"/>
+                <w:lang w:eastAsia="id-ID"/>
+                <w14:ligatures w14:val="none"/>
+              </w:rPr>
+            </w:pPr>
+            <w:r>
+              <w:rPr>
+                <w:rFonts w:eastAsia="Times New Roman" w:cs="Times New Roman"/>
+                <w:b/>
+                <w:bCs/>
+                <w:noProof w:val="0"/>
+                <w:kern w:val="0"/>
+                <w:lang w:eastAsia="id-ID"/>
+                <w14:ligatures w14:val="none"/>
+              </w:rPr>
+              <w:t>Toko 4</w:t>
+            </w:r>
+          </w:p>
+        </w:tc>
+        <w:tc>
+          <w:tcPr>
+            <w:tcW w:w="0" w:type="auto"/>
+            <w:vAlign w:val="center"/>
+            <w:hideMark/>
+          </w:tcPr>
+          <w:p>
+            <w:pPr>
+              <w:spacing w:after="0" w:line="240" w:lineRule="auto"/>
+              <w:jc w:val="center"/>
+              <w:rPr>
+                <w:rFonts w:eastAsia="Times New Roman" w:cs="Times New Roman"/>
+                <w:b/>
+                <w:bCs/>
+                <w:noProof w:val="0"/>
+                <w:kern w:val="0"/>
+                <w:lang w:eastAsia="id-ID"/>
+                <w14:ligatures w14:val="none"/>
+              </w:rPr>
+            </w:pPr>
+            <w:r>
+              <w:rPr>
+                <w:rFonts w:eastAsia="Times New Roman" w:cs="Times New Roman"/>
+                <w:b/>
+                <w:bCs/>
+                <w:noProof w:val="0"/>
+                <w:kern w:val="0"/>
+                <w:lang w:eastAsia="id-ID"/>
+                <w14:ligatures w14:val="none"/>
+              </w:rPr>
+              <w:t>Total</w:t>
+            </w:r>
+          </w:p>
+        </w:tc>
+      </w:tr>
+      <w:tr>
+        <w:trPr>
+          <w:tblCellSpacing w:w="15" w:type="dxa"/>
+        </w:trPr>
+        <w:tc>
+          <w:tcPr>
+            <w:tcW w:w="0" w:type="auto"/>
+            <w:vAlign w:val="center"/>
+            <w:hideMark/>
+          </w:tcPr>
+          <w:p>
+            <w:pPr>
+              <w:spacing w:after="0" w:line="240" w:lineRule="auto"/>
+              <w:jc w:val="left"/>
+              <w:rPr>
+                <w:rFonts w:eastAsia="Times New Roman" w:cs="Times New Roman"/>
+                <w:noProof w:val="0"/>
+                <w:kern w:val="0"/>
+                <w:lang w:eastAsia="id-ID"/>
+                <w14:ligatures w14:val="none"/>
+              </w:rPr>
+            </w:pPr>
+            <w:r>
+              <w:rPr>
+                <w:rFonts w:eastAsia="Times New Roman" w:cs="Times New Roman"/>
+                <w:noProof w:val="0"/>
+                <w:kern w:val="0"/>
+                <w:lang w:eastAsia="id-ID"/>
+                <w14:ligatures w14:val="none"/>
+              </w:rPr>
+              <w:t>Gudang A</w:t>
+            </w:r>
+          </w:p>
+        </w:tc>
+        <w:tc>
+          <w:tcPr>
+            <w:tcW w:w="0" w:type="auto"/>
+            <w:vAlign w:val="center"/>
+            <w:hideMark/>
+          </w:tcPr>
+          <w:p>
+            <w:pPr>
+              <w:spacing w:after="0" w:line="240" w:lineRule="auto"/>
+              <w:jc w:val="left"/>
+              <w:rPr>
+                <w:rFonts w:eastAsia="Times New Roman" w:cs="Times New Roman"/>
+                <w:noProof w:val="0"/>
+                <w:kern w:val="0"/>
+                <w:lang w:eastAsia="id-ID"/>
+                <w14:ligatures w14:val="none"/>
+              </w:rPr>
+            </w:pPr>
+            <w:r>
+              <w:rPr>
+                <w:rFonts w:eastAsia="Times New Roman" w:cs="Times New Roman"/>
+                <w:noProof w:val="0"/>
+                <w:kern w:val="0"/>
+                <w:lang w:eastAsia="id-ID"/>
+                <w14:ligatures w14:val="none"/>
+              </w:rPr>
+              <w:t>0</w:t>
+            </w:r>
+          </w:p>
+        </w:tc>
+        <w:tc>
+          <w:tcPr>
+            <w:tcW w:w="0" w:type="auto"/>
+            <w:vAlign w:val="center"/>
+            <w:hideMark/>
+          </w:tcPr>
+          <w:p>
+            <w:pPr>
+              <w:spacing w:after="0" w:line="240" w:lineRule="auto"/>
+              <w:jc w:val="left"/>
+              <w:rPr>
+                <w:rFonts w:eastAsia="Times New Roman" w:cs="Times New Roman"/>
+                <w:noProof w:val="0"/>
+                <w:kern w:val="0"/>
+                <w:lang w:eastAsia="id-ID"/>
+                <w14:ligatures w14:val="none"/>
+              </w:rPr>
+            </w:pPr>
+            <w:r>
+              <w:rPr>
+                <w:rFonts w:eastAsia="Times New Roman" w:cs="Times New Roman"/>
+                <w:noProof w:val="0"/>
+                <w:kern w:val="0"/>
+                <w:lang w:eastAsia="id-ID"/>
+                <w14:ligatures w14:val="none"/>
+              </w:rPr>
+              <w:t>150</w:t>
+            </w:r>
+          </w:p>
+        </w:tc>
+        <w:tc>
+          <w:tcPr>
+            <w:tcW w:w="0" w:type="auto"/>
+            <w:vAlign w:val="center"/>
+            <w:hideMark/>
+          </w:tcPr>
+          <w:p>
+            <w:pPr>
+              <w:spacing w:after="0" w:line="240" w:lineRule="auto"/>
+              <w:jc w:val="left"/>
+              <w:rPr>
+                <w:rFonts w:eastAsia="Times New Roman" w:cs="Times New Roman"/>
+                <w:noProof w:val="0"/>
+                <w:kern w:val="0"/>
+                <w:lang w:eastAsia="id-ID"/>
+                <w14:ligatures w14:val="none"/>
+              </w:rPr>
+            </w:pPr>
+            <w:r>
+              <w:rPr>
+                <w:rFonts w:eastAsia="Times New Roman" w:cs="Times New Roman"/>
+                <w:noProof w:val="0"/>
+                <w:kern w:val="0"/>
+                <w:lang w:eastAsia="id-ID"/>
+                <w14:ligatures w14:val="none"/>
+              </w:rPr>
+              <w:t>100</w:t>
+            </w:r>
+          </w:p>
+        </w:tc>
+        <w:tc>
+          <w:tcPr>
+            <w:tcW w:w="0" w:type="auto"/>
+            <w:vAlign w:val="center"/>
+            <w:hideMark/>
+          </w:tcPr>
+          <w:p>
+            <w:pPr>
+              <w:spacing w:after="0" w:line="240" w:lineRule="auto"/>
+              <w:jc w:val="left"/>
+              <w:rPr>
+                <w:rFonts w:eastAsia="Times New Roman" w:cs="Times New Roman"/>
+                <w:noProof w:val="0"/>
+                <w:kern w:val="0"/>
+                <w:lang w:eastAsia="id-ID"/>
+                <w14:ligatures w14:val="none"/>
+              </w:rPr>
+            </w:pPr>
+            <w:r>
+              <w:rPr>
+                <w:rFonts w:eastAsia="Times New Roman" w:cs="Times New Roman"/>
+                <w:noProof w:val="0"/>
+                <w:kern w:val="0"/>
+                <w:lang w:eastAsia="id-ID"/>
+                <w14:ligatures w14:val="none"/>
+              </w:rPr>
+              <w:t>0</w:t>
+            </w:r>
+          </w:p>
+        </w:tc>
+        <w:tc>
+          <w:tcPr>
+            <w:tcW w:w="0" w:type="auto"/>
+            <w:vAlign w:val="center"/>
+            <w:hideMark/>
+          </w:tcPr>
+          <w:p>
+            <w:pPr>
+              <w:spacing w:after="0" w:line="240" w:lineRule="auto"/>
+              <w:jc w:val="left"/>
+              <w:rPr>
+                <w:rFonts w:eastAsia="Times New Roman" w:cs="Times New Roman"/>
+                <w:noProof w:val="0"/>
+                <w:kern w:val="0"/>
+                <w:lang w:eastAsia="id-ID"/>
+                <w14:ligatures w14:val="none"/>
+              </w:rPr>
+            </w:pPr>
+            <w:r>
+              <w:rPr>
+                <w:rFonts w:eastAsia="Times New Roman" w:cs="Times New Roman"/>
+                <w:noProof w:val="0"/>
+                <w:kern w:val="0"/>
+                <w:lang w:eastAsia="id-ID"/>
+                <w14:ligatures w14:val="none"/>
+              </w:rPr>
+              <w:t>250</w:t>
+            </w:r>
+          </w:p>
+        </w:tc>
+      </w:tr>
+      <w:tr>
+        <w:trPr>
+          <w:tblCellSpacing w:w="15" w:type="dxa"/>
+        </w:trPr>
+        <w:tc>
+          <w:tcPr>
+            <w:tcW w:w="0" w:type="auto"/>
+            <w:vAlign w:val="center"/>
+            <w:hideMark/>
+          </w:tcPr>
+          <w:p>
+            <w:pPr>
+              <w:spacing w:after="0" w:line="240" w:lineRule="auto"/>
+              <w:jc w:val="left"/>
+              <w:rPr>
+                <w:rFonts w:eastAsia="Times New Roman" w:cs="Times New Roman"/>
+                <w:noProof w:val="0"/>
+                <w:kern w:val="0"/>
+                <w:lang w:eastAsia="id-ID"/>
+                <w14:ligatures w14:val="none"/>
+              </w:rPr>
+            </w:pPr>
+            <w:r>
+              <w:rPr>
+                <w:rFonts w:eastAsia="Times New Roman" w:cs="Times New Roman"/>
+                <w:noProof w:val="0"/>
+                <w:kern w:val="0"/>
+                <w:lang w:eastAsia="id-ID"/>
+                <w14:ligatures w14:val="none"/>
+              </w:rPr>
+              <w:t>Gudang B</w:t>
+            </w:r>
+          </w:p>
+        </w:tc>
+        <w:tc>
+          <w:tcPr>
+            <w:tcW w:w="0" w:type="auto"/>
+            <w:vAlign w:val="center"/>
+            <w:hideMark/>
+          </w:tcPr>
+          <w:p>
+            <w:pPr>
+              <w:spacing w:after="0" w:line="240" w:lineRule="auto"/>
+              <w:jc w:val="left"/>
+              <w:rPr>
+                <w:rFonts w:eastAsia="Times New Roman" w:cs="Times New Roman"/>
+                <w:noProof w:val="0"/>
+                <w:kern w:val="0"/>
+                <w:lang w:eastAsia="id-ID"/>
+                <w14:ligatures w14:val="none"/>
+              </w:rPr>
+            </w:pPr>
+            <w:r>
+              <w:rPr>
+                <w:rFonts w:eastAsia="Times New Roman" w:cs="Times New Roman"/>
+                <w:noProof w:val="0"/>
+                <w:kern w:val="0"/>
+                <w:lang w:eastAsia="id-ID"/>
+                <w14:ligatures w14:val="none"/>
+              </w:rPr>
+              <w:t>30</w:t>
+            </w:r>
+          </w:p>
+        </w:tc>
+        <w:tc>
+          <w:tcPr>
+            <w:tcW w:w="0" w:type="auto"/>
+            <w:vAlign w:val="center"/>
+            <w:hideMark/>
+          </w:tcPr>
+          <w:p>
+            <w:pPr>
+              <w:spacing w:after="0" w:line="240" w:lineRule="auto"/>
+              <w:jc w:val="left"/>
+              <w:rPr>
+                <w:rFonts w:eastAsia="Times New Roman" w:cs="Times New Roman"/>
+                <w:noProof w:val="0"/>
+                <w:kern w:val="0"/>
+                <w:lang w:eastAsia="id-ID"/>
+                <w14:ligatures w14:val="none"/>
+              </w:rPr>
+            </w:pPr>
+            <w:r>
+              <w:rPr>
+                <w:rFonts w:eastAsia="Times New Roman" w:cs="Times New Roman"/>
+                <w:noProof w:val="0"/>
+                <w:kern w:val="0"/>
+                <w:lang w:eastAsia="id-ID"/>
+                <w14:ligatures w14:val="none"/>
+              </w:rPr>
+              <w:t>0</w:t>
+            </w:r>
+          </w:p>
+        </w:tc>
+        <w:tc>
+          <w:tcPr>
+            <w:tcW w:w="0" w:type="auto"/>
+            <w:vAlign w:val="center"/>
+            <w:hideMark/>
+          </w:tcPr>
+          <w:p>
+            <w:pPr>
+              <w:spacing w:after="0" w:line="240" w:lineRule="auto"/>
+              <w:jc w:val="left"/>
+              <w:rPr>
+                <w:rFonts w:eastAsia="Times New Roman" w:cs="Times New Roman"/>
+                <w:noProof w:val="0"/>
+                <w:kern w:val="0"/>
+                <w:lang w:eastAsia="id-ID"/>
+                <w14:ligatures w14:val="none"/>
+              </w:rPr>
+            </w:pPr>
+            <w:r>
+              <w:rPr>
+                <w:rFonts w:eastAsia="Times New Roman" w:cs="Times New Roman"/>
+                <w:noProof w:val="0"/>
+                <w:kern w:val="0"/>
+                <w:lang w:eastAsia="id-ID"/>
+                <w14:ligatures w14:val="none"/>
+              </w:rPr>
+              <w:t>0</w:t>
+            </w:r>
+          </w:p>
+        </w:tc>
+        <w:tc>
+          <w:tcPr>
+            <w:tcW w:w="0" w:type="auto"/>
+            <w:vAlign w:val="center"/>
+            <w:hideMark/>
+          </w:tcPr>
+          <w:p>
+            <w:pPr>
+              <w:spacing w:after="0" w:line="240" w:lineRule="auto"/>
+              <w:jc w:val="left"/>
+              <w:rPr>
+                <w:rFonts w:eastAsia="Times New Roman" w:cs="Times New Roman"/>
+                <w:noProof w:val="0"/>
+                <w:kern w:val="0"/>
+                <w:lang w:eastAsia="id-ID"/>
+                <w14:ligatures w14:val="none"/>
+              </w:rPr>
+            </w:pPr>
+            <w:r>
+              <w:rPr>
+                <w:rFonts w:eastAsia="Times New Roman" w:cs="Times New Roman"/>
+                <w:noProof w:val="0"/>
+                <w:kern w:val="0"/>
+                <w:lang w:eastAsia="id-ID"/>
+                <w14:ligatures w14:val="none"/>
+              </w:rPr>
+              <w:t>150</w:t>
+            </w:r>
+          </w:p>
+        </w:tc>
+        <w:tc>
+          <w:tcPr>
+            <w:tcW w:w="0" w:type="auto"/>
+            <w:vAlign w:val="center"/>
+            <w:hideMark/>
+          </w:tcPr>
+          <w:p>
+            <w:pPr>
+              <w:spacing w:after="0" w:line="240" w:lineRule="auto"/>
+              <w:jc w:val="left"/>
+              <w:rPr>
+                <w:rFonts w:eastAsia="Times New Roman" w:cs="Times New Roman"/>
+                <w:noProof w:val="0"/>
+                <w:kern w:val="0"/>
+                <w:lang w:eastAsia="id-ID"/>
+                <w14:ligatures w14:val="none"/>
+              </w:rPr>
+            </w:pPr>
+            <w:r>
+              <w:rPr>
+                <w:rFonts w:eastAsia="Times New Roman" w:cs="Times New Roman"/>
+                <w:noProof w:val="0"/>
+                <w:kern w:val="0"/>
+                <w:lang w:eastAsia="id-ID"/>
+                <w14:ligatures w14:val="none"/>
+              </w:rPr>
+              <w:t>180</w:t>
+            </w:r>
+          </w:p>
+        </w:tc>
+      </w:tr>
+      <w:tr>
+        <w:trPr>
+          <w:tblCellSpacing w:w="15" w:type="dxa"/>
+        </w:trPr>
+        <w:tc>
+          <w:tcPr>
+            <w:tcW w:w="0" w:type="auto"/>
+            <w:vAlign w:val="center"/>
+            <w:hideMark/>
+          </w:tcPr>
+          <w:p>
+            <w:pPr>
+              <w:spacing w:after="0" w:line="240" w:lineRule="auto"/>
+              <w:jc w:val="left"/>
+              <w:rPr>
+                <w:rFonts w:eastAsia="Times New Roman" w:cs="Times New Roman"/>
+                <w:noProof w:val="0"/>
+                <w:kern w:val="0"/>
+                <w:lang w:eastAsia="id-ID"/>
+                <w14:ligatures w14:val="none"/>
+              </w:rPr>
+            </w:pPr>
+            <w:r>
+              <w:rPr>
+                <w:rFonts w:eastAsia="Times New Roman" w:cs="Times New Roman"/>
+                <w:noProof w:val="0"/>
+                <w:kern w:val="0"/>
+                <w:lang w:eastAsia="id-ID"/>
+                <w14:ligatures w14:val="none"/>
+              </w:rPr>
+              <w:t>Gudang C</w:t>
+            </w:r>
+          </w:p>
+        </w:tc>
+        <w:tc>
+          <w:tcPr>
+            <w:tcW w:w="0" w:type="auto"/>
+            <w:vAlign w:val="center"/>
+            <w:hideMark/>
+          </w:tcPr>
+          <w:p>
+            <w:pPr>
+              <w:spacing w:after="0" w:line="240" w:lineRule="auto"/>
+              <w:jc w:val="left"/>
+              <w:rPr>
+                <w:rFonts w:eastAsia="Times New Roman" w:cs="Times New Roman"/>
+                <w:noProof w:val="0"/>
+                <w:kern w:val="0"/>
+                <w:lang w:eastAsia="id-ID"/>
+                <w14:ligatures w14:val="none"/>
+              </w:rPr>
+            </w:pPr>
+            <w:r>
+              <w:rPr>
+                <w:rFonts w:eastAsia="Times New Roman" w:cs="Times New Roman"/>
+                <w:noProof w:val="0"/>
+                <w:kern w:val="0"/>
+                <w:lang w:eastAsia="id-ID"/>
+                <w14:ligatures w14:val="none"/>
+              </w:rPr>
+              <w:t>150</w:t>
+            </w:r>
+          </w:p>
+        </w:tc>
+        <w:tc>
+          <w:tcPr>
+            <w:tcW w:w="0" w:type="auto"/>
+            <w:vAlign w:val="center"/>
+            <w:hideMark/>
+          </w:tcPr>
+          <w:p>
+            <w:pPr>
+              <w:spacing w:after="0" w:line="240" w:lineRule="auto"/>
+              <w:jc w:val="left"/>
+              <w:rPr>
+                <w:rFonts w:eastAsia="Times New Roman" w:cs="Times New Roman"/>
+                <w:noProof w:val="0"/>
+                <w:kern w:val="0"/>
+                <w:lang w:eastAsia="id-ID"/>
+                <w14:ligatures w14:val="none"/>
+              </w:rPr>
+            </w:pPr>
+            <w:r>
+              <w:rPr>
+                <w:rFonts w:eastAsia="Times New Roman" w:cs="Times New Roman"/>
+                <w:noProof w:val="0"/>
+                <w:kern w:val="0"/>
+                <w:lang w:eastAsia="id-ID"/>
+                <w14:ligatures w14:val="none"/>
+              </w:rPr>
+              <w:t>50</w:t>
+            </w:r>
+          </w:p>
+        </w:tc>
+        <w:tc>
+          <w:tcPr>
+            <w:tcW w:w="0" w:type="auto"/>
+            <w:vAlign w:val="center"/>
+            <w:hideMark/>
+          </w:tcPr>
+          <w:p>
+            <w:pPr>
+              <w:spacing w:after="0" w:line="240" w:lineRule="auto"/>
+              <w:jc w:val="left"/>
+              <w:rPr>
+                <w:rFonts w:eastAsia="Times New Roman" w:cs="Times New Roman"/>
+                <w:noProof w:val="0"/>
+                <w:kern w:val="0"/>
+                <w:lang w:eastAsia="id-ID"/>
+                <w14:ligatures w14:val="none"/>
+              </w:rPr>
+            </w:pPr>
+            <w:r>
+              <w:rPr>
+                <w:rFonts w:eastAsia="Times New Roman" w:cs="Times New Roman"/>
+                <w:noProof w:val="0"/>
+                <w:kern w:val="0"/>
+                <w:lang w:eastAsia="id-ID"/>
+                <w14:ligatures w14:val="none"/>
+              </w:rPr>
+              <w:t>0</w:t>
+            </w:r>
+          </w:p>
+        </w:tc>
+        <w:tc>
+          <w:tcPr>
+            <w:tcW w:w="0" w:type="auto"/>
+            <w:vAlign w:val="center"/>
+            <w:hideMark/>
+          </w:tcPr>
+          <w:p>
+            <w:pPr>
+              <w:spacing w:after="0" w:line="240" w:lineRule="auto"/>
+              <w:jc w:val="left"/>
+              <w:rPr>
+                <w:rFonts w:eastAsia="Times New Roman" w:cs="Times New Roman"/>
+                <w:noProof w:val="0"/>
+                <w:kern w:val="0"/>
+                <w:lang w:eastAsia="id-ID"/>
+                <w14:ligatures w14:val="none"/>
+              </w:rPr>
+            </w:pPr>
+            <w:r>
+              <w:rPr>
+                <w:rFonts w:eastAsia="Times New Roman" w:cs="Times New Roman"/>
+                <w:noProof w:val="0"/>
+                <w:kern w:val="0"/>
+                <w:lang w:eastAsia="id-ID"/>
+                <w14:ligatures w14:val="none"/>
+              </w:rPr>
+              <w:t>0</w:t>
+            </w:r>
+          </w:p>
+        </w:tc>
+        <w:tc>
+          <w:tcPr>
+            <w:tcW w:w="0" w:type="auto"/>
+            <w:vAlign w:val="center"/>
+            <w:hideMark/>
+          </w:tcPr>
+          <w:p>
+            <w:pPr>
+              <w:spacing w:after="0" w:line="240" w:lineRule="auto"/>
+              <w:jc w:val="left"/>
+              <w:rPr>
+                <w:rFonts w:eastAsia="Times New Roman" w:cs="Times New Roman"/>
+                <w:noProof w:val="0"/>
+                <w:kern w:val="0"/>
+                <w:lang w:eastAsia="id-ID"/>
+                <w14:ligatures w14:val="none"/>
+              </w:rPr>
+            </w:pPr>
+            <w:r>
+              <w:rPr>
+                <w:rFonts w:eastAsia="Times New Roman" w:cs="Times New Roman"/>
+                <w:noProof w:val="0"/>
+                <w:kern w:val="0"/>
+                <w:lang w:eastAsia="id-ID"/>
+                <w14:ligatures w14:val="none"/>
+              </w:rPr>
+              <w:t>200</w:t>
+            </w:r>
+          </w:p>
+        </w:tc>
+      </w:tr>
+      <w:tr>
+        <w:trPr>
+          <w:tblCellSpacing w:w="15" w:type="dxa"/>
+        </w:trPr>
+        <w:tc>
+          <w:tcPr>
+            <w:tcW w:w="0" w:type="auto"/>
+            <w:vAlign w:val="center"/>
+            <w:hideMark/>
+          </w:tcPr>
+          <w:p>
+            <w:pPr>
+              <w:spacing w:after="0" w:line="240" w:lineRule="auto"/>
+              <w:jc w:val="left"/>
+              <w:rPr>
+                <w:rFonts w:eastAsia="Times New Roman" w:cs="Times New Roman"/>
+                <w:noProof w:val="0"/>
+                <w:kern w:val="0"/>
+                <w:lang w:eastAsia="id-ID"/>
+                <w14:ligatures w14:val="none"/>
+              </w:rPr>
+            </w:pPr>
+            <w:r>
+              <w:rPr>
+                <w:rFonts w:eastAsia="Times New Roman" w:cs="Times New Roman"/>
+                <w:noProof w:val="0"/>
+                <w:kern w:val="0"/>
+                <w:lang w:eastAsia="id-ID"/>
+                <w14:ligatures w14:val="none"/>
+              </w:rPr>
+              <w:t>Total</w:t>
+            </w:r>
+          </w:p>
+        </w:tc>
+        <w:tc>
+          <w:tcPr>
+            <w:tcW w:w="0" w:type="auto"/>
+            <w:vAlign w:val="center"/>
+            <w:hideMark/>
+          </w:tcPr>
+          <w:p>
+            <w:pPr>
+              <w:spacing w:after="0" w:line="240" w:lineRule="auto"/>
+              <w:jc w:val="left"/>
+              <w:rPr>
+                <w:rFonts w:eastAsia="Times New Roman" w:cs="Times New Roman"/>
+                <w:noProof w:val="0"/>
+                <w:kern w:val="0"/>
+                <w:lang w:eastAsia="id-ID"/>
+                <w14:ligatures w14:val="none"/>
+              </w:rPr>
+            </w:pPr>
+            <w:r>
+              <w:rPr>
+                <w:rFonts w:eastAsia="Times New Roman" w:cs="Times New Roman"/>
+                <w:noProof w:val="0"/>
+                <w:kern w:val="0"/>
+                <w:lang w:eastAsia="id-ID"/>
+                <w14:ligatures w14:val="none"/>
+              </w:rPr>
+              <w:t>180</w:t>
+            </w:r>
+          </w:p>
+        </w:tc>
+        <w:tc>
+          <w:tcPr>
+            <w:tcW w:w="0" w:type="auto"/>
+            <w:vAlign w:val="center"/>
+            <w:hideMark/>
+          </w:tcPr>
+          <w:p>
+            <w:pPr>
+              <w:spacing w:after="0" w:line="240" w:lineRule="auto"/>
+              <w:jc w:val="left"/>
+              <w:rPr>
+                <w:rFonts w:eastAsia="Times New Roman" w:cs="Times New Roman"/>
+                <w:noProof w:val="0"/>
+                <w:kern w:val="0"/>
+                <w:lang w:eastAsia="id-ID"/>
+                <w14:ligatures w14:val="none"/>
+              </w:rPr>
+            </w:pPr>
+            <w:r>
+              <w:rPr>
+                <w:rFonts w:eastAsia="Times New Roman" w:cs="Times New Roman"/>
+                <w:noProof w:val="0"/>
+                <w:kern w:val="0"/>
+                <w:lang w:eastAsia="id-ID"/>
+                <w14:ligatures w14:val="none"/>
+              </w:rPr>
+              <w:t>200</w:t>
+            </w:r>
+          </w:p>
+        </w:tc>
+        <w:tc>
+          <w:tcPr>
+            <w:tcW w:w="0" w:type="auto"/>
+            <w:vAlign w:val="center"/>
+            <w:hideMark/>
+          </w:tcPr>
+          <w:p>
+            <w:pPr>
+              <w:spacing w:after="0" w:line="240" w:lineRule="auto"/>
+              <w:jc w:val="left"/>
+              <w:rPr>
+                <w:rFonts w:eastAsia="Times New Roman" w:cs="Times New Roman"/>
+                <w:noProof w:val="0"/>
+                <w:kern w:val="0"/>
+                <w:lang w:eastAsia="id-ID"/>
+                <w14:ligatures w14:val="none"/>
+              </w:rPr>
+            </w:pPr>
+            <w:r>
+              <w:rPr>
+                <w:rFonts w:eastAsia="Times New Roman" w:cs="Times New Roman"/>
+                <w:noProof w:val="0"/>
+                <w:kern w:val="0"/>
+                <w:lang w:eastAsia="id-ID"/>
+                <w14:ligatures w14:val="none"/>
+              </w:rPr>
+              <w:t>100</w:t>
+            </w:r>
+          </w:p>
+        </w:tc>
+        <w:tc>
+          <w:tcPr>
+            <w:tcW w:w="0" w:type="auto"/>
+            <w:vAlign w:val="center"/>
+            <w:hideMark/>
+          </w:tcPr>
+          <w:p>
+            <w:pPr>
+              <w:spacing w:after="0" w:line="240" w:lineRule="auto"/>
+              <w:jc w:val="left"/>
+              <w:rPr>
+                <w:rFonts w:eastAsia="Times New Roman" w:cs="Times New Roman"/>
+                <w:noProof w:val="0"/>
+                <w:kern w:val="0"/>
+                <w:lang w:eastAsia="id-ID"/>
+                <w14:ligatures w14:val="none"/>
+              </w:rPr>
+            </w:pPr>
+            <w:r>
+              <w:rPr>
+                <w:rFonts w:eastAsia="Times New Roman" w:cs="Times New Roman"/>
+                <w:noProof w:val="0"/>
+                <w:kern w:val="0"/>
+                <w:lang w:eastAsia="id-ID"/>
+                <w14:ligatures w14:val="none"/>
+              </w:rPr>
+              <w:t>150</w:t>
+            </w:r>
+          </w:p>
+        </w:tc>
+        <w:tc>
+          <w:tcPr>
+            <w:tcW w:w="0" w:type="auto"/>
+            <w:vAlign w:val="center"/>
+            <w:hideMark/>
+          </w:tcPr>
+          <w:p>
+            <w:pPr>
+              <w:spacing w:after="0" w:line="240" w:lineRule="auto"/>
+              <w:jc w:val="left"/>
+              <w:rPr>
+                <w:rFonts w:eastAsia="Times New Roman" w:cs="Times New Roman"/>
+                <w:noProof w:val="0"/>
+                <w:kern w:val="0"/>
+                <w:lang w:eastAsia="id-ID"/>
+                <w14:ligatures w14:val="none"/>
+              </w:rPr>
+            </w:pPr>
+            <w:r>
+              <w:rPr>
+                <w:rFonts w:eastAsia="Times New Roman" w:cs="Times New Roman"/>
+                <w:noProof w:val="0"/>
+                <w:kern w:val="0"/>
+                <w:lang w:eastAsia="id-ID"/>
+                <w14:ligatures w14:val="none"/>
+              </w:rPr>
+              <w:t>630</w:t>
+            </w:r>
+          </w:p>
+        </w:tc>
+      </w:tr>
+    </w:tbl>
+    <w:p>
+      <w:pPr>
+        <w:spacing w:before="100" w:beforeAutospacing="1" w:after="100" w:afterAutospacing="1" w:line="240" w:lineRule="auto"/>
+        <w:jc w:val="left"/>
+        <w:rPr>
+          <w:rFonts w:eastAsia="Times New Roman" w:cs="Times New Roman"/>
+          <w:noProof w:val="0"/>
+          <w:kern w:val="0"/>
+          <w:lang w:eastAsia="id-ID"/>
+          <w14:ligatures w14:val="none"/>
+        </w:rPr>
+      </w:pPr>
+      <w:r>
+        <w:rPr>
+          <w:rFonts w:eastAsia="Times New Roman" w:cs="Times New Roman"/>
+          <w:noProof w:val="0"/>
+          <w:kern w:val="0"/>
+          <w:lang w:eastAsia="id-ID"/>
+          <w14:ligatures w14:val="none"/>
+        </w:rPr>
+        <w:t>Total Biaya: Rp 6.010 Perubahan: +Rp 360 atau naik 6,4%</w:t>
+      </w:r>
+    </w:p>
+    <w:p>
+      <w:pPr>
+        <w:spacing w:before="100" w:beforeAutospacing="1" w:after="100" w:afterAutospacing="1" w:line="240" w:lineRule="auto"/>
+        <w:jc w:val="left"/>
+        <w:rPr>
+          <w:rFonts w:eastAsia="Times New Roman" w:cs="Times New Roman"/>
+          <w:noProof w:val="0"/>
+          <w:kern w:val="0"/>
+          <w:lang w:eastAsia="id-ID"/>
+          <w14:ligatures w14:val="none"/>
+        </w:rPr>
+      </w:pPr>
+      <w:r>
+        <w:rPr>
+          <w:rFonts w:eastAsia="Times New Roman" w:cs="Times New Roman"/>
+          <w:noProof w:val="0"/>
+          <w:kern w:val="0"/>
+          <w:lang w:eastAsia="id-ID"/>
+          <w14:ligatures w14:val="none"/>
+        </w:rPr>
+        <w:t>Hasil simulasi menunjukkan bahwa untuk memenuhi tambahan 30 unit permintaan Toko 1, sistem harus menggunakan Gudang B yang memiliki biaya pengiriman Rp 12 per unit, lebih mahal dibanding Gudang C (Rp 8 per unit) yang sudah tidak memiliki kapasitas lagi. Ini menyebabkan kenaikan biaya yang cukup signifikan.</w:t>
+      </w:r>
+    </w:p>
+    <w:p>
+      <w:pPr>
+        <w:spacing w:before="100" w:beforeAutospacing="1" w:after="100" w:afterAutospacing="1" w:line="240" w:lineRule="auto"/>
+        <w:jc w:val="left"/>
+        <w:rPr>
+          <w:rFonts w:eastAsia="Times New Roman" w:cs="Times New Roman"/>
+          <w:noProof w:val="0"/>
+          <w:kern w:val="0"/>
+          <w:lang w:eastAsia="id-ID"/>
+          <w14:ligatures w14:val="none"/>
+        </w:rPr>
+      </w:pPr>
+      <w:r>
+        <w:rPr>
+          <w:rFonts w:eastAsia="Times New Roman" w:cs="Times New Roman"/>
+          <w:b/>
+          <w:bCs/>
+          <w:noProof w:val="0"/>
+          <w:kern w:val="0"/>
+          <w:lang w:eastAsia="id-ID"/>
+          <w14:ligatures w14:val="none"/>
+        </w:rPr>
+        <w:t>Simulasi 2: Pengurangan Biaya Pengiriman</w:t>
+      </w:r>
+    </w:p>
+    <w:p>
+      <w:pPr>
+        <w:spacing w:before="100" w:beforeAutospacing="1" w:after="100" w:afterAutospacing="1" w:line="240" w:lineRule="auto"/>
+        <w:jc w:val="left"/>
+        <w:rPr>
+          <w:rFonts w:eastAsia="Times New Roman" w:cs="Times New Roman"/>
+          <w:noProof w:val="0"/>
+          <w:kern w:val="0"/>
+          <w:lang w:eastAsia="id-ID"/>
+          <w14:ligatures w14:val="none"/>
+        </w:rPr>
+      </w:pPr>
+      <w:r>
+        <w:rPr>
+          <w:rFonts w:eastAsia="Times New Roman" w:cs="Times New Roman"/>
+          <w:noProof w:val="0"/>
+          <w:kern w:val="0"/>
+          <w:lang w:eastAsia="id-ID"/>
+          <w14:ligatures w14:val="none"/>
+        </w:rPr>
+        <w:t>Simulasi kedua mengasumsikan perusahaan berhasil menegosiasikan pengurangan biaya pengiriman dari Gudang B ke Toko 3, dari Rp 8 per unit menjadi Rp 6 per unit.</w:t>
+      </w:r>
+    </w:p>
+    <w:p>
+      <w:pPr>
+        <w:spacing w:before="100" w:beforeAutospacing="1" w:after="100" w:afterAutospacing="1" w:line="240" w:lineRule="auto"/>
+        <w:jc w:val="left"/>
+        <w:rPr>
+          <w:rFonts w:eastAsia="Times New Roman" w:cs="Times New Roman"/>
+          <w:noProof w:val="0"/>
+          <w:kern w:val="0"/>
+          <w:lang w:eastAsia="id-ID"/>
+          <w14:ligatures w14:val="none"/>
+        </w:rPr>
+      </w:pPr>
+      <w:r>
+        <w:rPr>
+          <w:rFonts w:eastAsia="Times New Roman" w:cs="Times New Roman"/>
+          <w:noProof w:val="0"/>
+          <w:kern w:val="0"/>
+          <w:lang w:eastAsia="id-ID"/>
+          <w14:ligatures w14:val="none"/>
+        </w:rPr>
+        <w:t>Tabel 6.2 Hasil Simulasi 2 - Pengurangan Biaya Gudang B ke Toko 3</w:t>
+      </w:r>
+    </w:p>
+    <w:tbl>
+      <w:tblPr>
+        <w:tblW w:w="0" w:type="auto"/>
+        <w:tblCellSpacing w:w="15" w:type="dxa"/>
+        <w:tblBorders>
+          <w:insideH w:val="single" w:sz="4" w:space="0" w:color="auto"/>
+          <w:insideV w:val="single" w:sz="4" w:space="0" w:color="auto"/>
+        </w:tblBorders>
+        <w:tblCellMar>
+          <w:top w:w="15" w:type="dxa"/>
+          <w:left w:w="15" w:type="dxa"/>
+          <w:bottom w:w="15" w:type="dxa"/>
+          <w:right w:w="15" w:type="dxa"/>
+        </w:tblCellMar>
+        <w:tblLook w:val="04A0" w:firstRow="1" w:lastRow="0" w:firstColumn="1" w:lastColumn="0" w:noHBand="0" w:noVBand="1"/>
+      </w:tblPr>
+      <w:tblGrid>
+        <w:gridCol w:w="1079"/>
+        <w:gridCol w:w="794"/>
+        <w:gridCol w:w="794"/>
+        <w:gridCol w:w="794"/>
+        <w:gridCol w:w="794"/>
+        <w:gridCol w:w="632"/>
+      </w:tblGrid>
+      <w:tr>
+        <w:trPr>
+          <w:tblHeader/>
+          <w:tblCellSpacing w:w="15" w:type="dxa"/>
+        </w:trPr>
+        <w:tc>
+          <w:tcPr>
+            <w:tcW w:w="0" w:type="auto"/>
+            <w:vAlign w:val="center"/>
+            <w:hideMark/>
+          </w:tcPr>
+          <w:p>
+            <w:pPr>
+              <w:spacing w:after="0" w:line="240" w:lineRule="auto"/>
+              <w:jc w:val="left"/>
+              <w:rPr>
+                <w:rFonts w:eastAsia="Times New Roman" w:cs="Times New Roman"/>
+                <w:noProof w:val="0"/>
+                <w:kern w:val="0"/>
+                <w:lang w:eastAsia="id-ID"/>
+                <w14:ligatures w14:val="none"/>
+              </w:rPr>
+            </w:pPr>
+          </w:p>
+        </w:tc>
+        <w:tc>
+          <w:tcPr>
+            <w:tcW w:w="0" w:type="auto"/>
+            <w:vAlign w:val="center"/>
+            <w:hideMark/>
+          </w:tcPr>
+          <w:p>
+            <w:pPr>
+              <w:spacing w:after="0" w:line="240" w:lineRule="auto"/>
+              <w:jc w:val="center"/>
+              <w:rPr>
+                <w:rFonts w:eastAsia="Times New Roman" w:cs="Times New Roman"/>
+                <w:b/>
+                <w:bCs/>
+                <w:noProof w:val="0"/>
+                <w:kern w:val="0"/>
+                <w:lang w:eastAsia="id-ID"/>
+                <w14:ligatures w14:val="none"/>
+              </w:rPr>
+            </w:pPr>
+            <w:r>
+              <w:rPr>
+                <w:rFonts w:eastAsia="Times New Roman" w:cs="Times New Roman"/>
+                <w:b/>
+                <w:bCs/>
+                <w:noProof w:val="0"/>
+                <w:kern w:val="0"/>
+                <w:lang w:eastAsia="id-ID"/>
+                <w14:ligatures w14:val="none"/>
+              </w:rPr>
+              <w:t>Toko 1</w:t>
+            </w:r>
+          </w:p>
+        </w:tc>
+        <w:tc>
+          <w:tcPr>
+            <w:tcW w:w="0" w:type="auto"/>
+            <w:vAlign w:val="center"/>
+            <w:hideMark/>
+          </w:tcPr>
+          <w:p>
+            <w:pPr>
+              <w:spacing w:after="0" w:line="240" w:lineRule="auto"/>
+              <w:jc w:val="center"/>
+              <w:rPr>
+                <w:rFonts w:eastAsia="Times New Roman" w:cs="Times New Roman"/>
+                <w:b/>
+                <w:bCs/>
+                <w:noProof w:val="0"/>
+                <w:kern w:val="0"/>
+                <w:lang w:eastAsia="id-ID"/>
+                <w14:ligatures w14:val="none"/>
+              </w:rPr>
+            </w:pPr>
+            <w:r>
+              <w:rPr>
+                <w:rFonts w:eastAsia="Times New Roman" w:cs="Times New Roman"/>
+                <w:b/>
+                <w:bCs/>
+                <w:noProof w:val="0"/>
+                <w:kern w:val="0"/>
+                <w:lang w:eastAsia="id-ID"/>
+                <w14:ligatures w14:val="none"/>
+              </w:rPr>
+              <w:t>Toko 2</w:t>
+            </w:r>
+          </w:p>
+        </w:tc>
+        <w:tc>
+          <w:tcPr>
+            <w:tcW w:w="0" w:type="auto"/>
+            <w:vAlign w:val="center"/>
+            <w:hideMark/>
+          </w:tcPr>
+          <w:p>
+            <w:pPr>
+              <w:spacing w:after="0" w:line="240" w:lineRule="auto"/>
+              <w:jc w:val="center"/>
+              <w:rPr>
+                <w:rFonts w:eastAsia="Times New Roman" w:cs="Times New Roman"/>
+                <w:b/>
+                <w:bCs/>
+                <w:noProof w:val="0"/>
+                <w:kern w:val="0"/>
+                <w:lang w:eastAsia="id-ID"/>
+                <w14:ligatures w14:val="none"/>
+              </w:rPr>
+            </w:pPr>
+            <w:r>
+              <w:rPr>
+                <w:rFonts w:eastAsia="Times New Roman" w:cs="Times New Roman"/>
+                <w:b/>
+                <w:bCs/>
+                <w:noProof w:val="0"/>
+                <w:kern w:val="0"/>
+                <w:lang w:eastAsia="id-ID"/>
+                <w14:ligatures w14:val="none"/>
+              </w:rPr>
+              <w:t>Toko 3</w:t>
+            </w:r>
+          </w:p>
+        </w:tc>
+        <w:tc>
+          <w:tcPr>
+            <w:tcW w:w="0" w:type="auto"/>
+            <w:vAlign w:val="center"/>
+            <w:hideMark/>
+          </w:tcPr>
+          <w:p>
+            <w:pPr>
+              <w:spacing w:after="0" w:line="240" w:lineRule="auto"/>
+              <w:jc w:val="center"/>
+              <w:rPr>
+                <w:rFonts w:eastAsia="Times New Roman" w:cs="Times New Roman"/>
+                <w:b/>
+                <w:bCs/>
+                <w:noProof w:val="0"/>
+                <w:kern w:val="0"/>
+                <w:lang w:eastAsia="id-ID"/>
+                <w14:ligatures w14:val="none"/>
+              </w:rPr>
+            </w:pPr>
+            <w:r>
+              <w:rPr>
+                <w:rFonts w:eastAsia="Times New Roman" w:cs="Times New Roman"/>
+                <w:b/>
+                <w:bCs/>
+                <w:noProof w:val="0"/>
+                <w:kern w:val="0"/>
+                <w:lang w:eastAsia="id-ID"/>
+                <w14:ligatures w14:val="none"/>
+              </w:rPr>
+              <w:t>Toko 4</w:t>
+            </w:r>
+          </w:p>
+        </w:tc>
+        <w:tc>
+          <w:tcPr>
+            <w:tcW w:w="0" w:type="auto"/>
+            <w:vAlign w:val="center"/>
+            <w:hideMark/>
+          </w:tcPr>
+          <w:p>
+            <w:pPr>
+              <w:spacing w:after="0" w:line="240" w:lineRule="auto"/>
+              <w:jc w:val="center"/>
+              <w:rPr>
+                <w:rFonts w:eastAsia="Times New Roman" w:cs="Times New Roman"/>
+                <w:b/>
+                <w:bCs/>
+                <w:noProof w:val="0"/>
+                <w:kern w:val="0"/>
+                <w:lang w:eastAsia="id-ID"/>
+                <w14:ligatures w14:val="none"/>
+              </w:rPr>
+            </w:pPr>
+            <w:r>
+              <w:rPr>
+                <w:rFonts w:eastAsia="Times New Roman" w:cs="Times New Roman"/>
+                <w:b/>
+                <w:bCs/>
+                <w:noProof w:val="0"/>
+                <w:kern w:val="0"/>
+                <w:lang w:eastAsia="id-ID"/>
+                <w14:ligatures w14:val="none"/>
+              </w:rPr>
+              <w:t>Total</w:t>
+            </w:r>
+          </w:p>
+        </w:tc>
+      </w:tr>
+      <w:tr>
+        <w:trPr>
+          <w:tblCellSpacing w:w="15" w:type="dxa"/>
+        </w:trPr>
+        <w:tc>
+          <w:tcPr>
+            <w:tcW w:w="0" w:type="auto"/>
+            <w:vAlign w:val="center"/>
+            <w:hideMark/>
+          </w:tcPr>
+          <w:p>
+            <w:pPr>
+              <w:spacing w:after="0" w:line="240" w:lineRule="auto"/>
+              <w:jc w:val="left"/>
+              <w:rPr>
+                <w:rFonts w:eastAsia="Times New Roman" w:cs="Times New Roman"/>
+                <w:noProof w:val="0"/>
+                <w:kern w:val="0"/>
+                <w:lang w:eastAsia="id-ID"/>
+                <w14:ligatures w14:val="none"/>
+              </w:rPr>
+            </w:pPr>
+            <w:r>
+              <w:rPr>
+                <w:rFonts w:eastAsia="Times New Roman" w:cs="Times New Roman"/>
+                <w:noProof w:val="0"/>
+                <w:kern w:val="0"/>
+                <w:lang w:eastAsia="id-ID"/>
+                <w14:ligatures w14:val="none"/>
+              </w:rPr>
+              <w:t>Gudang A</w:t>
+            </w:r>
+          </w:p>
+        </w:tc>
+        <w:tc>
+          <w:tcPr>
+            <w:tcW w:w="0" w:type="auto"/>
+            <w:vAlign w:val="center"/>
+            <w:hideMark/>
+          </w:tcPr>
+          <w:p>
+            <w:pPr>
+              <w:spacing w:after="0" w:line="240" w:lineRule="auto"/>
+              <w:jc w:val="left"/>
+              <w:rPr>
+                <w:rFonts w:eastAsia="Times New Roman" w:cs="Times New Roman"/>
+                <w:noProof w:val="0"/>
+                <w:kern w:val="0"/>
+                <w:lang w:eastAsia="id-ID"/>
+                <w14:ligatures w14:val="none"/>
+              </w:rPr>
+            </w:pPr>
+            <w:r>
+              <w:rPr>
+                <w:rFonts w:eastAsia="Times New Roman" w:cs="Times New Roman"/>
+                <w:noProof w:val="0"/>
+                <w:kern w:val="0"/>
+                <w:lang w:eastAsia="id-ID"/>
+                <w14:ligatures w14:val="none"/>
+              </w:rPr>
+              <w:t>0</w:t>
+            </w:r>
+          </w:p>
+        </w:tc>
+        <w:tc>
+          <w:tcPr>
+            <w:tcW w:w="0" w:type="auto"/>
+            <w:vAlign w:val="center"/>
+            <w:hideMark/>
+          </w:tcPr>
+          <w:p>
+            <w:pPr>
+              <w:spacing w:after="0" w:line="240" w:lineRule="auto"/>
+              <w:jc w:val="left"/>
+              <w:rPr>
+                <w:rFonts w:eastAsia="Times New Roman" w:cs="Times New Roman"/>
+                <w:noProof w:val="0"/>
+                <w:kern w:val="0"/>
+                <w:lang w:eastAsia="id-ID"/>
+                <w14:ligatures w14:val="none"/>
+              </w:rPr>
+            </w:pPr>
+            <w:r>
+              <w:rPr>
+                <w:rFonts w:eastAsia="Times New Roman" w:cs="Times New Roman"/>
+                <w:noProof w:val="0"/>
+                <w:kern w:val="0"/>
+                <w:lang w:eastAsia="id-ID"/>
+                <w14:ligatures w14:val="none"/>
+              </w:rPr>
+              <w:t>200</w:t>
+            </w:r>
+          </w:p>
+        </w:tc>
+        <w:tc>
+          <w:tcPr>
+            <w:tcW w:w="0" w:type="auto"/>
+            <w:vAlign w:val="center"/>
+            <w:hideMark/>
+          </w:tcPr>
+          <w:p>
+            <w:pPr>
+              <w:spacing w:after="0" w:line="240" w:lineRule="auto"/>
+              <w:jc w:val="left"/>
+              <w:rPr>
+                <w:rFonts w:eastAsia="Times New Roman" w:cs="Times New Roman"/>
+                <w:noProof w:val="0"/>
+                <w:kern w:val="0"/>
+                <w:lang w:eastAsia="id-ID"/>
+                <w14:ligatures w14:val="none"/>
+              </w:rPr>
+            </w:pPr>
+            <w:r>
+              <w:rPr>
+                <w:rFonts w:eastAsia="Times New Roman" w:cs="Times New Roman"/>
+                <w:noProof w:val="0"/>
+                <w:kern w:val="0"/>
+                <w:lang w:eastAsia="id-ID"/>
+                <w14:ligatures w14:val="none"/>
+              </w:rPr>
+              <w:t>50</w:t>
+            </w:r>
+          </w:p>
+        </w:tc>
+        <w:tc>
+          <w:tcPr>
+            <w:tcW w:w="0" w:type="auto"/>
+            <w:vAlign w:val="center"/>
+            <w:hideMark/>
+          </w:tcPr>
+          <w:p>
+            <w:pPr>
+              <w:spacing w:after="0" w:line="240" w:lineRule="auto"/>
+              <w:jc w:val="left"/>
+              <w:rPr>
+                <w:rFonts w:eastAsia="Times New Roman" w:cs="Times New Roman"/>
+                <w:noProof w:val="0"/>
+                <w:kern w:val="0"/>
+                <w:lang w:eastAsia="id-ID"/>
+                <w14:ligatures w14:val="none"/>
+              </w:rPr>
+            </w:pPr>
+            <w:r>
+              <w:rPr>
+                <w:rFonts w:eastAsia="Times New Roman" w:cs="Times New Roman"/>
+                <w:noProof w:val="0"/>
+                <w:kern w:val="0"/>
+                <w:lang w:eastAsia="id-ID"/>
+                <w14:ligatures w14:val="none"/>
+              </w:rPr>
+              <w:t>0</w:t>
+            </w:r>
+          </w:p>
+        </w:tc>
+        <w:tc>
+          <w:tcPr>
+            <w:tcW w:w="0" w:type="auto"/>
+            <w:vAlign w:val="center"/>
+            <w:hideMark/>
+          </w:tcPr>
+          <w:p>
+            <w:pPr>
+              <w:spacing w:after="0" w:line="240" w:lineRule="auto"/>
+              <w:jc w:val="left"/>
+              <w:rPr>
+                <w:rFonts w:eastAsia="Times New Roman" w:cs="Times New Roman"/>
+                <w:noProof w:val="0"/>
+                <w:kern w:val="0"/>
+                <w:lang w:eastAsia="id-ID"/>
+                <w14:ligatures w14:val="none"/>
+              </w:rPr>
+            </w:pPr>
+            <w:r>
+              <w:rPr>
+                <w:rFonts w:eastAsia="Times New Roman" w:cs="Times New Roman"/>
+                <w:noProof w:val="0"/>
+                <w:kern w:val="0"/>
+                <w:lang w:eastAsia="id-ID"/>
+                <w14:ligatures w14:val="none"/>
+              </w:rPr>
+              <w:t>250</w:t>
+            </w:r>
+          </w:p>
+        </w:tc>
+      </w:tr>
+      <w:tr>
+        <w:trPr>
+          <w:tblCellSpacing w:w="15" w:type="dxa"/>
+        </w:trPr>
+        <w:tc>
+          <w:tcPr>
+            <w:tcW w:w="0" w:type="auto"/>
+            <w:vAlign w:val="center"/>
+            <w:hideMark/>
+          </w:tcPr>
+          <w:p>
+            <w:pPr>
+              <w:spacing w:after="0" w:line="240" w:lineRule="auto"/>
+              <w:jc w:val="left"/>
+              <w:rPr>
+                <w:rFonts w:eastAsia="Times New Roman" w:cs="Times New Roman"/>
+                <w:noProof w:val="0"/>
+                <w:kern w:val="0"/>
+                <w:lang w:eastAsia="id-ID"/>
+                <w14:ligatures w14:val="none"/>
+              </w:rPr>
+            </w:pPr>
+            <w:r>
+              <w:rPr>
+                <w:rFonts w:eastAsia="Times New Roman" w:cs="Times New Roman"/>
+                <w:noProof w:val="0"/>
+                <w:kern w:val="0"/>
+                <w:lang w:eastAsia="id-ID"/>
+                <w14:ligatures w14:val="none"/>
+              </w:rPr>
+              <w:t>Gudang B</w:t>
+            </w:r>
+          </w:p>
+        </w:tc>
+        <w:tc>
+          <w:tcPr>
+            <w:tcW w:w="0" w:type="auto"/>
+            <w:vAlign w:val="center"/>
+            <w:hideMark/>
+          </w:tcPr>
+          <w:p>
+            <w:pPr>
+              <w:spacing w:after="0" w:line="240" w:lineRule="auto"/>
+              <w:jc w:val="left"/>
+              <w:rPr>
+                <w:rFonts w:eastAsia="Times New Roman" w:cs="Times New Roman"/>
+                <w:noProof w:val="0"/>
+                <w:kern w:val="0"/>
+                <w:lang w:eastAsia="id-ID"/>
+                <w14:ligatures w14:val="none"/>
+              </w:rPr>
+            </w:pPr>
+            <w:r>
+              <w:rPr>
+                <w:rFonts w:eastAsia="Times New Roman" w:cs="Times New Roman"/>
+                <w:noProof w:val="0"/>
+                <w:kern w:val="0"/>
+                <w:lang w:eastAsia="id-ID"/>
+                <w14:ligatures w14:val="none"/>
+              </w:rPr>
+              <w:t>0</w:t>
+            </w:r>
+          </w:p>
+        </w:tc>
+        <w:tc>
+          <w:tcPr>
+            <w:tcW w:w="0" w:type="auto"/>
+            <w:vAlign w:val="center"/>
+            <w:hideMark/>
+          </w:tcPr>
+          <w:p>
+            <w:pPr>
+              <w:spacing w:after="0" w:line="240" w:lineRule="auto"/>
+              <w:jc w:val="left"/>
+              <w:rPr>
+                <w:rFonts w:eastAsia="Times New Roman" w:cs="Times New Roman"/>
+                <w:noProof w:val="0"/>
+                <w:kern w:val="0"/>
+                <w:lang w:eastAsia="id-ID"/>
+                <w14:ligatures w14:val="none"/>
+              </w:rPr>
+            </w:pPr>
+            <w:r>
+              <w:rPr>
+                <w:rFonts w:eastAsia="Times New Roman" w:cs="Times New Roman"/>
+                <w:noProof w:val="0"/>
+                <w:kern w:val="0"/>
+                <w:lang w:eastAsia="id-ID"/>
+                <w14:ligatures w14:val="none"/>
+              </w:rPr>
+              <w:t>0</w:t>
+            </w:r>
+          </w:p>
+        </w:tc>
+        <w:tc>
+          <w:tcPr>
+            <w:tcW w:w="0" w:type="auto"/>
+            <w:vAlign w:val="center"/>
+            <w:hideMark/>
+          </w:tcPr>
+          <w:p>
+            <w:pPr>
+              <w:spacing w:after="0" w:line="240" w:lineRule="auto"/>
+              <w:jc w:val="left"/>
+              <w:rPr>
+                <w:rFonts w:eastAsia="Times New Roman" w:cs="Times New Roman"/>
+                <w:noProof w:val="0"/>
+                <w:kern w:val="0"/>
+                <w:lang w:eastAsia="id-ID"/>
+                <w14:ligatures w14:val="none"/>
+              </w:rPr>
+            </w:pPr>
+            <w:r>
+              <w:rPr>
+                <w:rFonts w:eastAsia="Times New Roman" w:cs="Times New Roman"/>
+                <w:noProof w:val="0"/>
+                <w:kern w:val="0"/>
+                <w:lang w:eastAsia="id-ID"/>
+                <w14:ligatures w14:val="none"/>
+              </w:rPr>
+              <w:t>50</w:t>
+            </w:r>
+          </w:p>
+        </w:tc>
+        <w:tc>
+          <w:tcPr>
+            <w:tcW w:w="0" w:type="auto"/>
+            <w:vAlign w:val="center"/>
+            <w:hideMark/>
+          </w:tcPr>
+          <w:p>
+            <w:pPr>
+              <w:spacing w:after="0" w:line="240" w:lineRule="auto"/>
+              <w:jc w:val="left"/>
+              <w:rPr>
+                <w:rFonts w:eastAsia="Times New Roman" w:cs="Times New Roman"/>
+                <w:noProof w:val="0"/>
+                <w:kern w:val="0"/>
+                <w:lang w:eastAsia="id-ID"/>
+                <w14:ligatures w14:val="none"/>
+              </w:rPr>
+            </w:pPr>
+            <w:r>
+              <w:rPr>
+                <w:rFonts w:eastAsia="Times New Roman" w:cs="Times New Roman"/>
+                <w:noProof w:val="0"/>
+                <w:kern w:val="0"/>
+                <w:lang w:eastAsia="id-ID"/>
+                <w14:ligatures w14:val="none"/>
+              </w:rPr>
+              <w:t>150</w:t>
+            </w:r>
+          </w:p>
+        </w:tc>
+        <w:tc>
+          <w:tcPr>
+            <w:tcW w:w="0" w:type="auto"/>
+            <w:vAlign w:val="center"/>
+            <w:hideMark/>
+          </w:tcPr>
+          <w:p>
+            <w:pPr>
+              <w:spacing w:after="0" w:line="240" w:lineRule="auto"/>
+              <w:jc w:val="left"/>
+              <w:rPr>
+                <w:rFonts w:eastAsia="Times New Roman" w:cs="Times New Roman"/>
+                <w:noProof w:val="0"/>
+                <w:kern w:val="0"/>
+                <w:lang w:eastAsia="id-ID"/>
+                <w14:ligatures w14:val="none"/>
+              </w:rPr>
+            </w:pPr>
+            <w:r>
+              <w:rPr>
+                <w:rFonts w:eastAsia="Times New Roman" w:cs="Times New Roman"/>
+                <w:noProof w:val="0"/>
+                <w:kern w:val="0"/>
+                <w:lang w:eastAsia="id-ID"/>
+                <w14:ligatures w14:val="none"/>
+              </w:rPr>
+              <w:t>200</w:t>
+            </w:r>
+          </w:p>
+        </w:tc>
+      </w:tr>
+      <w:tr>
+        <w:trPr>
+          <w:tblCellSpacing w:w="15" w:type="dxa"/>
+        </w:trPr>
+        <w:tc>
+          <w:tcPr>
+            <w:tcW w:w="0" w:type="auto"/>
+            <w:vAlign w:val="center"/>
+            <w:hideMark/>
+          </w:tcPr>
+          <w:p>
+            <w:pPr>
+              <w:spacing w:after="0" w:line="240" w:lineRule="auto"/>
+              <w:jc w:val="left"/>
+              <w:rPr>
+                <w:rFonts w:eastAsia="Times New Roman" w:cs="Times New Roman"/>
+                <w:noProof w:val="0"/>
+                <w:kern w:val="0"/>
+                <w:lang w:eastAsia="id-ID"/>
+                <w14:ligatures w14:val="none"/>
+              </w:rPr>
+            </w:pPr>
+            <w:r>
+              <w:rPr>
+                <w:rFonts w:eastAsia="Times New Roman" w:cs="Times New Roman"/>
+                <w:noProof w:val="0"/>
+                <w:kern w:val="0"/>
+                <w:lang w:eastAsia="id-ID"/>
+                <w14:ligatures w14:val="none"/>
+              </w:rPr>
+              <w:t>Gudang C</w:t>
+            </w:r>
+          </w:p>
+        </w:tc>
+        <w:tc>
+          <w:tcPr>
+            <w:tcW w:w="0" w:type="auto"/>
+            <w:vAlign w:val="center"/>
+            <w:hideMark/>
+          </w:tcPr>
+          <w:p>
+            <w:pPr>
+              <w:spacing w:after="0" w:line="240" w:lineRule="auto"/>
+              <w:jc w:val="left"/>
+              <w:rPr>
+                <w:rFonts w:eastAsia="Times New Roman" w:cs="Times New Roman"/>
+                <w:noProof w:val="0"/>
+                <w:kern w:val="0"/>
+                <w:lang w:eastAsia="id-ID"/>
+                <w14:ligatures w14:val="none"/>
+              </w:rPr>
+            </w:pPr>
+            <w:r>
+              <w:rPr>
+                <w:rFonts w:eastAsia="Times New Roman" w:cs="Times New Roman"/>
+                <w:noProof w:val="0"/>
+                <w:kern w:val="0"/>
+                <w:lang w:eastAsia="id-ID"/>
+                <w14:ligatures w14:val="none"/>
+              </w:rPr>
+              <w:t>150</w:t>
+            </w:r>
+          </w:p>
+        </w:tc>
+        <w:tc>
+          <w:tcPr>
+            <w:tcW w:w="0" w:type="auto"/>
+            <w:vAlign w:val="center"/>
+            <w:hideMark/>
+          </w:tcPr>
+          <w:p>
+            <w:pPr>
+              <w:spacing w:after="0" w:line="240" w:lineRule="auto"/>
+              <w:jc w:val="left"/>
+              <w:rPr>
+                <w:rFonts w:eastAsia="Times New Roman" w:cs="Times New Roman"/>
+                <w:noProof w:val="0"/>
+                <w:kern w:val="0"/>
+                <w:lang w:eastAsia="id-ID"/>
+                <w14:ligatures w14:val="none"/>
+              </w:rPr>
+            </w:pPr>
+            <w:r>
+              <w:rPr>
+                <w:rFonts w:eastAsia="Times New Roman" w:cs="Times New Roman"/>
+                <w:noProof w:val="0"/>
+                <w:kern w:val="0"/>
+                <w:lang w:eastAsia="id-ID"/>
+                <w14:ligatures w14:val="none"/>
+              </w:rPr>
+              <w:t>0</w:t>
+            </w:r>
+          </w:p>
+        </w:tc>
+        <w:tc>
+          <w:tcPr>
+            <w:tcW w:w="0" w:type="auto"/>
+            <w:vAlign w:val="center"/>
+            <w:hideMark/>
+          </w:tcPr>
+          <w:p>
+            <w:pPr>
+              <w:spacing w:after="0" w:line="240" w:lineRule="auto"/>
+              <w:jc w:val="left"/>
+              <w:rPr>
+                <w:rFonts w:eastAsia="Times New Roman" w:cs="Times New Roman"/>
+                <w:noProof w:val="0"/>
+                <w:kern w:val="0"/>
+                <w:lang w:eastAsia="id-ID"/>
+                <w14:ligatures w14:val="none"/>
+              </w:rPr>
+            </w:pPr>
+            <w:r>
+              <w:rPr>
+                <w:rFonts w:eastAsia="Times New Roman" w:cs="Times New Roman"/>
+                <w:noProof w:val="0"/>
+                <w:kern w:val="0"/>
+                <w:lang w:eastAsia="id-ID"/>
+                <w14:ligatures w14:val="none"/>
+              </w:rPr>
+              <w:t>0</w:t>
+            </w:r>
+          </w:p>
+        </w:tc>
+        <w:tc>
+          <w:tcPr>
+            <w:tcW w:w="0" w:type="auto"/>
+            <w:vAlign w:val="center"/>
+            <w:hideMark/>
+          </w:tcPr>
+          <w:p>
+            <w:pPr>
+              <w:spacing w:after="0" w:line="240" w:lineRule="auto"/>
+              <w:jc w:val="left"/>
+              <w:rPr>
+                <w:rFonts w:eastAsia="Times New Roman" w:cs="Times New Roman"/>
+                <w:noProof w:val="0"/>
+                <w:kern w:val="0"/>
+                <w:lang w:eastAsia="id-ID"/>
+                <w14:ligatures w14:val="none"/>
+              </w:rPr>
+            </w:pPr>
+            <w:r>
+              <w:rPr>
+                <w:rFonts w:eastAsia="Times New Roman" w:cs="Times New Roman"/>
+                <w:noProof w:val="0"/>
+                <w:kern w:val="0"/>
+                <w:lang w:eastAsia="id-ID"/>
+                <w14:ligatures w14:val="none"/>
+              </w:rPr>
+              <w:t>0</w:t>
+            </w:r>
+          </w:p>
+        </w:tc>
+        <w:tc>
+          <w:tcPr>
+            <w:tcW w:w="0" w:type="auto"/>
+            <w:vAlign w:val="center"/>
+            <w:hideMark/>
+          </w:tcPr>
+          <w:p>
+            <w:pPr>
+              <w:spacing w:after="0" w:line="240" w:lineRule="auto"/>
+              <w:jc w:val="left"/>
+              <w:rPr>
+                <w:rFonts w:eastAsia="Times New Roman" w:cs="Times New Roman"/>
+                <w:noProof w:val="0"/>
+                <w:kern w:val="0"/>
+                <w:lang w:eastAsia="id-ID"/>
+                <w14:ligatures w14:val="none"/>
+              </w:rPr>
+            </w:pPr>
+            <w:r>
+              <w:rPr>
+                <w:rFonts w:eastAsia="Times New Roman" w:cs="Times New Roman"/>
+                <w:noProof w:val="0"/>
+                <w:kern w:val="0"/>
+                <w:lang w:eastAsia="id-ID"/>
+                <w14:ligatures w14:val="none"/>
+              </w:rPr>
+              <w:t>150</w:t>
+            </w:r>
+          </w:p>
+        </w:tc>
+      </w:tr>
+      <w:tr>
+        <w:trPr>
+          <w:tblCellSpacing w:w="15" w:type="dxa"/>
+        </w:trPr>
+        <w:tc>
+          <w:tcPr>
+            <w:tcW w:w="0" w:type="auto"/>
+            <w:vAlign w:val="center"/>
+            <w:hideMark/>
+          </w:tcPr>
+          <w:p>
+            <w:pPr>
+              <w:spacing w:after="0" w:line="240" w:lineRule="auto"/>
+              <w:jc w:val="left"/>
+              <w:rPr>
+                <w:rFonts w:eastAsia="Times New Roman" w:cs="Times New Roman"/>
+                <w:noProof w:val="0"/>
+                <w:kern w:val="0"/>
+                <w:lang w:eastAsia="id-ID"/>
+                <w14:ligatures w14:val="none"/>
+              </w:rPr>
+            </w:pPr>
+            <w:r>
+              <w:rPr>
+                <w:rFonts w:eastAsia="Times New Roman" w:cs="Times New Roman"/>
+                <w:noProof w:val="0"/>
+                <w:kern w:val="0"/>
+                <w:lang w:eastAsia="id-ID"/>
+                <w14:ligatures w14:val="none"/>
+              </w:rPr>
+              <w:t>Total</w:t>
+            </w:r>
+          </w:p>
+        </w:tc>
+        <w:tc>
+          <w:tcPr>
+            <w:tcW w:w="0" w:type="auto"/>
+            <w:vAlign w:val="center"/>
+            <w:hideMark/>
+          </w:tcPr>
+          <w:p>
+            <w:pPr>
+              <w:spacing w:after="0" w:line="240" w:lineRule="auto"/>
+              <w:jc w:val="left"/>
+              <w:rPr>
+                <w:rFonts w:eastAsia="Times New Roman" w:cs="Times New Roman"/>
+                <w:noProof w:val="0"/>
+                <w:kern w:val="0"/>
+                <w:lang w:eastAsia="id-ID"/>
+                <w14:ligatures w14:val="none"/>
+              </w:rPr>
+            </w:pPr>
+            <w:r>
+              <w:rPr>
+                <w:rFonts w:eastAsia="Times New Roman" w:cs="Times New Roman"/>
+                <w:noProof w:val="0"/>
+                <w:kern w:val="0"/>
+                <w:lang w:eastAsia="id-ID"/>
+                <w14:ligatures w14:val="none"/>
+              </w:rPr>
+              <w:t>150</w:t>
+            </w:r>
+          </w:p>
+        </w:tc>
+        <w:tc>
+          <w:tcPr>
+            <w:tcW w:w="0" w:type="auto"/>
+            <w:vAlign w:val="center"/>
+            <w:hideMark/>
+          </w:tcPr>
+          <w:p>
+            <w:pPr>
+              <w:spacing w:after="0" w:line="240" w:lineRule="auto"/>
+              <w:jc w:val="left"/>
+              <w:rPr>
+                <w:rFonts w:eastAsia="Times New Roman" w:cs="Times New Roman"/>
+                <w:noProof w:val="0"/>
+                <w:kern w:val="0"/>
+                <w:lang w:eastAsia="id-ID"/>
+                <w14:ligatures w14:val="none"/>
+              </w:rPr>
+            </w:pPr>
+            <w:r>
+              <w:rPr>
+                <w:rFonts w:eastAsia="Times New Roman" w:cs="Times New Roman"/>
+                <w:noProof w:val="0"/>
+                <w:kern w:val="0"/>
+                <w:lang w:eastAsia="id-ID"/>
+                <w14:ligatures w14:val="none"/>
+              </w:rPr>
+              <w:t>200</w:t>
+            </w:r>
+          </w:p>
+        </w:tc>
+        <w:tc>
+          <w:tcPr>
+            <w:tcW w:w="0" w:type="auto"/>
+            <w:vAlign w:val="center"/>
+            <w:hideMark/>
+          </w:tcPr>
+          <w:p>
+            <w:pPr>
+              <w:spacing w:after="0" w:line="240" w:lineRule="auto"/>
+              <w:jc w:val="left"/>
+              <w:rPr>
+                <w:rFonts w:eastAsia="Times New Roman" w:cs="Times New Roman"/>
+                <w:noProof w:val="0"/>
+                <w:kern w:val="0"/>
+                <w:lang w:eastAsia="id-ID"/>
+                <w14:ligatures w14:val="none"/>
+              </w:rPr>
+            </w:pPr>
+            <w:r>
+              <w:rPr>
+                <w:rFonts w:eastAsia="Times New Roman" w:cs="Times New Roman"/>
+                <w:noProof w:val="0"/>
+                <w:kern w:val="0"/>
+                <w:lang w:eastAsia="id-ID"/>
+                <w14:ligatures w14:val="none"/>
+              </w:rPr>
+              <w:t>100</w:t>
+            </w:r>
+          </w:p>
+        </w:tc>
+        <w:tc>
+          <w:tcPr>
+            <w:tcW w:w="0" w:type="auto"/>
+            <w:vAlign w:val="center"/>
+            <w:hideMark/>
+          </w:tcPr>
+          <w:p>
+            <w:pPr>
+              <w:spacing w:after="0" w:line="240" w:lineRule="auto"/>
+              <w:jc w:val="left"/>
+              <w:rPr>
+                <w:rFonts w:eastAsia="Times New Roman" w:cs="Times New Roman"/>
+                <w:noProof w:val="0"/>
+                <w:kern w:val="0"/>
+                <w:lang w:eastAsia="id-ID"/>
+                <w14:ligatures w14:val="none"/>
+              </w:rPr>
+            </w:pPr>
+            <w:r>
+              <w:rPr>
+                <w:rFonts w:eastAsia="Times New Roman" w:cs="Times New Roman"/>
+                <w:noProof w:val="0"/>
+                <w:kern w:val="0"/>
+                <w:lang w:eastAsia="id-ID"/>
+                <w14:ligatures w14:val="none"/>
+              </w:rPr>
+              <w:t>150</w:t>
+            </w:r>
+          </w:p>
+        </w:tc>
+        <w:tc>
+          <w:tcPr>
+            <w:tcW w:w="0" w:type="auto"/>
+            <w:vAlign w:val="center"/>
+            <w:hideMark/>
+          </w:tcPr>
+          <w:p>
+            <w:pPr>
+              <w:spacing w:after="0" w:line="240" w:lineRule="auto"/>
+              <w:jc w:val="left"/>
+              <w:rPr>
+                <w:rFonts w:eastAsia="Times New Roman" w:cs="Times New Roman"/>
+                <w:noProof w:val="0"/>
+                <w:kern w:val="0"/>
+                <w:lang w:eastAsia="id-ID"/>
+                <w14:ligatures w14:val="none"/>
+              </w:rPr>
+            </w:pPr>
+            <w:r>
+              <w:rPr>
+                <w:rFonts w:eastAsia="Times New Roman" w:cs="Times New Roman"/>
+                <w:noProof w:val="0"/>
+                <w:kern w:val="0"/>
+                <w:lang w:eastAsia="id-ID"/>
+                <w14:ligatures w14:val="none"/>
+              </w:rPr>
+              <w:t>600</w:t>
+            </w:r>
+          </w:p>
+        </w:tc>
+      </w:tr>
+    </w:tbl>
+    <w:p>
+      <w:pPr>
+        <w:spacing w:before="100" w:beforeAutospacing="1" w:after="100" w:afterAutospacing="1" w:line="240" w:lineRule="auto"/>
+        <w:jc w:val="left"/>
+        <w:rPr>
+          <w:rFonts w:eastAsia="Times New Roman" w:cs="Times New Roman"/>
+          <w:noProof w:val="0"/>
+          <w:kern w:val="0"/>
+          <w:lang w:eastAsia="id-ID"/>
+          <w14:ligatures w14:val="none"/>
+        </w:rPr>
+      </w:pPr>
+      <w:r>
+        <w:rPr>
+          <w:rFonts w:eastAsia="Times New Roman" w:cs="Times New Roman"/>
+          <w:noProof w:val="0"/>
+          <w:kern w:val="0"/>
+          <w:lang w:eastAsia="id-ID"/>
+          <w14:ligatures w14:val="none"/>
+        </w:rPr>
+        <w:t>Total Biaya: Rp 5.500 Perubahan: -Rp 150 atau turun 2,7%</w:t>
+      </w:r>
+    </w:p>
+    <w:p>
+      <w:pPr>
+        <w:spacing w:before="100" w:beforeAutospacing="1" w:after="100" w:afterAutospacing="1" w:line="240" w:lineRule="auto"/>
+        <w:jc w:val="left"/>
+        <w:rPr>
+          <w:rFonts w:eastAsia="Times New Roman" w:cs="Times New Roman"/>
+          <w:noProof w:val="0"/>
+          <w:kern w:val="0"/>
+          <w:lang w:eastAsia="id-ID"/>
+          <w14:ligatures w14:val="none"/>
+        </w:rPr>
+      </w:pPr>
+      <w:r>
+        <w:rPr>
+          <w:rFonts w:eastAsia="Times New Roman" w:cs="Times New Roman"/>
+          <w:noProof w:val="0"/>
+          <w:kern w:val="0"/>
+          <w:lang w:eastAsia="id-ID"/>
+          <w14:ligatures w14:val="none"/>
+        </w:rPr>
+        <w:t>Pengurangan biaya ini membuat rute Gudang B ke Toko 3 menjadi lebih kompetitif, sehingga solver mengalokasikan sebagian pasokan Toko 3 dari Gudang B. Alokasi untuk Toko 2 juga berubah karena Gudang A kini dapat memasok lebih banyak ke Toko 2.</w:t>
+      </w:r>
+    </w:p>
+    <w:p>
+      <w:pPr>
+        <w:spacing w:before="100" w:beforeAutospacing="1" w:after="100" w:afterAutospacing="1" w:line="240" w:lineRule="auto"/>
+        <w:jc w:val="left"/>
+        <w:rPr>
+          <w:rFonts w:eastAsia="Times New Roman" w:cs="Times New Roman"/>
+          <w:noProof w:val="0"/>
+          <w:kern w:val="0"/>
+          <w:lang w:eastAsia="id-ID"/>
+          <w14:ligatures w14:val="none"/>
+        </w:rPr>
+      </w:pPr>
+      <w:r>
+        <w:rPr>
+          <w:rFonts w:eastAsia="Times New Roman" w:cs="Times New Roman"/>
+          <w:b/>
+          <w:bCs/>
+          <w:noProof w:val="0"/>
+          <w:kern w:val="0"/>
+          <w:lang w:eastAsia="id-ID"/>
+          <w14:ligatures w14:val="none"/>
+        </w:rPr>
+        <w:t>Simulasi 3: Pengurangan Kapasitas Gudang A</w:t>
+      </w:r>
+    </w:p>
+    <w:p>
+      <w:pPr>
+        <w:spacing w:before="100" w:beforeAutospacing="1" w:after="100" w:afterAutospacing="1" w:line="240" w:lineRule="auto"/>
+        <w:jc w:val="left"/>
+        <w:rPr>
+          <w:rFonts w:eastAsia="Times New Roman" w:cs="Times New Roman"/>
+          <w:noProof w:val="0"/>
+          <w:kern w:val="0"/>
+          <w:lang w:eastAsia="id-ID"/>
+          <w14:ligatures w14:val="none"/>
+        </w:rPr>
+      </w:pPr>
+      <w:r>
+        <w:rPr>
+          <w:rFonts w:eastAsia="Times New Roman" w:cs="Times New Roman"/>
+          <w:noProof w:val="0"/>
+          <w:kern w:val="0"/>
+          <w:lang w:eastAsia="id-ID"/>
+          <w14:ligatures w14:val="none"/>
+        </w:rPr>
+        <w:t>Simulasi ketiga mengasumsikan terjadi gangguan operasional yang menyebabkan kapasitas Gudang A berkurang dari 250 unit menjadi 200 unit.</w:t>
+      </w:r>
+    </w:p>
+    <w:p>
+      <w:pPr>
+        <w:spacing w:before="100" w:beforeAutospacing="1" w:after="100" w:afterAutospacing="1" w:line="240" w:lineRule="auto"/>
+        <w:jc w:val="left"/>
+        <w:rPr>
+          <w:rFonts w:eastAsia="Times New Roman" w:cs="Times New Roman"/>
+          <w:noProof w:val="0"/>
+          <w:kern w:val="0"/>
+          <w:lang w:eastAsia="id-ID"/>
+          <w14:ligatures w14:val="none"/>
+        </w:rPr>
+      </w:pPr>
+    </w:p>
+    <w:p>
+      <w:pPr>
+        <w:spacing w:before="100" w:beforeAutospacing="1" w:after="100" w:afterAutospacing="1" w:line="240" w:lineRule="auto"/>
+        <w:jc w:val="left"/>
+        <w:rPr>
+          <w:rFonts w:eastAsia="Times New Roman" w:cs="Times New Roman"/>
+          <w:noProof w:val="0"/>
+          <w:kern w:val="0"/>
+          <w:lang w:eastAsia="id-ID"/>
+          <w14:ligatures w14:val="none"/>
+        </w:rPr>
+      </w:pPr>
+    </w:p>
+    <w:p>
+      <w:pPr>
+        <w:spacing w:before="100" w:beforeAutospacing="1" w:after="100" w:afterAutospacing="1" w:line="240" w:lineRule="auto"/>
+        <w:jc w:val="left"/>
+        <w:rPr>
+          <w:rFonts w:eastAsia="Times New Roman" w:cs="Times New Roman"/>
+          <w:noProof w:val="0"/>
+          <w:kern w:val="0"/>
+          <w:lang w:eastAsia="id-ID"/>
+          <w14:ligatures w14:val="none"/>
+        </w:rPr>
+      </w:pPr>
+    </w:p>
+    <w:p>
+      <w:pPr>
+        <w:spacing w:before="100" w:beforeAutospacing="1" w:after="100" w:afterAutospacing="1" w:line="240" w:lineRule="auto"/>
+        <w:jc w:val="left"/>
+        <w:rPr>
+          <w:rFonts w:eastAsia="Times New Roman" w:cs="Times New Roman"/>
+          <w:noProof w:val="0"/>
+          <w:kern w:val="0"/>
+          <w:lang w:eastAsia="id-ID"/>
+          <w14:ligatures w14:val="none"/>
+        </w:rPr>
+      </w:pPr>
+      <w:r>
+        <w:rPr>
+          <w:rFonts w:eastAsia="Times New Roman" w:cs="Times New Roman"/>
+          <w:noProof w:val="0"/>
+          <w:kern w:val="0"/>
+          <w:lang w:eastAsia="id-ID"/>
+          <w14:ligatures w14:val="none"/>
+        </w:rPr>
+        <w:t>Tabel 6.3 Hasil Simulasi 3 - Pengurangan Kapasitas Gudang A</w:t>
+      </w:r>
+    </w:p>
+    <w:tbl>
+      <w:tblPr>
+        <w:tblW w:w="0" w:type="auto"/>
+        <w:tblCellSpacing w:w="15" w:type="dxa"/>
+        <w:tblBorders>
+          <w:insideH w:val="single" w:sz="4" w:space="0" w:color="auto"/>
+          <w:insideV w:val="single" w:sz="4" w:space="0" w:color="auto"/>
+        </w:tblBorders>
+        <w:tblCellMar>
+          <w:top w:w="15" w:type="dxa"/>
+          <w:left w:w="15" w:type="dxa"/>
+          <w:bottom w:w="15" w:type="dxa"/>
+          <w:right w:w="15" w:type="dxa"/>
+        </w:tblCellMar>
+        <w:tblLook w:val="04A0" w:firstRow="1" w:lastRow="0" w:firstColumn="1" w:lastColumn="0" w:noHBand="0" w:noVBand="1"/>
+      </w:tblPr>
+      <w:tblGrid>
+        <w:gridCol w:w="1079"/>
+        <w:gridCol w:w="794"/>
+        <w:gridCol w:w="794"/>
+        <w:gridCol w:w="794"/>
+        <w:gridCol w:w="794"/>
+        <w:gridCol w:w="632"/>
+      </w:tblGrid>
+      <w:tr>
+        <w:trPr>
+          <w:tblHeader/>
+          <w:tblCellSpacing w:w="15" w:type="dxa"/>
+        </w:trPr>
+        <w:tc>
+          <w:tcPr>
+            <w:tcW w:w="0" w:type="auto"/>
+            <w:vAlign w:val="center"/>
+            <w:hideMark/>
+          </w:tcPr>
+          <w:p>
+            <w:pPr>
+              <w:spacing w:after="0" w:line="240" w:lineRule="auto"/>
+              <w:jc w:val="left"/>
+              <w:rPr>
+                <w:rFonts w:eastAsia="Times New Roman" w:cs="Times New Roman"/>
+                <w:noProof w:val="0"/>
+                <w:kern w:val="0"/>
+                <w:lang w:eastAsia="id-ID"/>
+                <w14:ligatures w14:val="none"/>
+              </w:rPr>
+            </w:pPr>
+          </w:p>
+        </w:tc>
+        <w:tc>
+          <w:tcPr>
+            <w:tcW w:w="0" w:type="auto"/>
+            <w:vAlign w:val="center"/>
+            <w:hideMark/>
+          </w:tcPr>
+          <w:p>
+            <w:pPr>
+              <w:spacing w:after="0" w:line="240" w:lineRule="auto"/>
+              <w:jc w:val="center"/>
+              <w:rPr>
+                <w:rFonts w:eastAsia="Times New Roman" w:cs="Times New Roman"/>
+                <w:b/>
+                <w:bCs/>
+                <w:noProof w:val="0"/>
+                <w:kern w:val="0"/>
+                <w:lang w:eastAsia="id-ID"/>
+                <w14:ligatures w14:val="none"/>
+              </w:rPr>
+            </w:pPr>
+            <w:r>
+              <w:rPr>
+                <w:rFonts w:eastAsia="Times New Roman" w:cs="Times New Roman"/>
+                <w:b/>
+                <w:bCs/>
+                <w:noProof w:val="0"/>
+                <w:kern w:val="0"/>
+                <w:lang w:eastAsia="id-ID"/>
+                <w14:ligatures w14:val="none"/>
+              </w:rPr>
+              <w:t>Toko 1</w:t>
+            </w:r>
+          </w:p>
+        </w:tc>
+        <w:tc>
+          <w:tcPr>
+            <w:tcW w:w="0" w:type="auto"/>
+            <w:vAlign w:val="center"/>
+            <w:hideMark/>
+          </w:tcPr>
+          <w:p>
+            <w:pPr>
+              <w:spacing w:after="0" w:line="240" w:lineRule="auto"/>
+              <w:jc w:val="center"/>
+              <w:rPr>
+                <w:rFonts w:eastAsia="Times New Roman" w:cs="Times New Roman"/>
+                <w:b/>
+                <w:bCs/>
+                <w:noProof w:val="0"/>
+                <w:kern w:val="0"/>
+                <w:lang w:eastAsia="id-ID"/>
+                <w14:ligatures w14:val="none"/>
+              </w:rPr>
+            </w:pPr>
+            <w:r>
+              <w:rPr>
+                <w:rFonts w:eastAsia="Times New Roman" w:cs="Times New Roman"/>
+                <w:b/>
+                <w:bCs/>
+                <w:noProof w:val="0"/>
+                <w:kern w:val="0"/>
+                <w:lang w:eastAsia="id-ID"/>
+                <w14:ligatures w14:val="none"/>
+              </w:rPr>
+              <w:t>Toko 2</w:t>
+            </w:r>
+          </w:p>
+        </w:tc>
+        <w:tc>
+          <w:tcPr>
+            <w:tcW w:w="0" w:type="auto"/>
+            <w:vAlign w:val="center"/>
+            <w:hideMark/>
+          </w:tcPr>
+          <w:p>
+            <w:pPr>
+              <w:spacing w:after="0" w:line="240" w:lineRule="auto"/>
+              <w:jc w:val="center"/>
+              <w:rPr>
+                <w:rFonts w:eastAsia="Times New Roman" w:cs="Times New Roman"/>
+                <w:b/>
+                <w:bCs/>
+                <w:noProof w:val="0"/>
+                <w:kern w:val="0"/>
+                <w:lang w:eastAsia="id-ID"/>
+                <w14:ligatures w14:val="none"/>
+              </w:rPr>
+            </w:pPr>
+            <w:r>
+              <w:rPr>
+                <w:rFonts w:eastAsia="Times New Roman" w:cs="Times New Roman"/>
+                <w:b/>
+                <w:bCs/>
+                <w:noProof w:val="0"/>
+                <w:kern w:val="0"/>
+                <w:lang w:eastAsia="id-ID"/>
+                <w14:ligatures w14:val="none"/>
+              </w:rPr>
+              <w:t>Toko 3</w:t>
+            </w:r>
+          </w:p>
+        </w:tc>
+        <w:tc>
+          <w:tcPr>
+            <w:tcW w:w="0" w:type="auto"/>
+            <w:vAlign w:val="center"/>
+            <w:hideMark/>
+          </w:tcPr>
+          <w:p>
+            <w:pPr>
+              <w:spacing w:after="0" w:line="240" w:lineRule="auto"/>
+              <w:jc w:val="center"/>
+              <w:rPr>
+                <w:rFonts w:eastAsia="Times New Roman" w:cs="Times New Roman"/>
+                <w:b/>
+                <w:bCs/>
+                <w:noProof w:val="0"/>
+                <w:kern w:val="0"/>
+                <w:lang w:eastAsia="id-ID"/>
+                <w14:ligatures w14:val="none"/>
+              </w:rPr>
+            </w:pPr>
+            <w:r>
+              <w:rPr>
+                <w:rFonts w:eastAsia="Times New Roman" w:cs="Times New Roman"/>
+                <w:b/>
+                <w:bCs/>
+                <w:noProof w:val="0"/>
+                <w:kern w:val="0"/>
+                <w:lang w:eastAsia="id-ID"/>
+                <w14:ligatures w14:val="none"/>
+              </w:rPr>
+              <w:t>Toko 4</w:t>
+            </w:r>
+          </w:p>
+        </w:tc>
+        <w:tc>
+          <w:tcPr>
+            <w:tcW w:w="0" w:type="auto"/>
+            <w:vAlign w:val="center"/>
+            <w:hideMark/>
+          </w:tcPr>
+          <w:p>
+            <w:pPr>
+              <w:spacing w:after="0" w:line="240" w:lineRule="auto"/>
+              <w:jc w:val="center"/>
+              <w:rPr>
+                <w:rFonts w:eastAsia="Times New Roman" w:cs="Times New Roman"/>
+                <w:b/>
+                <w:bCs/>
+                <w:noProof w:val="0"/>
+                <w:kern w:val="0"/>
+                <w:lang w:eastAsia="id-ID"/>
+                <w14:ligatures w14:val="none"/>
+              </w:rPr>
+            </w:pPr>
+            <w:r>
+              <w:rPr>
+                <w:rFonts w:eastAsia="Times New Roman" w:cs="Times New Roman"/>
+                <w:b/>
+                <w:bCs/>
+                <w:noProof w:val="0"/>
+                <w:kern w:val="0"/>
+                <w:lang w:eastAsia="id-ID"/>
+                <w14:ligatures w14:val="none"/>
+              </w:rPr>
+              <w:t>Total</w:t>
+            </w:r>
+          </w:p>
+        </w:tc>
+      </w:tr>
+      <w:tr>
+        <w:trPr>
+          <w:tblCellSpacing w:w="15" w:type="dxa"/>
+        </w:trPr>
+        <w:tc>
+          <w:tcPr>
+            <w:tcW w:w="0" w:type="auto"/>
+            <w:vAlign w:val="center"/>
+            <w:hideMark/>
+          </w:tcPr>
+          <w:p>
+            <w:pPr>
+              <w:spacing w:after="0" w:line="240" w:lineRule="auto"/>
+              <w:jc w:val="left"/>
+              <w:rPr>
+                <w:rFonts w:eastAsia="Times New Roman" w:cs="Times New Roman"/>
+                <w:noProof w:val="0"/>
+                <w:kern w:val="0"/>
+                <w:lang w:eastAsia="id-ID"/>
+                <w14:ligatures w14:val="none"/>
+              </w:rPr>
+            </w:pPr>
+            <w:r>
+              <w:rPr>
+                <w:rFonts w:eastAsia="Times New Roman" w:cs="Times New Roman"/>
+                <w:noProof w:val="0"/>
+                <w:kern w:val="0"/>
+                <w:lang w:eastAsia="id-ID"/>
+                <w14:ligatures w14:val="none"/>
+              </w:rPr>
+              <w:t>Gudang A</w:t>
+            </w:r>
+          </w:p>
+        </w:tc>
+        <w:tc>
+          <w:tcPr>
+            <w:tcW w:w="0" w:type="auto"/>
+            <w:vAlign w:val="center"/>
+            <w:hideMark/>
+          </w:tcPr>
+          <w:p>
+            <w:pPr>
+              <w:spacing w:after="0" w:line="240" w:lineRule="auto"/>
+              <w:jc w:val="left"/>
+              <w:rPr>
+                <w:rFonts w:eastAsia="Times New Roman" w:cs="Times New Roman"/>
+                <w:noProof w:val="0"/>
+                <w:kern w:val="0"/>
+                <w:lang w:eastAsia="id-ID"/>
+                <w14:ligatures w14:val="none"/>
+              </w:rPr>
+            </w:pPr>
+            <w:r>
+              <w:rPr>
+                <w:rFonts w:eastAsia="Times New Roman" w:cs="Times New Roman"/>
+                <w:noProof w:val="0"/>
+                <w:kern w:val="0"/>
+                <w:lang w:eastAsia="id-ID"/>
+                <w14:ligatures w14:val="none"/>
+              </w:rPr>
+              <w:t>0</w:t>
+            </w:r>
+          </w:p>
+        </w:tc>
+        <w:tc>
+          <w:tcPr>
+            <w:tcW w:w="0" w:type="auto"/>
+            <w:vAlign w:val="center"/>
+            <w:hideMark/>
+          </w:tcPr>
+          <w:p>
+            <w:pPr>
+              <w:spacing w:after="0" w:line="240" w:lineRule="auto"/>
+              <w:jc w:val="left"/>
+              <w:rPr>
+                <w:rFonts w:eastAsia="Times New Roman" w:cs="Times New Roman"/>
+                <w:noProof w:val="0"/>
+                <w:kern w:val="0"/>
+                <w:lang w:eastAsia="id-ID"/>
+                <w14:ligatures w14:val="none"/>
+              </w:rPr>
+            </w:pPr>
+            <w:r>
+              <w:rPr>
+                <w:rFonts w:eastAsia="Times New Roman" w:cs="Times New Roman"/>
+                <w:noProof w:val="0"/>
+                <w:kern w:val="0"/>
+                <w:lang w:eastAsia="id-ID"/>
+                <w14:ligatures w14:val="none"/>
+              </w:rPr>
+              <w:t>150</w:t>
+            </w:r>
+          </w:p>
+        </w:tc>
+        <w:tc>
+          <w:tcPr>
+            <w:tcW w:w="0" w:type="auto"/>
+            <w:vAlign w:val="center"/>
+            <w:hideMark/>
+          </w:tcPr>
+          <w:p>
+            <w:pPr>
+              <w:spacing w:after="0" w:line="240" w:lineRule="auto"/>
+              <w:jc w:val="left"/>
+              <w:rPr>
+                <w:rFonts w:eastAsia="Times New Roman" w:cs="Times New Roman"/>
+                <w:noProof w:val="0"/>
+                <w:kern w:val="0"/>
+                <w:lang w:eastAsia="id-ID"/>
+                <w14:ligatures w14:val="none"/>
+              </w:rPr>
+            </w:pPr>
+            <w:r>
+              <w:rPr>
+                <w:rFonts w:eastAsia="Times New Roman" w:cs="Times New Roman"/>
+                <w:noProof w:val="0"/>
+                <w:kern w:val="0"/>
+                <w:lang w:eastAsia="id-ID"/>
+                <w14:ligatures w14:val="none"/>
+              </w:rPr>
+              <w:t>50</w:t>
+            </w:r>
+          </w:p>
+        </w:tc>
+        <w:tc>
+          <w:tcPr>
+            <w:tcW w:w="0" w:type="auto"/>
+            <w:vAlign w:val="center"/>
+            <w:hideMark/>
+          </w:tcPr>
+          <w:p>
+            <w:pPr>
+              <w:spacing w:after="0" w:line="240" w:lineRule="auto"/>
+              <w:jc w:val="left"/>
+              <w:rPr>
+                <w:rFonts w:eastAsia="Times New Roman" w:cs="Times New Roman"/>
+                <w:noProof w:val="0"/>
+                <w:kern w:val="0"/>
+                <w:lang w:eastAsia="id-ID"/>
+                <w14:ligatures w14:val="none"/>
+              </w:rPr>
+            </w:pPr>
+            <w:r>
+              <w:rPr>
+                <w:rFonts w:eastAsia="Times New Roman" w:cs="Times New Roman"/>
+                <w:noProof w:val="0"/>
+                <w:kern w:val="0"/>
+                <w:lang w:eastAsia="id-ID"/>
+                <w14:ligatures w14:val="none"/>
+              </w:rPr>
+              <w:t>0</w:t>
+            </w:r>
+          </w:p>
+        </w:tc>
+        <w:tc>
+          <w:tcPr>
+            <w:tcW w:w="0" w:type="auto"/>
+            <w:vAlign w:val="center"/>
+            <w:hideMark/>
+          </w:tcPr>
+          <w:p>
+            <w:pPr>
+              <w:spacing w:after="0" w:line="240" w:lineRule="auto"/>
+              <w:jc w:val="left"/>
+              <w:rPr>
+                <w:rFonts w:eastAsia="Times New Roman" w:cs="Times New Roman"/>
+                <w:noProof w:val="0"/>
+                <w:kern w:val="0"/>
+                <w:lang w:eastAsia="id-ID"/>
+                <w14:ligatures w14:val="none"/>
+              </w:rPr>
+            </w:pPr>
+            <w:r>
+              <w:rPr>
+                <w:rFonts w:eastAsia="Times New Roman" w:cs="Times New Roman"/>
+                <w:noProof w:val="0"/>
+                <w:kern w:val="0"/>
+                <w:lang w:eastAsia="id-ID"/>
+                <w14:ligatures w14:val="none"/>
+              </w:rPr>
+              <w:t>200</w:t>
+            </w:r>
+          </w:p>
+        </w:tc>
+      </w:tr>
+      <w:tr>
+        <w:trPr>
+          <w:tblCellSpacing w:w="15" w:type="dxa"/>
+        </w:trPr>
+        <w:tc>
+          <w:tcPr>
+            <w:tcW w:w="0" w:type="auto"/>
+            <w:vAlign w:val="center"/>
+            <w:hideMark/>
+          </w:tcPr>
+          <w:p>
+            <w:pPr>
+              <w:spacing w:after="0" w:line="240" w:lineRule="auto"/>
+              <w:jc w:val="left"/>
+              <w:rPr>
+                <w:rFonts w:eastAsia="Times New Roman" w:cs="Times New Roman"/>
+                <w:noProof w:val="0"/>
+                <w:kern w:val="0"/>
+                <w:lang w:eastAsia="id-ID"/>
+                <w14:ligatures w14:val="none"/>
+              </w:rPr>
+            </w:pPr>
+            <w:r>
+              <w:rPr>
+                <w:rFonts w:eastAsia="Times New Roman" w:cs="Times New Roman"/>
+                <w:noProof w:val="0"/>
+                <w:kern w:val="0"/>
+                <w:lang w:eastAsia="id-ID"/>
+                <w14:ligatures w14:val="none"/>
+              </w:rPr>
+              <w:t>Gudang B</w:t>
+            </w:r>
+          </w:p>
+        </w:tc>
+        <w:tc>
+          <w:tcPr>
+            <w:tcW w:w="0" w:type="auto"/>
+            <w:vAlign w:val="center"/>
+            <w:hideMark/>
+          </w:tcPr>
+          <w:p>
+            <w:pPr>
+              <w:spacing w:after="0" w:line="240" w:lineRule="auto"/>
+              <w:jc w:val="left"/>
+              <w:rPr>
+                <w:rFonts w:eastAsia="Times New Roman" w:cs="Times New Roman"/>
+                <w:noProof w:val="0"/>
+                <w:kern w:val="0"/>
+                <w:lang w:eastAsia="id-ID"/>
+                <w14:ligatures w14:val="none"/>
+              </w:rPr>
+            </w:pPr>
+            <w:r>
+              <w:rPr>
+                <w:rFonts w:eastAsia="Times New Roman" w:cs="Times New Roman"/>
+                <w:noProof w:val="0"/>
+                <w:kern w:val="0"/>
+                <w:lang w:eastAsia="id-ID"/>
+                <w14:ligatures w14:val="none"/>
+              </w:rPr>
+              <w:t>0</w:t>
+            </w:r>
+          </w:p>
+        </w:tc>
+        <w:tc>
+          <w:tcPr>
+            <w:tcW w:w="0" w:type="auto"/>
+            <w:vAlign w:val="center"/>
+            <w:hideMark/>
+          </w:tcPr>
+          <w:p>
+            <w:pPr>
+              <w:spacing w:after="0" w:line="240" w:lineRule="auto"/>
+              <w:jc w:val="left"/>
+              <w:rPr>
+                <w:rFonts w:eastAsia="Times New Roman" w:cs="Times New Roman"/>
+                <w:noProof w:val="0"/>
+                <w:kern w:val="0"/>
+                <w:lang w:eastAsia="id-ID"/>
+                <w14:ligatures w14:val="none"/>
+              </w:rPr>
+            </w:pPr>
+            <w:r>
+              <w:rPr>
+                <w:rFonts w:eastAsia="Times New Roman" w:cs="Times New Roman"/>
+                <w:noProof w:val="0"/>
+                <w:kern w:val="0"/>
+                <w:lang w:eastAsia="id-ID"/>
+                <w14:ligatures w14:val="none"/>
+              </w:rPr>
+              <w:t>0</w:t>
+            </w:r>
+          </w:p>
+        </w:tc>
+        <w:tc>
+          <w:tcPr>
+            <w:tcW w:w="0" w:type="auto"/>
+            <w:vAlign w:val="center"/>
+            <w:hideMark/>
+          </w:tcPr>
+          <w:p>
+            <w:pPr>
+              <w:spacing w:after="0" w:line="240" w:lineRule="auto"/>
+              <w:jc w:val="left"/>
+              <w:rPr>
+                <w:rFonts w:eastAsia="Times New Roman" w:cs="Times New Roman"/>
+                <w:noProof w:val="0"/>
+                <w:kern w:val="0"/>
+                <w:lang w:eastAsia="id-ID"/>
+                <w14:ligatures w14:val="none"/>
+              </w:rPr>
+            </w:pPr>
+            <w:r>
+              <w:rPr>
+                <w:rFonts w:eastAsia="Times New Roman" w:cs="Times New Roman"/>
+                <w:noProof w:val="0"/>
+                <w:kern w:val="0"/>
+                <w:lang w:eastAsia="id-ID"/>
+                <w14:ligatures w14:val="none"/>
+              </w:rPr>
+              <w:t>50</w:t>
+            </w:r>
+          </w:p>
+        </w:tc>
+        <w:tc>
+          <w:tcPr>
+            <w:tcW w:w="0" w:type="auto"/>
+            <w:vAlign w:val="center"/>
+            <w:hideMark/>
+          </w:tcPr>
+          <w:p>
+            <w:pPr>
+              <w:spacing w:after="0" w:line="240" w:lineRule="auto"/>
+              <w:jc w:val="left"/>
+              <w:rPr>
+                <w:rFonts w:eastAsia="Times New Roman" w:cs="Times New Roman"/>
+                <w:noProof w:val="0"/>
+                <w:kern w:val="0"/>
+                <w:lang w:eastAsia="id-ID"/>
+                <w14:ligatures w14:val="none"/>
+              </w:rPr>
+            </w:pPr>
+            <w:r>
+              <w:rPr>
+                <w:rFonts w:eastAsia="Times New Roman" w:cs="Times New Roman"/>
+                <w:noProof w:val="0"/>
+                <w:kern w:val="0"/>
+                <w:lang w:eastAsia="id-ID"/>
+                <w14:ligatures w14:val="none"/>
+              </w:rPr>
+              <w:t>150</w:t>
+            </w:r>
+          </w:p>
+        </w:tc>
+        <w:tc>
+          <w:tcPr>
+            <w:tcW w:w="0" w:type="auto"/>
+            <w:vAlign w:val="center"/>
+            <w:hideMark/>
+          </w:tcPr>
+          <w:p>
+            <w:pPr>
+              <w:spacing w:after="0" w:line="240" w:lineRule="auto"/>
+              <w:jc w:val="left"/>
+              <w:rPr>
+                <w:rFonts w:eastAsia="Times New Roman" w:cs="Times New Roman"/>
+                <w:noProof w:val="0"/>
+                <w:kern w:val="0"/>
+                <w:lang w:eastAsia="id-ID"/>
+                <w14:ligatures w14:val="none"/>
+              </w:rPr>
+            </w:pPr>
+            <w:r>
+              <w:rPr>
+                <w:rFonts w:eastAsia="Times New Roman" w:cs="Times New Roman"/>
+                <w:noProof w:val="0"/>
+                <w:kern w:val="0"/>
+                <w:lang w:eastAsia="id-ID"/>
+                <w14:ligatures w14:val="none"/>
+              </w:rPr>
+              <w:t>200</w:t>
+            </w:r>
+          </w:p>
+        </w:tc>
+      </w:tr>
+      <w:tr>
+        <w:trPr>
+          <w:tblCellSpacing w:w="15" w:type="dxa"/>
+        </w:trPr>
+        <w:tc>
+          <w:tcPr>
+            <w:tcW w:w="0" w:type="auto"/>
+            <w:vAlign w:val="center"/>
+            <w:hideMark/>
+          </w:tcPr>
+          <w:p>
+            <w:pPr>
+              <w:spacing w:after="0" w:line="240" w:lineRule="auto"/>
+              <w:jc w:val="left"/>
+              <w:rPr>
+                <w:rFonts w:eastAsia="Times New Roman" w:cs="Times New Roman"/>
+                <w:noProof w:val="0"/>
+                <w:kern w:val="0"/>
+                <w:lang w:eastAsia="id-ID"/>
+                <w14:ligatures w14:val="none"/>
+              </w:rPr>
+            </w:pPr>
+            <w:r>
+              <w:rPr>
+                <w:rFonts w:eastAsia="Times New Roman" w:cs="Times New Roman"/>
+                <w:noProof w:val="0"/>
+                <w:kern w:val="0"/>
+                <w:lang w:eastAsia="id-ID"/>
+                <w14:ligatures w14:val="none"/>
+              </w:rPr>
+              <w:t>Gudang C</w:t>
+            </w:r>
+          </w:p>
+        </w:tc>
+        <w:tc>
+          <w:tcPr>
+            <w:tcW w:w="0" w:type="auto"/>
+            <w:vAlign w:val="center"/>
+            <w:hideMark/>
+          </w:tcPr>
+          <w:p>
+            <w:pPr>
+              <w:spacing w:after="0" w:line="240" w:lineRule="auto"/>
+              <w:jc w:val="left"/>
+              <w:rPr>
+                <w:rFonts w:eastAsia="Times New Roman" w:cs="Times New Roman"/>
+                <w:noProof w:val="0"/>
+                <w:kern w:val="0"/>
+                <w:lang w:eastAsia="id-ID"/>
+                <w14:ligatures w14:val="none"/>
+              </w:rPr>
+            </w:pPr>
+            <w:r>
+              <w:rPr>
+                <w:rFonts w:eastAsia="Times New Roman" w:cs="Times New Roman"/>
+                <w:noProof w:val="0"/>
+                <w:kern w:val="0"/>
+                <w:lang w:eastAsia="id-ID"/>
+                <w14:ligatures w14:val="none"/>
+              </w:rPr>
+              <w:t>150</w:t>
+            </w:r>
+          </w:p>
+        </w:tc>
+        <w:tc>
+          <w:tcPr>
+            <w:tcW w:w="0" w:type="auto"/>
+            <w:vAlign w:val="center"/>
+            <w:hideMark/>
+          </w:tcPr>
+          <w:p>
+            <w:pPr>
+              <w:spacing w:after="0" w:line="240" w:lineRule="auto"/>
+              <w:jc w:val="left"/>
+              <w:rPr>
+                <w:rFonts w:eastAsia="Times New Roman" w:cs="Times New Roman"/>
+                <w:noProof w:val="0"/>
+                <w:kern w:val="0"/>
+                <w:lang w:eastAsia="id-ID"/>
+                <w14:ligatures w14:val="none"/>
+              </w:rPr>
+            </w:pPr>
+            <w:r>
+              <w:rPr>
+                <w:rFonts w:eastAsia="Times New Roman" w:cs="Times New Roman"/>
+                <w:noProof w:val="0"/>
+                <w:kern w:val="0"/>
+                <w:lang w:eastAsia="id-ID"/>
+                <w14:ligatures w14:val="none"/>
+              </w:rPr>
+              <w:t>50</w:t>
+            </w:r>
+          </w:p>
+        </w:tc>
+        <w:tc>
+          <w:tcPr>
+            <w:tcW w:w="0" w:type="auto"/>
+            <w:vAlign w:val="center"/>
+            <w:hideMark/>
+          </w:tcPr>
+          <w:p>
+            <w:pPr>
+              <w:spacing w:after="0" w:line="240" w:lineRule="auto"/>
+              <w:jc w:val="left"/>
+              <w:rPr>
+                <w:rFonts w:eastAsia="Times New Roman" w:cs="Times New Roman"/>
+                <w:noProof w:val="0"/>
+                <w:kern w:val="0"/>
+                <w:lang w:eastAsia="id-ID"/>
+                <w14:ligatures w14:val="none"/>
+              </w:rPr>
+            </w:pPr>
+            <w:r>
+              <w:rPr>
+                <w:rFonts w:eastAsia="Times New Roman" w:cs="Times New Roman"/>
+                <w:noProof w:val="0"/>
+                <w:kern w:val="0"/>
+                <w:lang w:eastAsia="id-ID"/>
+                <w14:ligatures w14:val="none"/>
+              </w:rPr>
+              <w:t>0</w:t>
+            </w:r>
+          </w:p>
+        </w:tc>
+        <w:tc>
+          <w:tcPr>
+            <w:tcW w:w="0" w:type="auto"/>
+            <w:vAlign w:val="center"/>
+            <w:hideMark/>
+          </w:tcPr>
+          <w:p>
+            <w:pPr>
+              <w:spacing w:after="0" w:line="240" w:lineRule="auto"/>
+              <w:jc w:val="left"/>
+              <w:rPr>
+                <w:rFonts w:eastAsia="Times New Roman" w:cs="Times New Roman"/>
+                <w:noProof w:val="0"/>
+                <w:kern w:val="0"/>
+                <w:lang w:eastAsia="id-ID"/>
+                <w14:ligatures w14:val="none"/>
+              </w:rPr>
+            </w:pPr>
+            <w:r>
+              <w:rPr>
+                <w:rFonts w:eastAsia="Times New Roman" w:cs="Times New Roman"/>
+                <w:noProof w:val="0"/>
+                <w:kern w:val="0"/>
+                <w:lang w:eastAsia="id-ID"/>
+                <w14:ligatures w14:val="none"/>
+              </w:rPr>
+              <w:t>0</w:t>
+            </w:r>
+          </w:p>
+        </w:tc>
+        <w:tc>
+          <w:tcPr>
+            <w:tcW w:w="0" w:type="auto"/>
+            <w:vAlign w:val="center"/>
+            <w:hideMark/>
+          </w:tcPr>
+          <w:p>
+            <w:pPr>
+              <w:spacing w:after="0" w:line="240" w:lineRule="auto"/>
+              <w:jc w:val="left"/>
+              <w:rPr>
+                <w:rFonts w:eastAsia="Times New Roman" w:cs="Times New Roman"/>
+                <w:noProof w:val="0"/>
+                <w:kern w:val="0"/>
+                <w:lang w:eastAsia="id-ID"/>
+                <w14:ligatures w14:val="none"/>
+              </w:rPr>
+            </w:pPr>
+            <w:r>
+              <w:rPr>
+                <w:rFonts w:eastAsia="Times New Roman" w:cs="Times New Roman"/>
+                <w:noProof w:val="0"/>
+                <w:kern w:val="0"/>
+                <w:lang w:eastAsia="id-ID"/>
+                <w14:ligatures w14:val="none"/>
+              </w:rPr>
+              <w:t>200</w:t>
+            </w:r>
+          </w:p>
+        </w:tc>
+      </w:tr>
+      <w:tr>
+        <w:trPr>
+          <w:tblCellSpacing w:w="15" w:type="dxa"/>
+        </w:trPr>
+        <w:tc>
+          <w:tcPr>
+            <w:tcW w:w="0" w:type="auto"/>
+            <w:vAlign w:val="center"/>
+            <w:hideMark/>
+          </w:tcPr>
+          <w:p>
+            <w:pPr>
+              <w:spacing w:after="0" w:line="240" w:lineRule="auto"/>
+              <w:jc w:val="left"/>
+              <w:rPr>
+                <w:rFonts w:eastAsia="Times New Roman" w:cs="Times New Roman"/>
+                <w:noProof w:val="0"/>
+                <w:kern w:val="0"/>
+                <w:lang w:eastAsia="id-ID"/>
+                <w14:ligatures w14:val="none"/>
+              </w:rPr>
+            </w:pPr>
+            <w:r>
+              <w:rPr>
+                <w:rFonts w:eastAsia="Times New Roman" w:cs="Times New Roman"/>
+                <w:noProof w:val="0"/>
+                <w:kern w:val="0"/>
+                <w:lang w:eastAsia="id-ID"/>
+                <w14:ligatures w14:val="none"/>
+              </w:rPr>
+              <w:t>Total</w:t>
+            </w:r>
+          </w:p>
+        </w:tc>
+        <w:tc>
+          <w:tcPr>
+            <w:tcW w:w="0" w:type="auto"/>
+            <w:vAlign w:val="center"/>
+            <w:hideMark/>
+          </w:tcPr>
+          <w:p>
+            <w:pPr>
+              <w:spacing w:after="0" w:line="240" w:lineRule="auto"/>
+              <w:jc w:val="left"/>
+              <w:rPr>
+                <w:rFonts w:eastAsia="Times New Roman" w:cs="Times New Roman"/>
+                <w:noProof w:val="0"/>
+                <w:kern w:val="0"/>
+                <w:lang w:eastAsia="id-ID"/>
+                <w14:ligatures w14:val="none"/>
+              </w:rPr>
+            </w:pPr>
+            <w:r>
+              <w:rPr>
+                <w:rFonts w:eastAsia="Times New Roman" w:cs="Times New Roman"/>
+                <w:noProof w:val="0"/>
+                <w:kern w:val="0"/>
+                <w:lang w:eastAsia="id-ID"/>
+                <w14:ligatures w14:val="none"/>
+              </w:rPr>
+              <w:t>150</w:t>
+            </w:r>
+          </w:p>
+        </w:tc>
+        <w:tc>
+          <w:tcPr>
+            <w:tcW w:w="0" w:type="auto"/>
+            <w:vAlign w:val="center"/>
+            <w:hideMark/>
+          </w:tcPr>
+          <w:p>
+            <w:pPr>
+              <w:spacing w:after="0" w:line="240" w:lineRule="auto"/>
+              <w:jc w:val="left"/>
+              <w:rPr>
+                <w:rFonts w:eastAsia="Times New Roman" w:cs="Times New Roman"/>
+                <w:noProof w:val="0"/>
+                <w:kern w:val="0"/>
+                <w:lang w:eastAsia="id-ID"/>
+                <w14:ligatures w14:val="none"/>
+              </w:rPr>
+            </w:pPr>
+            <w:r>
+              <w:rPr>
+                <w:rFonts w:eastAsia="Times New Roman" w:cs="Times New Roman"/>
+                <w:noProof w:val="0"/>
+                <w:kern w:val="0"/>
+                <w:lang w:eastAsia="id-ID"/>
+                <w14:ligatures w14:val="none"/>
+              </w:rPr>
+              <w:t>200</w:t>
+            </w:r>
+          </w:p>
+        </w:tc>
+        <w:tc>
+          <w:tcPr>
+            <w:tcW w:w="0" w:type="auto"/>
+            <w:vAlign w:val="center"/>
+            <w:hideMark/>
+          </w:tcPr>
+          <w:p>
+            <w:pPr>
+              <w:spacing w:after="0" w:line="240" w:lineRule="auto"/>
+              <w:jc w:val="left"/>
+              <w:rPr>
+                <w:rFonts w:eastAsia="Times New Roman" w:cs="Times New Roman"/>
+                <w:noProof w:val="0"/>
+                <w:kern w:val="0"/>
+                <w:lang w:eastAsia="id-ID"/>
+                <w14:ligatures w14:val="none"/>
+              </w:rPr>
+            </w:pPr>
+            <w:r>
+              <w:rPr>
+                <w:rFonts w:eastAsia="Times New Roman" w:cs="Times New Roman"/>
+                <w:noProof w:val="0"/>
+                <w:kern w:val="0"/>
+                <w:lang w:eastAsia="id-ID"/>
+                <w14:ligatures w14:val="none"/>
+              </w:rPr>
+              <w:t>100</w:t>
+            </w:r>
+          </w:p>
+        </w:tc>
+        <w:tc>
+          <w:tcPr>
+            <w:tcW w:w="0" w:type="auto"/>
+            <w:vAlign w:val="center"/>
+            <w:hideMark/>
+          </w:tcPr>
+          <w:p>
+            <w:pPr>
+              <w:spacing w:after="0" w:line="240" w:lineRule="auto"/>
+              <w:jc w:val="left"/>
+              <w:rPr>
+                <w:rFonts w:eastAsia="Times New Roman" w:cs="Times New Roman"/>
+                <w:noProof w:val="0"/>
+                <w:kern w:val="0"/>
+                <w:lang w:eastAsia="id-ID"/>
+                <w14:ligatures w14:val="none"/>
+              </w:rPr>
+            </w:pPr>
+            <w:r>
+              <w:rPr>
+                <w:rFonts w:eastAsia="Times New Roman" w:cs="Times New Roman"/>
+                <w:noProof w:val="0"/>
+                <w:kern w:val="0"/>
+                <w:lang w:eastAsia="id-ID"/>
+                <w14:ligatures w14:val="none"/>
+              </w:rPr>
+              <w:t>150</w:t>
+            </w:r>
+          </w:p>
+        </w:tc>
+        <w:tc>
+          <w:tcPr>
+            <w:tcW w:w="0" w:type="auto"/>
+            <w:vAlign w:val="center"/>
+            <w:hideMark/>
+          </w:tcPr>
+          <w:p>
+            <w:pPr>
+              <w:spacing w:after="0" w:line="240" w:lineRule="auto"/>
+              <w:jc w:val="left"/>
+              <w:rPr>
+                <w:rFonts w:eastAsia="Times New Roman" w:cs="Times New Roman"/>
+                <w:noProof w:val="0"/>
+                <w:kern w:val="0"/>
+                <w:lang w:eastAsia="id-ID"/>
+                <w14:ligatures w14:val="none"/>
+              </w:rPr>
+            </w:pPr>
+            <w:r>
+              <w:rPr>
+                <w:rFonts w:eastAsia="Times New Roman" w:cs="Times New Roman"/>
+                <w:noProof w:val="0"/>
+                <w:kern w:val="0"/>
+                <w:lang w:eastAsia="id-ID"/>
+                <w14:ligatures w14:val="none"/>
+              </w:rPr>
+              <w:t>600</w:t>
+            </w:r>
+          </w:p>
+        </w:tc>
+      </w:tr>
+    </w:tbl>
+    <w:p>
+      <w:pPr>
+        <w:spacing w:before="100" w:beforeAutospacing="1" w:after="100" w:afterAutospacing="1" w:line="240" w:lineRule="auto"/>
+        <w:jc w:val="left"/>
+        <w:rPr>
+          <w:rFonts w:eastAsia="Times New Roman" w:cs="Times New Roman"/>
+          <w:noProof w:val="0"/>
+          <w:kern w:val="0"/>
+          <w:lang w:eastAsia="id-ID"/>
+          <w14:ligatures w14:val="none"/>
+        </w:rPr>
+      </w:pPr>
+      <w:r>
+        <w:rPr>
+          <w:rFonts w:eastAsia="Times New Roman" w:cs="Times New Roman"/>
+          <w:noProof w:val="0"/>
+          <w:kern w:val="0"/>
+          <w:lang w:eastAsia="id-ID"/>
+          <w14:ligatures w14:val="none"/>
+        </w:rPr>
+        <w:t>Total Biaya: Rp 5.750 Perubahan: +Rp 100 atau naik 1,8%</w:t>
+      </w:r>
+    </w:p>
+    <w:p>
+      <w:pPr>
+        <w:spacing w:before="100" w:beforeAutospacing="1" w:after="100" w:afterAutospacing="1" w:line="240" w:lineRule="auto"/>
+        <w:jc w:val="left"/>
+        <w:rPr>
+          <w:rFonts w:eastAsia="Times New Roman" w:cs="Times New Roman"/>
+          <w:noProof w:val="0"/>
+          <w:kern w:val="0"/>
+          <w:lang w:eastAsia="id-ID"/>
+          <w14:ligatures w14:val="none"/>
+        </w:rPr>
+      </w:pPr>
+      <w:r>
+        <w:rPr>
+          <w:rFonts w:eastAsia="Times New Roman" w:cs="Times New Roman"/>
+          <w:noProof w:val="0"/>
+          <w:kern w:val="0"/>
+          <w:lang w:eastAsia="id-ID"/>
+          <w14:ligatures w14:val="none"/>
+        </w:rPr>
+        <w:t>Berkurangnya kapasitas Gudang A memaksa sistem mengalihkan 50 unit pasokan untuk Toko 3 ke Gudang B yang memiliki biaya lebih tinggi. Hal ini menunjukkan pentingnya menjaga kapasitas gudang yang memiliki biaya distribusi rendah.</w:t>
+      </w:r>
+    </w:p>
+    <w:p>
+      <w:pPr>
+        <w:spacing w:before="100" w:beforeAutospacing="1" w:after="100" w:afterAutospacing="1" w:line="240" w:lineRule="auto"/>
+        <w:jc w:val="left"/>
+        <w:rPr>
+          <w:rFonts w:eastAsia="Times New Roman" w:cs="Times New Roman"/>
+          <w:noProof w:val="0"/>
+          <w:kern w:val="0"/>
+          <w:lang w:eastAsia="id-ID"/>
+          <w14:ligatures w14:val="none"/>
+        </w:rPr>
+      </w:pPr>
+      <w:r>
+        <w:rPr>
+          <w:rFonts w:eastAsia="Times New Roman" w:cs="Times New Roman"/>
+          <w:b/>
+          <w:bCs/>
+          <w:noProof w:val="0"/>
+          <w:kern w:val="0"/>
+          <w:lang w:eastAsia="id-ID"/>
+          <w14:ligatures w14:val="none"/>
+        </w:rPr>
+        <w:t>6.2 Diskusi Hasil Simulasi</w:t>
+      </w:r>
+    </w:p>
+    <w:p>
+      <w:pPr>
+        <w:spacing w:before="100" w:beforeAutospacing="1" w:after="100" w:afterAutospacing="1" w:line="240" w:lineRule="auto"/>
+        <w:jc w:val="left"/>
+        <w:rPr>
+          <w:rFonts w:eastAsia="Times New Roman" w:cs="Times New Roman"/>
+          <w:noProof w:val="0"/>
+          <w:kern w:val="0"/>
+          <w:lang w:eastAsia="id-ID"/>
+          <w14:ligatures w14:val="none"/>
+        </w:rPr>
+      </w:pPr>
+      <w:r>
+        <w:rPr>
+          <w:rFonts w:eastAsia="Times New Roman" w:cs="Times New Roman"/>
+          <w:noProof w:val="0"/>
+          <w:kern w:val="0"/>
+          <w:lang w:eastAsia="id-ID"/>
+          <w14:ligatures w14:val="none"/>
+        </w:rPr>
+        <w:t>Dari ketiga simulasi yang dilakukan, dapat ditarik beberapa kesimpulan penting:</w:t>
+      </w:r>
+    </w:p>
+    <w:p>
+      <w:pPr>
+        <w:spacing w:before="100" w:beforeAutospacing="1" w:after="100" w:afterAutospacing="1" w:line="240" w:lineRule="auto"/>
+        <w:jc w:val="left"/>
+        <w:rPr>
+          <w:rFonts w:eastAsia="Times New Roman" w:cs="Times New Roman"/>
+          <w:noProof w:val="0"/>
+          <w:kern w:val="0"/>
+          <w:lang w:eastAsia="id-ID"/>
+          <w14:ligatures w14:val="none"/>
+        </w:rPr>
+      </w:pPr>
+      <w:r>
+        <w:rPr>
+          <w:rFonts w:eastAsia="Times New Roman" w:cs="Times New Roman"/>
+          <w:noProof w:val="0"/>
+          <w:kern w:val="0"/>
+          <w:lang w:eastAsia="id-ID"/>
+          <w14:ligatures w14:val="none"/>
+        </w:rPr>
+        <w:t>Pertama, model sangat sensitif terhadap perubahan permintaan, terutama ketika perubahan tersebut memaksa penggunaan rute dengan biaya lebih tinggi. Dalam simulasi 1, peningkatan permintaan hanya 5% menyebabkan kenaikan biaya 6,4%. Ini menunjukkan pentingnya akurasi dalam peramalan permintaan.</w:t>
+      </w:r>
+    </w:p>
+    <w:p>
+      <w:pPr>
+        <w:spacing w:before="100" w:beforeAutospacing="1" w:after="100" w:afterAutospacing="1" w:line="240" w:lineRule="auto"/>
+        <w:jc w:val="left"/>
+        <w:rPr>
+          <w:rFonts w:eastAsia="Times New Roman" w:cs="Times New Roman"/>
+          <w:noProof w:val="0"/>
+          <w:kern w:val="0"/>
+          <w:lang w:eastAsia="id-ID"/>
+          <w14:ligatures w14:val="none"/>
+        </w:rPr>
+      </w:pPr>
+      <w:r>
+        <w:rPr>
+          <w:rFonts w:eastAsia="Times New Roman" w:cs="Times New Roman"/>
+          <w:noProof w:val="0"/>
+          <w:kern w:val="0"/>
+          <w:lang w:eastAsia="id-ID"/>
+          <w14:ligatures w14:val="none"/>
+        </w:rPr>
+        <w:t>Kedua, negosiasi biaya transportasi dapat memberikan dampak signifikan terhadap efisiensi operasional. Simulasi 2 menunjukkan bahwa pengurangan biaya pada satu rute saja dapat mengubah pola distribusi keseluruhan dan menghasilkan penghematan. Manajemen perlu fokus pada negosiasi dengan penyedia jasa logistik, khususnya untuk rute-rute yang frekuensi penggunaannya tinggi.</w:t>
+      </w:r>
+    </w:p>
+    <w:p>
+      <w:pPr>
+        <w:spacing w:before="100" w:beforeAutospacing="1" w:after="100" w:afterAutospacing="1" w:line="240" w:lineRule="auto"/>
+        <w:jc w:val="left"/>
+        <w:rPr>
+          <w:rFonts w:eastAsia="Times New Roman" w:cs="Times New Roman"/>
+          <w:noProof w:val="0"/>
+          <w:kern w:val="0"/>
+          <w:lang w:eastAsia="id-ID"/>
+          <w14:ligatures w14:val="none"/>
+        </w:rPr>
+      </w:pPr>
+      <w:r>
+        <w:rPr>
+          <w:rFonts w:eastAsia="Times New Roman" w:cs="Times New Roman"/>
+          <w:noProof w:val="0"/>
+          <w:kern w:val="0"/>
+          <w:lang w:eastAsia="id-ID"/>
+          <w14:ligatures w14:val="none"/>
+        </w:rPr>
+        <w:t>Ketiga, kapasitas berlebih (excess capacity) memiliki nilai strategis. Meskipun dalam kondisi normal kapasitas Gudang B dan C tidak terpakai penuh, kapasitas ini menjadi sangat penting ketika ada fluktuasi permintaan atau gangguan pada gudang lain. Ada trade-off antara biaya mempertahankan kapasitas berlebih dengan fleksibilitas operasional yang diperoleh.</w:t>
+      </w:r>
+    </w:p>
+    <w:p>
+      <w:pPr>
+        <w:spacing w:before="100" w:beforeAutospacing="1" w:after="100" w:afterAutospacing="1" w:line="240" w:lineRule="auto"/>
+        <w:jc w:val="left"/>
+        <w:rPr>
+          <w:rFonts w:eastAsia="Times New Roman" w:cs="Times New Roman"/>
+          <w:noProof w:val="0"/>
+          <w:kern w:val="0"/>
+          <w:lang w:eastAsia="id-ID"/>
+          <w14:ligatures w14:val="none"/>
+        </w:rPr>
+      </w:pPr>
+      <w:r>
+        <w:rPr>
+          <w:rFonts w:eastAsia="Times New Roman" w:cs="Times New Roman"/>
+          <w:noProof w:val="0"/>
+          <w:kern w:val="0"/>
+          <w:lang w:eastAsia="id-ID"/>
+          <w14:ligatures w14:val="none"/>
+        </w:rPr>
+        <w:t>Keempat, gudang dengan biaya distribusi rendah menjadi aset kritis. Gudang A yang memiliki biaya rendah ke beberapa toko menjadi bottleneck karena kapasitasnya sudah habis. Investasi untuk meningkatkan kapasitas gudang semacam ini atau membuka gudang baru di lokasi strategis perlu dipertimbangkan.</w:t>
+      </w:r>
+    </w:p>
+    <w:p>
+      <w:pPr>
+        <w:spacing w:before="100" w:beforeAutospacing="1" w:after="100" w:afterAutospacing="1" w:line="240" w:lineRule="auto"/>
+        <w:jc w:val="left"/>
+        <w:rPr>
+          <w:rFonts w:eastAsia="Times New Roman" w:cs="Times New Roman"/>
+          <w:noProof w:val="0"/>
+          <w:kern w:val="0"/>
+          <w:lang w:eastAsia="id-ID"/>
+          <w14:ligatures w14:val="none"/>
+        </w:rPr>
+      </w:pPr>
+      <w:r>
+        <w:rPr>
+          <w:rFonts w:eastAsia="Times New Roman" w:cs="Times New Roman"/>
+          <w:noProof w:val="0"/>
+          <w:kern w:val="0"/>
+          <w:lang w:eastAsia="id-ID"/>
+          <w14:ligatures w14:val="none"/>
+        </w:rPr>
+        <w:t>Berdasarkan hasil simulasi, beberapa rekomendasi strategis dapat diberikan:</w:t>
+      </w:r>
+    </w:p>
+    <w:p>
+      <w:pPr>
+        <w:numPr>
+          <w:ilvl w:val="0"/>
+          <w:numId w:val="40"/>
+        </w:numPr>
+        <w:spacing w:before="100" w:beforeAutospacing="1" w:after="100" w:afterAutospacing="1" w:line="240" w:lineRule="auto"/>
+        <w:jc w:val="left"/>
+        <w:rPr>
+          <w:rFonts w:eastAsia="Times New Roman" w:cs="Times New Roman"/>
+          <w:noProof w:val="0"/>
+          <w:kern w:val="0"/>
+          <w:lang w:eastAsia="id-ID"/>
+          <w14:ligatures w14:val="none"/>
+        </w:rPr>
+      </w:pPr>
+      <w:r>
+        <w:rPr>
+          <w:rFonts w:eastAsia="Times New Roman" w:cs="Times New Roman"/>
+          <w:noProof w:val="0"/>
+          <w:kern w:val="0"/>
+          <w:lang w:eastAsia="id-ID"/>
+          <w14:ligatures w14:val="none"/>
+        </w:rPr>
+        <w:t>Prioritaskan negosiasi pengurangan biaya untuk rute dari Gudang B, karena gudang ini memiliki struktur biaya rata-rata paling tinggi.</w:t>
+      </w:r>
+    </w:p>
+    <w:p>
+      <w:pPr>
+        <w:numPr>
+          <w:ilvl w:val="0"/>
+          <w:numId w:val="40"/>
+        </w:numPr>
+        <w:spacing w:before="100" w:beforeAutospacing="1" w:after="100" w:afterAutospacing="1" w:line="240" w:lineRule="auto"/>
+        <w:jc w:val="left"/>
+        <w:rPr>
+          <w:rFonts w:eastAsia="Times New Roman" w:cs="Times New Roman"/>
+          <w:noProof w:val="0"/>
+          <w:kern w:val="0"/>
+          <w:lang w:eastAsia="id-ID"/>
+          <w14:ligatures w14:val="none"/>
+        </w:rPr>
+      </w:pPr>
+      <w:r>
+        <w:rPr>
+          <w:rFonts w:eastAsia="Times New Roman" w:cs="Times New Roman"/>
+          <w:noProof w:val="0"/>
+          <w:kern w:val="0"/>
+          <w:lang w:eastAsia="id-ID"/>
+          <w14:ligatures w14:val="none"/>
+        </w:rPr>
+        <w:lastRenderedPageBreak/>
+        <w:t>Pertimbangkan ekspansi kapasitas Gudang A atau pembukaan gudang baru di area yang dapat melayani Toko 2 dan Toko 3 dengan biaya rendah.</w:t>
+      </w:r>
+    </w:p>
+    <w:p>
+      <w:pPr>
+        <w:numPr>
+          <w:ilvl w:val="0"/>
+          <w:numId w:val="40"/>
+        </w:numPr>
+        <w:spacing w:before="100" w:beforeAutospacing="1" w:after="100" w:afterAutospacing="1" w:line="240" w:lineRule="auto"/>
+        <w:jc w:val="left"/>
+        <w:rPr>
+          <w:rFonts w:eastAsia="Times New Roman" w:cs="Times New Roman"/>
+          <w:noProof w:val="0"/>
+          <w:kern w:val="0"/>
+          <w:lang w:eastAsia="id-ID"/>
+          <w14:ligatures w14:val="none"/>
+        </w:rPr>
+      </w:pPr>
+      <w:r>
+        <w:rPr>
+          <w:rFonts w:eastAsia="Times New Roman" w:cs="Times New Roman"/>
+          <w:noProof w:val="0"/>
+          <w:kern w:val="0"/>
+          <w:lang w:eastAsia="id-ID"/>
+          <w14:ligatures w14:val="none"/>
+        </w:rPr>
+        <w:t>Implementasikan sistem forecasting yang lebih baik untuk mengurangi ketidakpastian permintaan.</w:t>
+      </w:r>
+    </w:p>
+    <w:p>
+      <w:pPr>
+        <w:numPr>
+          <w:ilvl w:val="0"/>
+          <w:numId w:val="40"/>
+        </w:numPr>
+        <w:spacing w:before="100" w:beforeAutospacing="1" w:after="100" w:afterAutospacing="1" w:line="240" w:lineRule="auto"/>
+        <w:jc w:val="left"/>
+        <w:rPr>
+          <w:rFonts w:eastAsia="Times New Roman" w:cs="Times New Roman"/>
+          <w:noProof w:val="0"/>
+          <w:kern w:val="0"/>
+          <w:lang w:eastAsia="id-ID"/>
+          <w14:ligatures w14:val="none"/>
+        </w:rPr>
+      </w:pPr>
+      <w:r>
+        <w:rPr>
+          <w:rFonts w:eastAsia="Times New Roman" w:cs="Times New Roman"/>
+          <w:noProof w:val="0"/>
+          <w:kern w:val="0"/>
+          <w:lang w:eastAsia="id-ID"/>
+          <w14:ligatures w14:val="none"/>
+        </w:rPr>
+        <w:t>Lakukan review berkala (misalnya setiap kuartal) dengan data aktual terbaru untuk menyesuaikan strategi distribusi.</w:t>
+      </w:r>
+    </w:p>
+    <w:p>
+      <w:pPr>
+        <w:numPr>
+          <w:ilvl w:val="0"/>
+          <w:numId w:val="40"/>
+        </w:numPr>
+        <w:spacing w:before="100" w:beforeAutospacing="1" w:after="100" w:afterAutospacing="1" w:line="240" w:lineRule="auto"/>
+        <w:jc w:val="left"/>
+        <w:rPr>
+          <w:rFonts w:eastAsia="Times New Roman" w:cs="Times New Roman"/>
+          <w:noProof w:val="0"/>
+          <w:kern w:val="0"/>
+          <w:lang w:eastAsia="id-ID"/>
+          <w14:ligatures w14:val="none"/>
+        </w:rPr>
+      </w:pPr>
+      <w:r>
+        <w:rPr>
+          <w:rFonts w:eastAsia="Times New Roman" w:cs="Times New Roman"/>
+          <w:noProof w:val="0"/>
+          <w:kern w:val="0"/>
+          <w:lang w:eastAsia="id-ID"/>
+          <w14:ligatures w14:val="none"/>
+        </w:rPr>
+        <w:t>Evaluasi kelayakan investasi dalam sistem transportasi atau kontrak jangka panjang yang dapat menurunkan biaya per unit.</w:t>
+      </w:r>
+    </w:p>
+    <w:p>
+      <w:pPr>
+        <w:spacing w:after="0" w:line="240" w:lineRule="auto"/>
+        <w:jc w:val="left"/>
+        <w:rPr>
+          <w:rFonts w:eastAsia="Times New Roman" w:cs="Times New Roman"/>
+          <w:noProof w:val="0"/>
+          <w:kern w:val="0"/>
+          <w:lang w:eastAsia="id-ID"/>
+          <w14:ligatures w14:val="none"/>
+        </w:rPr>
+      </w:pPr>
+    </w:p>
+    <w:p>
+      <w:pPr>
+        <w:spacing w:before="100" w:beforeAutospacing="1" w:after="100" w:afterAutospacing="1" w:line="240" w:lineRule="auto"/>
+        <w:jc w:val="center"/>
+        <w:rPr>
+          <w:rFonts w:eastAsia="Times New Roman" w:cs="Times New Roman"/>
+          <w:noProof w:val="0"/>
+          <w:kern w:val="0"/>
+          <w:sz w:val="28"/>
+          <w:szCs w:val="28"/>
+          <w:lang w:eastAsia="id-ID"/>
+          <w14:ligatures w14:val="none"/>
+        </w:rPr>
+      </w:pPr>
+      <w:r>
+        <w:rPr>
+          <w:rFonts w:eastAsia="Times New Roman" w:cs="Times New Roman"/>
+          <w:b/>
+          <w:bCs/>
+          <w:noProof w:val="0"/>
+          <w:kern w:val="0"/>
+          <w:sz w:val="28"/>
+          <w:szCs w:val="28"/>
+          <w:lang w:eastAsia="id-ID"/>
+          <w14:ligatures w14:val="none"/>
+        </w:rPr>
+        <w:t>BAB 7</w:t>
+      </w:r>
+      <w:r>
+        <w:rPr>
+          <w:rFonts w:eastAsia="Times New Roman" w:cs="Times New Roman"/>
+          <w:noProof w:val="0"/>
+          <w:kern w:val="0"/>
+          <w:sz w:val="28"/>
+          <w:szCs w:val="28"/>
+          <w:lang w:eastAsia="id-ID"/>
+          <w14:ligatures w14:val="none"/>
+        </w:rPr>
+        <w:t xml:space="preserve"> </w:t>
+      </w:r>
+      <w:r>
+        <w:rPr>
+          <w:rFonts w:eastAsia="Times New Roman" w:cs="Times New Roman"/>
+          <w:b/>
+          <w:bCs/>
+          <w:noProof w:val="0"/>
+          <w:kern w:val="0"/>
+          <w:sz w:val="28"/>
+          <w:szCs w:val="28"/>
+          <w:lang w:eastAsia="id-ID"/>
+          <w14:ligatures w14:val="none"/>
+        </w:rPr>
+        <w:t>KESIMPULAN</w:t>
+      </w:r>
+    </w:p>
+    <w:p>
+      <w:pPr>
+        <w:spacing w:before="100" w:beforeAutospacing="1" w:after="100" w:afterAutospacing="1" w:line="240" w:lineRule="auto"/>
+        <w:jc w:val="left"/>
+        <w:rPr>
+          <w:rFonts w:eastAsia="Times New Roman" w:cs="Times New Roman"/>
+          <w:noProof w:val="0"/>
+          <w:kern w:val="0"/>
+          <w:lang w:eastAsia="id-ID"/>
+          <w14:ligatures w14:val="none"/>
+        </w:rPr>
+      </w:pPr>
+      <w:r>
+        <w:rPr>
+          <w:rFonts w:eastAsia="Times New Roman" w:cs="Times New Roman"/>
+          <w:b/>
+          <w:bCs/>
+          <w:noProof w:val="0"/>
+          <w:kern w:val="0"/>
+          <w:lang w:eastAsia="id-ID"/>
+          <w14:ligatures w14:val="none"/>
+        </w:rPr>
+        <w:t>7.1 Rangkuman Hasil Proyek</w:t>
+      </w:r>
+    </w:p>
+    <w:p>
+      <w:pPr>
+        <w:spacing w:before="100" w:beforeAutospacing="1" w:after="100" w:afterAutospacing="1" w:line="240" w:lineRule="auto"/>
+        <w:jc w:val="left"/>
+        <w:rPr>
+          <w:rFonts w:eastAsia="Times New Roman" w:cs="Times New Roman"/>
+          <w:noProof w:val="0"/>
+          <w:kern w:val="0"/>
+          <w:lang w:eastAsia="id-ID"/>
+          <w14:ligatures w14:val="none"/>
+        </w:rPr>
+      </w:pPr>
+      <w:r>
+        <w:rPr>
+          <w:rFonts w:eastAsia="Times New Roman" w:cs="Times New Roman"/>
+          <w:noProof w:val="0"/>
+          <w:kern w:val="0"/>
+          <w:lang w:eastAsia="id-ID"/>
+          <w14:ligatures w14:val="none"/>
+        </w:rPr>
+        <w:t>Proyek optimasi distribusi PT X ini telah berhasil mengaplikasikan Model Transportasi dari ilmu Riset Operasional untuk menyelesaikan masalah alokasi pengiriman barang. Model yang dibangun melibatkan 3 gudang sebagai sumber pasokan dan 4 toko sebagai tujuan dengan total 12 kemungkinan rute distribusi.</w:t>
+      </w:r>
+    </w:p>
+    <w:p>
+      <w:pPr>
+        <w:spacing w:before="100" w:beforeAutospacing="1" w:after="100" w:afterAutospacing="1" w:line="240" w:lineRule="auto"/>
+        <w:jc w:val="left"/>
+        <w:rPr>
+          <w:rFonts w:eastAsia="Times New Roman" w:cs="Times New Roman"/>
+          <w:noProof w:val="0"/>
+          <w:kern w:val="0"/>
+          <w:lang w:eastAsia="id-ID"/>
+          <w14:ligatures w14:val="none"/>
+        </w:rPr>
+      </w:pPr>
+      <w:r>
+        <w:rPr>
+          <w:rFonts w:eastAsia="Times New Roman" w:cs="Times New Roman"/>
+          <w:noProof w:val="0"/>
+          <w:kern w:val="0"/>
+          <w:lang w:eastAsia="id-ID"/>
+          <w14:ligatures w14:val="none"/>
+        </w:rPr>
+        <w:t>Melalui pendekatan kuantitatif menggunakan pemrograman linear dan Excel Solver, diperoleh solusi optimal yang meminimalkan total biaya transportasi. Hasil utama dari proyek ini adalah:</w:t>
+      </w:r>
+    </w:p>
+    <w:p>
+      <w:pPr>
+        <w:spacing w:before="100" w:beforeAutospacing="1" w:after="100" w:afterAutospacing="1" w:line="240" w:lineRule="auto"/>
+        <w:jc w:val="left"/>
+        <w:rPr>
+          <w:rFonts w:eastAsia="Times New Roman" w:cs="Times New Roman"/>
+          <w:noProof w:val="0"/>
+          <w:kern w:val="0"/>
+          <w:lang w:eastAsia="id-ID"/>
+          <w14:ligatures w14:val="none"/>
+        </w:rPr>
+      </w:pPr>
+      <w:r>
+        <w:rPr>
+          <w:rFonts w:eastAsia="Times New Roman" w:cs="Times New Roman"/>
+          <w:noProof w:val="0"/>
+          <w:kern w:val="0"/>
+          <w:lang w:eastAsia="id-ID"/>
+          <w14:ligatures w14:val="none"/>
+        </w:rPr>
+        <w:t>Solusi optimal alokasi distribusi telah ditentukan dengan rincian: Gudang A memasok 150 unit ke Toko 2 dan 100 unit ke Toko 3, Gudang B memasok 150 unit ke Toko 4, sementara Gudang C memasok 150 unit ke Toko 1 dan 50 unit ke Toko 2. Total biaya transportasi minimum yang dapat dicapai adalah Rp 5.650 per periode, dengan semua permintaan toko terpenuhi dan tidak ada gudang yang melebihi kapasitasnya.</w:t>
+      </w:r>
+    </w:p>
+    <w:p>
+      <w:pPr>
+        <w:spacing w:before="100" w:beforeAutospacing="1" w:after="100" w:afterAutospacing="1" w:line="240" w:lineRule="auto"/>
+        <w:jc w:val="left"/>
+        <w:rPr>
+          <w:rFonts w:eastAsia="Times New Roman" w:cs="Times New Roman"/>
+          <w:noProof w:val="0"/>
+          <w:kern w:val="0"/>
+          <w:lang w:eastAsia="id-ID"/>
+          <w14:ligatures w14:val="none"/>
+        </w:rPr>
+      </w:pPr>
+      <w:r>
+        <w:rPr>
+          <w:rFonts w:eastAsia="Times New Roman" w:cs="Times New Roman"/>
+          <w:noProof w:val="0"/>
+          <w:kern w:val="0"/>
+          <w:lang w:eastAsia="id-ID"/>
+          <w14:ligatures w14:val="none"/>
+        </w:rPr>
+        <w:t>Analisis lebih lanjut menunjukkan bahwa solusi ini berpotensi menghemat biaya 9 hingga 13 persen dibandingkan dengan pendekatan alokasi konvensional yang tidak teroptimasi. Gudang A teridentifikasi sebagai bottleneck karena kapasitasnya terpakai penuh, sementara Gudang B dan C masih memiliki kapasitas cadangan masing-masing 50 unit.</w:t>
+      </w:r>
+    </w:p>
+    <w:p>
+      <w:pPr>
+        <w:spacing w:before="100" w:beforeAutospacing="1" w:after="100" w:afterAutospacing="1" w:line="240" w:lineRule="auto"/>
+        <w:jc w:val="left"/>
+        <w:rPr>
+          <w:rFonts w:eastAsia="Times New Roman" w:cs="Times New Roman"/>
+          <w:noProof w:val="0"/>
+          <w:kern w:val="0"/>
+          <w:lang w:eastAsia="id-ID"/>
+          <w14:ligatures w14:val="none"/>
+        </w:rPr>
+      </w:pPr>
+      <w:r>
+        <w:rPr>
+          <w:rFonts w:eastAsia="Times New Roman" w:cs="Times New Roman"/>
+          <w:b/>
+          <w:bCs/>
+          <w:noProof w:val="0"/>
+          <w:kern w:val="0"/>
+          <w:lang w:eastAsia="id-ID"/>
+          <w14:ligatures w14:val="none"/>
+        </w:rPr>
+        <w:t>7.2 Solusi Optimal dan Aplikasinya</w:t>
+      </w:r>
+    </w:p>
+    <w:p>
+      <w:pPr>
+        <w:spacing w:before="100" w:beforeAutospacing="1" w:after="100" w:afterAutospacing="1" w:line="240" w:lineRule="auto"/>
+        <w:jc w:val="left"/>
+        <w:rPr>
+          <w:rFonts w:eastAsia="Times New Roman" w:cs="Times New Roman"/>
+          <w:noProof w:val="0"/>
+          <w:kern w:val="0"/>
+          <w:lang w:eastAsia="id-ID"/>
+          <w14:ligatures w14:val="none"/>
+        </w:rPr>
+      </w:pPr>
+      <w:r>
+        <w:rPr>
+          <w:rFonts w:eastAsia="Times New Roman" w:cs="Times New Roman"/>
+          <w:noProof w:val="0"/>
+          <w:kern w:val="0"/>
+          <w:lang w:eastAsia="id-ID"/>
+          <w14:ligatures w14:val="none"/>
+        </w:rPr>
+        <w:t>Untuk implementasi di lapangan, PT X disarankan mengadopsi pola distribusi sesuai hasil optimasi. Implementasi dapat dilakukan secara bertahap, dimulai dengan sosialisasi kepada tim logistik dan operasional gudang, diikuti dengan penyesuaian jadwal pengiriman dan koordinasi dengan pihak terkait.</w:t>
+      </w:r>
+    </w:p>
+    <w:p>
+      <w:pPr>
+        <w:spacing w:before="100" w:beforeAutospacing="1" w:after="100" w:afterAutospacing="1" w:line="240" w:lineRule="auto"/>
+        <w:jc w:val="left"/>
+        <w:rPr>
+          <w:rFonts w:eastAsia="Times New Roman" w:cs="Times New Roman"/>
+          <w:noProof w:val="0"/>
+          <w:kern w:val="0"/>
+          <w:lang w:eastAsia="id-ID"/>
+          <w14:ligatures w14:val="none"/>
+        </w:rPr>
+      </w:pPr>
+      <w:r>
+        <w:rPr>
+          <w:rFonts w:eastAsia="Times New Roman" w:cs="Times New Roman"/>
+          <w:noProof w:val="0"/>
+          <w:kern w:val="0"/>
+          <w:lang w:eastAsia="id-ID"/>
+          <w14:ligatures w14:val="none"/>
+        </w:rPr>
+        <w:t>Manfaat yang dapat diperoleh dari implementasi solusi optimal ini antara lain: penghematan biaya transportasi yang terukur, pemanfaatan kapasitas gudang yang lebih efisien, transparansi dalam pengambilan keputusan berbasis data, dan kerangka kerja yang dapat diupdate secara berkala sesuai perubahan kondisi bisnis.</w:t>
+      </w:r>
+    </w:p>
+    <w:p>
+      <w:pPr>
+        <w:spacing w:before="100" w:beforeAutospacing="1" w:after="100" w:afterAutospacing="1" w:line="240" w:lineRule="auto"/>
+        <w:jc w:val="left"/>
+        <w:rPr>
+          <w:rFonts w:eastAsia="Times New Roman" w:cs="Times New Roman"/>
+          <w:noProof w:val="0"/>
+          <w:kern w:val="0"/>
+          <w:lang w:eastAsia="id-ID"/>
+          <w14:ligatures w14:val="none"/>
+        </w:rPr>
+      </w:pPr>
+      <w:r>
+        <w:rPr>
+          <w:rFonts w:eastAsia="Times New Roman" w:cs="Times New Roman"/>
+          <w:noProof w:val="0"/>
+          <w:kern w:val="0"/>
+          <w:lang w:eastAsia="id-ID"/>
+          <w14:ligatures w14:val="none"/>
+        </w:rPr>
+        <w:lastRenderedPageBreak/>
+        <w:t>Untuk monitoring dan evaluasi, perusahaan perlu membandingkan biaya aktual dengan biaya hasil optimasi, melakukan review berkala terhadap parameter model (biaya, kapasitas, permintaan), dan melakukan penyesuaian strategi distribusi berdasarkan temuan di lapangan.</w:t>
+      </w:r>
+    </w:p>
+    <w:p>
+      <w:pPr>
+        <w:spacing w:before="100" w:beforeAutospacing="1" w:after="100" w:afterAutospacing="1" w:line="240" w:lineRule="auto"/>
+        <w:jc w:val="left"/>
+        <w:rPr>
+          <w:rFonts w:eastAsia="Times New Roman" w:cs="Times New Roman"/>
+          <w:noProof w:val="0"/>
+          <w:kern w:val="0"/>
+          <w:lang w:eastAsia="id-ID"/>
+          <w14:ligatures w14:val="none"/>
+        </w:rPr>
+      </w:pPr>
+      <w:r>
+        <w:rPr>
+          <w:rFonts w:eastAsia="Times New Roman" w:cs="Times New Roman"/>
+          <w:b/>
+          <w:bCs/>
+          <w:noProof w:val="0"/>
+          <w:kern w:val="0"/>
+          <w:lang w:eastAsia="id-ID"/>
+          <w14:ligatures w14:val="none"/>
+        </w:rPr>
+        <w:t>7.3 Saran Pengembangan</w:t>
+      </w:r>
+    </w:p>
+    <w:p>
+      <w:pPr>
+        <w:spacing w:before="100" w:beforeAutospacing="1" w:after="100" w:afterAutospacing="1" w:line="240" w:lineRule="auto"/>
+        <w:jc w:val="left"/>
+        <w:rPr>
+          <w:rFonts w:eastAsia="Times New Roman" w:cs="Times New Roman"/>
+          <w:noProof w:val="0"/>
+          <w:kern w:val="0"/>
+          <w:lang w:eastAsia="id-ID"/>
+          <w14:ligatures w14:val="none"/>
+        </w:rPr>
+      </w:pPr>
+      <w:r>
+        <w:rPr>
+          <w:rFonts w:eastAsia="Times New Roman" w:cs="Times New Roman"/>
+          <w:noProof w:val="0"/>
+          <w:kern w:val="0"/>
+          <w:lang w:eastAsia="id-ID"/>
+          <w14:ligatures w14:val="none"/>
+        </w:rPr>
+        <w:t>Beberapa pengembangan dapat dilakukan untuk penelitian atau implementasi selanjutnya:</w:t>
+      </w:r>
+    </w:p>
+    <w:p>
+      <w:pPr>
+        <w:spacing w:before="100" w:beforeAutospacing="1" w:after="100" w:afterAutospacing="1" w:line="240" w:lineRule="auto"/>
+        <w:jc w:val="left"/>
+        <w:rPr>
+          <w:rFonts w:eastAsia="Times New Roman" w:cs="Times New Roman"/>
+          <w:noProof w:val="0"/>
+          <w:kern w:val="0"/>
+          <w:lang w:eastAsia="id-ID"/>
+          <w14:ligatures w14:val="none"/>
+        </w:rPr>
+      </w:pPr>
+      <w:r>
+        <w:rPr>
+          <w:rFonts w:eastAsia="Times New Roman" w:cs="Times New Roman"/>
+          <w:noProof w:val="0"/>
+          <w:kern w:val="0"/>
+          <w:lang w:eastAsia="id-ID"/>
+          <w14:ligatures w14:val="none"/>
+        </w:rPr>
+        <w:t>Dari sisi perluasan model, dapat dipertimbangkan untuk mengembangkan model multi-periode yang memperhitungkan aspek waktu dan musiman permintaan, menambahkan variabel kapasitas armada dan jadwal pengiriman, mengintegrasikan biaya tetap pembukaan rute, serta menggabungkan model inventory dan distribution planning secara terintegrasi.</w:t>
+      </w:r>
+    </w:p>
+    <w:p>
+      <w:pPr>
+        <w:spacing w:before="100" w:beforeAutospacing="1" w:after="100" w:afterAutospacing="1" w:line="240" w:lineRule="auto"/>
+        <w:jc w:val="left"/>
+        <w:rPr>
+          <w:rFonts w:eastAsia="Times New Roman" w:cs="Times New Roman"/>
+          <w:noProof w:val="0"/>
+          <w:kern w:val="0"/>
+          <w:lang w:eastAsia="id-ID"/>
+          <w14:ligatures w14:val="none"/>
+        </w:rPr>
+      </w:pPr>
+      <w:r>
+        <w:rPr>
+          <w:rFonts w:eastAsia="Times New Roman" w:cs="Times New Roman"/>
+          <w:noProof w:val="0"/>
+          <w:kern w:val="0"/>
+          <w:lang w:eastAsia="id-ID"/>
+          <w14:ligatures w14:val="none"/>
+        </w:rPr>
+        <w:t>Untuk analisis yang lebih mendalam, perlu dilakukan sensitivity analysis yang lebih komprehensif untuk memahami dampak perubahan setiap parameter, analisis skenario untuk berbagai kondisi bisnis seperti peak season atau disruption, serta studi kelayakan untuk penambahan atau relokasi gudang.</w:t>
+      </w:r>
+    </w:p>
+    <w:p>
+      <w:pPr>
+        <w:spacing w:before="100" w:beforeAutospacing="1" w:after="100" w:afterAutospacing="1" w:line="240" w:lineRule="auto"/>
+        <w:jc w:val="left"/>
+        <w:rPr>
+          <w:rFonts w:eastAsia="Times New Roman" w:cs="Times New Roman"/>
+          <w:noProof w:val="0"/>
+          <w:kern w:val="0"/>
+          <w:lang w:eastAsia="id-ID"/>
+          <w14:ligatures w14:val="none"/>
+        </w:rPr>
+      </w:pPr>
+      <w:r>
+        <w:rPr>
+          <w:rFonts w:eastAsia="Times New Roman" w:cs="Times New Roman"/>
+          <w:noProof w:val="0"/>
+          <w:kern w:val="0"/>
+          <w:lang w:eastAsia="id-ID"/>
+          <w14:ligatures w14:val="none"/>
+        </w:rPr>
+        <w:t>Dari aspek teknologi, pengembangan dapat dilakukan dengan membangun dashboard interaktif untuk visualisasi dan monitoring hasil optimasi, integrasi dengan sistem ERP perusahaan untuk otomasi proses, eksplorasi algoritma optimasi yang lebih canggih untuk masalah skala besar, serta pemanfaatan machine learning untuk peramalan permintaan yang lebih akurat.</w:t>
+      </w:r>
+    </w:p>
+    <w:p>
+      <w:pPr>
+        <w:spacing w:before="100" w:beforeAutospacing="1" w:after="100" w:afterAutospacing="1" w:line="240" w:lineRule="auto"/>
+        <w:jc w:val="left"/>
+        <w:rPr>
+          <w:rFonts w:eastAsia="Times New Roman" w:cs="Times New Roman"/>
+          <w:noProof w:val="0"/>
+          <w:kern w:val="0"/>
+          <w:lang w:eastAsia="id-ID"/>
+          <w14:ligatures w14:val="none"/>
+        </w:rPr>
+      </w:pPr>
+      <w:r>
+        <w:rPr>
+          <w:rFonts w:eastAsia="Times New Roman" w:cs="Times New Roman"/>
+          <w:noProof w:val="0"/>
+          <w:kern w:val="0"/>
+          <w:lang w:eastAsia="id-ID"/>
+          <w14:ligatures w14:val="none"/>
+        </w:rPr>
+        <w:t>Terakhir, dari segi aspek praktis, perlu dilakukan validasi model dengan data aktual perusahaan untuk memastikan aplikabilitas, mempertimbangkan faktor-faktor eksternal seperti kondisi jalan dan regulasi yang berlaku, serta menganalisis trade-off antara biaya transportasi dengan tingkat layanan yang diinginkan.</w:t>
+      </w:r>
+    </w:p>
+    <w:p>
+      <w:pPr>
+        <w:spacing w:after="0" w:line="240" w:lineRule="auto"/>
+        <w:jc w:val="left"/>
+        <w:rPr>
+          <w:rFonts w:eastAsia="Times New Roman" w:cs="Times New Roman"/>
+          <w:noProof w:val="0"/>
+          <w:kern w:val="0"/>
+          <w:lang w:eastAsia="id-ID"/>
+          <w14:ligatures w14:val="none"/>
+        </w:rPr>
+      </w:pPr>
+    </w:p>
+    <w:p>
+      <w:pPr>
+        <w:spacing w:before="100" w:beforeAutospacing="1" w:after="100" w:afterAutospacing="1" w:line="240" w:lineRule="auto"/>
+        <w:jc w:val="center"/>
+        <w:rPr>
+          <w:rFonts w:eastAsia="Times New Roman" w:cs="Times New Roman"/>
+          <w:noProof w:val="0"/>
+          <w:kern w:val="0"/>
+          <w:sz w:val="28"/>
+          <w:szCs w:val="28"/>
+          <w:lang w:eastAsia="id-ID"/>
+          <w14:ligatures w14:val="none"/>
+        </w:rPr>
+      </w:pPr>
+      <w:r>
+        <w:rPr>
+          <w:rFonts w:eastAsia="Times New Roman" w:cs="Times New Roman"/>
+          <w:b/>
+          <w:bCs/>
+          <w:noProof w:val="0"/>
+          <w:kern w:val="0"/>
+          <w:sz w:val="28"/>
+          <w:szCs w:val="28"/>
+          <w:lang w:eastAsia="id-ID"/>
+          <w14:ligatures w14:val="none"/>
+        </w:rPr>
+        <w:t>BAB 8</w:t>
+      </w:r>
+      <w:r>
+        <w:rPr>
+          <w:rFonts w:eastAsia="Times New Roman" w:cs="Times New Roman"/>
+          <w:noProof w:val="0"/>
+          <w:kern w:val="0"/>
+          <w:sz w:val="28"/>
+          <w:szCs w:val="28"/>
+          <w:lang w:eastAsia="id-ID"/>
+          <w14:ligatures w14:val="none"/>
+        </w:rPr>
+        <w:t xml:space="preserve"> </w:t>
+      </w:r>
+      <w:r>
+        <w:rPr>
+          <w:rFonts w:eastAsia="Times New Roman" w:cs="Times New Roman"/>
+          <w:b/>
+          <w:bCs/>
+          <w:noProof w:val="0"/>
+          <w:kern w:val="0"/>
+          <w:sz w:val="28"/>
+          <w:szCs w:val="28"/>
+          <w:lang w:eastAsia="id-ID"/>
+          <w14:ligatures w14:val="none"/>
+        </w:rPr>
+        <w:t>DAFTAR PUSTAKA</w:t>
+      </w:r>
+    </w:p>
+    <w:p>
+      <w:pPr>
+        <w:spacing w:before="100" w:beforeAutospacing="1" w:after="100" w:afterAutospacing="1" w:line="240" w:lineRule="auto"/>
+        <w:jc w:val="left"/>
+        <w:rPr>
+          <w:rFonts w:eastAsia="Times New Roman" w:cs="Times New Roman"/>
+          <w:noProof w:val="0"/>
+          <w:kern w:val="0"/>
+          <w:lang w:eastAsia="id-ID"/>
+          <w14:ligatures w14:val="none"/>
+        </w:rPr>
+      </w:pPr>
+      <w:r>
+        <w:rPr>
+          <w:rFonts w:eastAsia="Times New Roman" w:cs="Times New Roman"/>
+          <w:noProof w:val="0"/>
+          <w:kern w:val="0"/>
+          <w:lang w:eastAsia="id-ID"/>
+          <w14:ligatures w14:val="none"/>
+        </w:rPr>
+        <w:t>Anderson, D. R., Sweeney, D. J., Williams, T. A., Camm, J. D., dan Cochran, J. J. (2019). An Introduction to Management Science: Quantitative Approaches to Decision Making, 15th Edition. Cengage Learning.</w:t>
+      </w:r>
+    </w:p>
+    <w:p>
+      <w:pPr>
+        <w:spacing w:before="100" w:beforeAutospacing="1" w:after="100" w:afterAutospacing="1" w:line="240" w:lineRule="auto"/>
+        <w:jc w:val="left"/>
+        <w:rPr>
+          <w:rFonts w:eastAsia="Times New Roman" w:cs="Times New Roman"/>
+          <w:noProof w:val="0"/>
+          <w:kern w:val="0"/>
+          <w:lang w:eastAsia="id-ID"/>
+          <w14:ligatures w14:val="none"/>
+        </w:rPr>
+      </w:pPr>
+      <w:r>
+        <w:rPr>
+          <w:rFonts w:eastAsia="Times New Roman" w:cs="Times New Roman"/>
+          <w:noProof w:val="0"/>
+          <w:kern w:val="0"/>
+          <w:lang w:eastAsia="id-ID"/>
+          <w14:ligatures w14:val="none"/>
+        </w:rPr>
+        <w:t>Bazaraa, M. S., Jarvis, J. J., dan Sherali, H. D. (2010). Linear Programming and Network Flows, 4th Edition. John Wiley &amp; Sons.</w:t>
+      </w:r>
+    </w:p>
+    <w:p>
+      <w:pPr>
+        <w:spacing w:before="100" w:beforeAutospacing="1" w:after="100" w:afterAutospacing="1" w:line="240" w:lineRule="auto"/>
+        <w:jc w:val="left"/>
+        <w:rPr>
+          <w:rFonts w:eastAsia="Times New Roman" w:cs="Times New Roman"/>
+          <w:noProof w:val="0"/>
+          <w:kern w:val="0"/>
+          <w:lang w:eastAsia="id-ID"/>
+          <w14:ligatures w14:val="none"/>
+        </w:rPr>
+      </w:pPr>
+      <w:r>
+        <w:rPr>
+          <w:rFonts w:eastAsia="Times New Roman" w:cs="Times New Roman"/>
+          <w:noProof w:val="0"/>
+          <w:kern w:val="0"/>
+          <w:lang w:eastAsia="id-ID"/>
+          <w14:ligatures w14:val="none"/>
+        </w:rPr>
+        <w:t>Hillier, F. S. dan Lieberman, G. J. (2020). Introduction to Operations Research, 11th Edition. McGraw-Hill Education.</w:t>
+      </w:r>
+    </w:p>
+    <w:p>
+      <w:pPr>
+        <w:spacing w:before="100" w:beforeAutospacing="1" w:after="100" w:afterAutospacing="1" w:line="240" w:lineRule="auto"/>
+        <w:jc w:val="left"/>
+        <w:rPr>
+          <w:rFonts w:eastAsia="Times New Roman" w:cs="Times New Roman"/>
+          <w:noProof w:val="0"/>
+          <w:kern w:val="0"/>
+          <w:lang w:eastAsia="id-ID"/>
+          <w14:ligatures w14:val="none"/>
+        </w:rPr>
+      </w:pPr>
+      <w:r>
+        <w:rPr>
+          <w:rFonts w:eastAsia="Times New Roman" w:cs="Times New Roman"/>
+          <w:noProof w:val="0"/>
+          <w:kern w:val="0"/>
+          <w:lang w:eastAsia="id-ID"/>
+          <w14:ligatures w14:val="none"/>
+        </w:rPr>
+        <w:t>Render, B., Stair, R. M., dan Hanna, M. E. (2018). Quantitative Analysis for Management, 13th Edition. Pearson Education.</w:t>
+      </w:r>
+    </w:p>
+    <w:p>
+      <w:pPr>
+        <w:spacing w:before="100" w:beforeAutospacing="1" w:after="100" w:afterAutospacing="1" w:line="240" w:lineRule="auto"/>
+        <w:jc w:val="left"/>
+        <w:rPr>
+          <w:rFonts w:eastAsia="Times New Roman" w:cs="Times New Roman"/>
+          <w:noProof w:val="0"/>
+          <w:kern w:val="0"/>
+          <w:lang w:eastAsia="id-ID"/>
+          <w14:ligatures w14:val="none"/>
+        </w:rPr>
+      </w:pPr>
+      <w:r>
+        <w:rPr>
+          <w:rFonts w:eastAsia="Times New Roman" w:cs="Times New Roman"/>
+          <w:noProof w:val="0"/>
+          <w:kern w:val="0"/>
+          <w:lang w:eastAsia="id-ID"/>
+          <w14:ligatures w14:val="none"/>
+        </w:rPr>
+        <w:t>Taha, H. A. (2017). Operations Research: An Introduction, 10th Edition. Pearson Education.</w:t>
+      </w:r>
+    </w:p>
+    <w:p>
+      <w:pPr>
+        <w:spacing w:before="100" w:beforeAutospacing="1" w:after="100" w:afterAutospacing="1" w:line="240" w:lineRule="auto"/>
+        <w:jc w:val="left"/>
+        <w:rPr>
+          <w:rFonts w:eastAsia="Times New Roman" w:cs="Times New Roman"/>
+          <w:noProof w:val="0"/>
+          <w:kern w:val="0"/>
+          <w:lang w:eastAsia="id-ID"/>
+          <w14:ligatures w14:val="none"/>
+        </w:rPr>
+      </w:pPr>
+      <w:r>
+        <w:rPr>
+          <w:rFonts w:eastAsia="Times New Roman" w:cs="Times New Roman"/>
+          <w:noProof w:val="0"/>
+          <w:kern w:val="0"/>
+          <w:lang w:eastAsia="id-ID"/>
+          <w14:ligatures w14:val="none"/>
+        </w:rPr>
+        <w:lastRenderedPageBreak/>
+        <w:t>Winston, W. L. dan Goldberg, J. B. (2004). Operations Research: Applications and Algorithms, 4th Edition. Thomson Brooks/Cole.</w:t>
+      </w:r>
+    </w:p>
+    <w:p>
+      <w:pPr>
+        <w:spacing w:after="0" w:line="240" w:lineRule="auto"/>
+        <w:jc w:val="left"/>
+        <w:rPr>
+          <w:rFonts w:eastAsia="Times New Roman" w:cs="Times New Roman"/>
+          <w:noProof w:val="0"/>
+          <w:kern w:val="0"/>
+          <w:lang w:eastAsia="id-ID"/>
+          <w14:ligatures w14:val="none"/>
+        </w:rPr>
+      </w:pPr>
+    </w:p>
+    <w:p>
+      <w:pPr>
+        <w:spacing w:before="100" w:beforeAutospacing="1" w:after="100" w:afterAutospacing="1" w:line="240" w:lineRule="auto"/>
+        <w:jc w:val="center"/>
+        <w:rPr>
+          <w:rFonts w:eastAsia="Times New Roman" w:cs="Times New Roman"/>
+          <w:noProof w:val="0"/>
+          <w:kern w:val="0"/>
+          <w:sz w:val="28"/>
+          <w:szCs w:val="28"/>
+          <w:lang w:eastAsia="id-ID"/>
+          <w14:ligatures w14:val="none"/>
+        </w:rPr>
+      </w:pPr>
+      <w:r>
+        <w:rPr>
+          <w:rFonts w:eastAsia="Times New Roman" w:cs="Times New Roman"/>
+          <w:b/>
+          <w:bCs/>
+          <w:noProof w:val="0"/>
+          <w:kern w:val="0"/>
+          <w:sz w:val="28"/>
+          <w:szCs w:val="28"/>
+          <w:lang w:eastAsia="id-ID"/>
+          <w14:ligatures w14:val="none"/>
+        </w:rPr>
+        <w:t>BAB 9</w:t>
+      </w:r>
+      <w:r>
+        <w:rPr>
+          <w:rFonts w:eastAsia="Times New Roman" w:cs="Times New Roman"/>
+          <w:noProof w:val="0"/>
+          <w:kern w:val="0"/>
+          <w:sz w:val="28"/>
+          <w:szCs w:val="28"/>
+          <w:lang w:eastAsia="id-ID"/>
+          <w14:ligatures w14:val="none"/>
+        </w:rPr>
+        <w:t xml:space="preserve"> </w:t>
+      </w:r>
+      <w:r>
+        <w:rPr>
+          <w:rFonts w:eastAsia="Times New Roman" w:cs="Times New Roman"/>
+          <w:b/>
+          <w:bCs/>
+          <w:noProof w:val="0"/>
+          <w:kern w:val="0"/>
+          <w:sz w:val="28"/>
+          <w:szCs w:val="28"/>
+          <w:lang w:eastAsia="id-ID"/>
+          <w14:ligatures w14:val="none"/>
+        </w:rPr>
+        <w:t>LAMPIRAN</w:t>
+      </w:r>
+    </w:p>
+    <w:p>
+      <w:pPr>
+        <w:spacing w:before="100" w:beforeAutospacing="1" w:after="100" w:afterAutospacing="1" w:line="240" w:lineRule="auto"/>
+        <w:jc w:val="left"/>
+        <w:rPr>
+          <w:rFonts w:eastAsia="Times New Roman" w:cs="Times New Roman"/>
+          <w:noProof w:val="0"/>
+          <w:kern w:val="0"/>
+          <w:lang w:eastAsia="id-ID"/>
+          <w14:ligatures w14:val="none"/>
+        </w:rPr>
+      </w:pPr>
+      <w:r>
+        <w:rPr>
+          <w:rFonts w:eastAsia="Times New Roman" w:cs="Times New Roman"/>
+          <w:b/>
+          <w:bCs/>
+          <w:noProof w:val="0"/>
+          <w:kern w:val="0"/>
+          <w:lang w:eastAsia="id-ID"/>
+          <w14:ligatures w14:val="none"/>
+        </w:rPr>
+        <w:t>Lampiran A: Data Mentah</w:t>
+      </w:r>
+    </w:p>
+    <w:p>
+      <w:pPr>
+        <w:spacing w:before="100" w:beforeAutospacing="1" w:after="100" w:afterAutospacing="1" w:line="240" w:lineRule="auto"/>
+        <w:jc w:val="left"/>
+        <w:rPr>
+          <w:rFonts w:eastAsia="Times New Roman" w:cs="Times New Roman"/>
+          <w:noProof w:val="0"/>
+          <w:kern w:val="0"/>
+          <w:lang w:eastAsia="id-ID"/>
+          <w14:ligatures w14:val="none"/>
+        </w:rPr>
+      </w:pPr>
+      <w:r>
+        <w:rPr>
+          <w:rFonts w:eastAsia="Times New Roman" w:cs="Times New Roman"/>
+          <w:noProof w:val="0"/>
+          <w:kern w:val="0"/>
+          <w:lang w:eastAsia="id-ID"/>
+          <w14:ligatures w14:val="none"/>
+        </w:rPr>
+        <w:t>Data Kapasitas Gudang (Supply)</w:t>
+      </w:r>
+    </w:p>
+    <w:p>
+      <w:pPr>
+        <w:numPr>
+          <w:ilvl w:val="0"/>
+          <w:numId w:val="41"/>
+        </w:numPr>
+        <w:spacing w:before="100" w:beforeAutospacing="1" w:after="100" w:afterAutospacing="1" w:line="240" w:lineRule="auto"/>
+        <w:jc w:val="left"/>
+        <w:rPr>
+          <w:rFonts w:eastAsia="Times New Roman" w:cs="Times New Roman"/>
+          <w:noProof w:val="0"/>
+          <w:kern w:val="0"/>
+          <w:lang w:eastAsia="id-ID"/>
+          <w14:ligatures w14:val="none"/>
+        </w:rPr>
+      </w:pPr>
+      <w:r>
+        <w:rPr>
+          <w:rFonts w:eastAsia="Times New Roman" w:cs="Times New Roman"/>
+          <w:noProof w:val="0"/>
+          <w:kern w:val="0"/>
+          <w:lang w:eastAsia="id-ID"/>
+          <w14:ligatures w14:val="none"/>
+        </w:rPr>
+        <w:t>Gudang A: 250 unit</w:t>
+      </w:r>
+    </w:p>
+    <w:p>
+      <w:pPr>
+        <w:numPr>
+          <w:ilvl w:val="0"/>
+          <w:numId w:val="41"/>
+        </w:numPr>
+        <w:spacing w:before="100" w:beforeAutospacing="1" w:after="100" w:afterAutospacing="1" w:line="240" w:lineRule="auto"/>
+        <w:jc w:val="left"/>
+        <w:rPr>
+          <w:rFonts w:eastAsia="Times New Roman" w:cs="Times New Roman"/>
+          <w:noProof w:val="0"/>
+          <w:kern w:val="0"/>
+          <w:lang w:eastAsia="id-ID"/>
+          <w14:ligatures w14:val="none"/>
+        </w:rPr>
+      </w:pPr>
+      <w:r>
+        <w:rPr>
+          <w:rFonts w:eastAsia="Times New Roman" w:cs="Times New Roman"/>
+          <w:noProof w:val="0"/>
+          <w:kern w:val="0"/>
+          <w:lang w:eastAsia="id-ID"/>
+          <w14:ligatures w14:val="none"/>
+        </w:rPr>
+        <w:t>Gudang B: 200 unit</w:t>
+      </w:r>
+    </w:p>
+    <w:p>
+      <w:pPr>
+        <w:numPr>
+          <w:ilvl w:val="0"/>
+          <w:numId w:val="41"/>
+        </w:numPr>
+        <w:spacing w:before="100" w:beforeAutospacing="1" w:after="100" w:afterAutospacing="1" w:line="240" w:lineRule="auto"/>
+        <w:jc w:val="left"/>
+        <w:rPr>
+          <w:rFonts w:eastAsia="Times New Roman" w:cs="Times New Roman"/>
+          <w:noProof w:val="0"/>
+          <w:kern w:val="0"/>
+          <w:lang w:eastAsia="id-ID"/>
+          <w14:ligatures w14:val="none"/>
+        </w:rPr>
+      </w:pPr>
+      <w:r>
+        <w:rPr>
+          <w:rFonts w:eastAsia="Times New Roman" w:cs="Times New Roman"/>
+          <w:noProof w:val="0"/>
+          <w:kern w:val="0"/>
+          <w:lang w:eastAsia="id-ID"/>
+          <w14:ligatures w14:val="none"/>
+        </w:rPr>
+        <w:t>Gudang C: 250 unit</w:t>
+      </w:r>
+    </w:p>
+    <w:p>
+      <w:pPr>
+        <w:numPr>
+          <w:ilvl w:val="0"/>
+          <w:numId w:val="41"/>
+        </w:numPr>
+        <w:spacing w:before="100" w:beforeAutospacing="1" w:after="100" w:afterAutospacing="1" w:line="240" w:lineRule="auto"/>
+        <w:jc w:val="left"/>
+        <w:rPr>
+          <w:rFonts w:eastAsia="Times New Roman" w:cs="Times New Roman"/>
+          <w:noProof w:val="0"/>
+          <w:kern w:val="0"/>
+          <w:lang w:eastAsia="id-ID"/>
+          <w14:ligatures w14:val="none"/>
+        </w:rPr>
+      </w:pPr>
+      <w:r>
+        <w:rPr>
+          <w:rFonts w:eastAsia="Times New Roman" w:cs="Times New Roman"/>
+          <w:noProof w:val="0"/>
+          <w:kern w:val="0"/>
+          <w:lang w:eastAsia="id-ID"/>
+          <w14:ligatures w14:val="none"/>
+        </w:rPr>
+        <w:t>Total Kapasitas: 700 unit</w:t>
+      </w:r>
+    </w:p>
+    <w:p>
+      <w:pPr>
+        <w:spacing w:before="100" w:beforeAutospacing="1" w:after="100" w:afterAutospacing="1" w:line="240" w:lineRule="auto"/>
+        <w:jc w:val="left"/>
+        <w:rPr>
+          <w:rFonts w:eastAsia="Times New Roman" w:cs="Times New Roman"/>
+          <w:noProof w:val="0"/>
+          <w:kern w:val="0"/>
+          <w:lang w:eastAsia="id-ID"/>
+          <w14:ligatures w14:val="none"/>
+        </w:rPr>
+      </w:pPr>
+      <w:r>
+        <w:rPr>
+          <w:rFonts w:eastAsia="Times New Roman" w:cs="Times New Roman"/>
+          <w:noProof w:val="0"/>
+          <w:kern w:val="0"/>
+          <w:lang w:eastAsia="id-ID"/>
+          <w14:ligatures w14:val="none"/>
+        </w:rPr>
+        <w:t>Data Permintaan Toko (Demand)</w:t>
+      </w:r>
+    </w:p>
+    <w:p>
+      <w:pPr>
+        <w:numPr>
+          <w:ilvl w:val="0"/>
+          <w:numId w:val="42"/>
+        </w:numPr>
+        <w:spacing w:before="100" w:beforeAutospacing="1" w:after="100" w:afterAutospacing="1" w:line="240" w:lineRule="auto"/>
+        <w:jc w:val="left"/>
+        <w:rPr>
+          <w:rFonts w:eastAsia="Times New Roman" w:cs="Times New Roman"/>
+          <w:noProof w:val="0"/>
+          <w:kern w:val="0"/>
+          <w:lang w:eastAsia="id-ID"/>
+          <w14:ligatures w14:val="none"/>
+        </w:rPr>
+      </w:pPr>
+      <w:r>
+        <w:rPr>
+          <w:rFonts w:eastAsia="Times New Roman" w:cs="Times New Roman"/>
+          <w:noProof w:val="0"/>
+          <w:kern w:val="0"/>
+          <w:lang w:eastAsia="id-ID"/>
+          <w14:ligatures w14:val="none"/>
+        </w:rPr>
+        <w:t>Toko 1: 150 unit</w:t>
+      </w:r>
+    </w:p>
+    <w:p>
+      <w:pPr>
+        <w:numPr>
+          <w:ilvl w:val="0"/>
+          <w:numId w:val="42"/>
+        </w:numPr>
+        <w:spacing w:before="100" w:beforeAutospacing="1" w:after="100" w:afterAutospacing="1" w:line="240" w:lineRule="auto"/>
+        <w:jc w:val="left"/>
+        <w:rPr>
+          <w:rFonts w:eastAsia="Times New Roman" w:cs="Times New Roman"/>
+          <w:noProof w:val="0"/>
+          <w:kern w:val="0"/>
+          <w:lang w:eastAsia="id-ID"/>
+          <w14:ligatures w14:val="none"/>
+        </w:rPr>
+      </w:pPr>
+      <w:r>
+        <w:rPr>
+          <w:rFonts w:eastAsia="Times New Roman" w:cs="Times New Roman"/>
+          <w:noProof w:val="0"/>
+          <w:kern w:val="0"/>
+          <w:lang w:eastAsia="id-ID"/>
+          <w14:ligatures w14:val="none"/>
+        </w:rPr>
+        <w:t>Toko 2: 200 unit</w:t>
+      </w:r>
+    </w:p>
+    <w:p>
+      <w:pPr>
+        <w:numPr>
+          <w:ilvl w:val="0"/>
+          <w:numId w:val="42"/>
+        </w:numPr>
+        <w:spacing w:before="100" w:beforeAutospacing="1" w:after="100" w:afterAutospacing="1" w:line="240" w:lineRule="auto"/>
+        <w:jc w:val="left"/>
+        <w:rPr>
+          <w:rFonts w:eastAsia="Times New Roman" w:cs="Times New Roman"/>
+          <w:noProof w:val="0"/>
+          <w:kern w:val="0"/>
+          <w:lang w:eastAsia="id-ID"/>
+          <w14:ligatures w14:val="none"/>
+        </w:rPr>
+      </w:pPr>
+      <w:r>
+        <w:rPr>
+          <w:rFonts w:eastAsia="Times New Roman" w:cs="Times New Roman"/>
+          <w:noProof w:val="0"/>
+          <w:kern w:val="0"/>
+          <w:lang w:eastAsia="id-ID"/>
+          <w14:ligatures w14:val="none"/>
+        </w:rPr>
+        <w:t>Toko 3: 100 unit</w:t>
+      </w:r>
+    </w:p>
+    <w:p>
+      <w:pPr>
+        <w:numPr>
+          <w:ilvl w:val="0"/>
+          <w:numId w:val="42"/>
+        </w:numPr>
+        <w:spacing w:before="100" w:beforeAutospacing="1" w:after="100" w:afterAutospacing="1" w:line="240" w:lineRule="auto"/>
+        <w:jc w:val="left"/>
+        <w:rPr>
+          <w:rFonts w:eastAsia="Times New Roman" w:cs="Times New Roman"/>
+          <w:noProof w:val="0"/>
+          <w:kern w:val="0"/>
+          <w:lang w:eastAsia="id-ID"/>
+          <w14:ligatures w14:val="none"/>
+        </w:rPr>
+      </w:pPr>
+      <w:r>
+        <w:rPr>
+          <w:rFonts w:eastAsia="Times New Roman" w:cs="Times New Roman"/>
+          <w:noProof w:val="0"/>
+          <w:kern w:val="0"/>
+          <w:lang w:eastAsia="id-ID"/>
+          <w14:ligatures w14:val="none"/>
+        </w:rPr>
+        <w:t>Toko 4: 150 unit</w:t>
+      </w:r>
+    </w:p>
+    <w:p>
+      <w:pPr>
+        <w:numPr>
+          <w:ilvl w:val="0"/>
+          <w:numId w:val="42"/>
+        </w:numPr>
+        <w:spacing w:before="100" w:beforeAutospacing="1" w:after="100" w:afterAutospacing="1" w:line="240" w:lineRule="auto"/>
+        <w:jc w:val="left"/>
+        <w:rPr>
+          <w:rFonts w:eastAsia="Times New Roman" w:cs="Times New Roman"/>
+          <w:noProof w:val="0"/>
+          <w:kern w:val="0"/>
+          <w:lang w:eastAsia="id-ID"/>
+          <w14:ligatures w14:val="none"/>
+        </w:rPr>
+      </w:pPr>
+      <w:r>
+        <w:rPr>
+          <w:rFonts w:eastAsia="Times New Roman" w:cs="Times New Roman"/>
+          <w:noProof w:val="0"/>
+          <w:kern w:val="0"/>
+          <w:lang w:eastAsia="id-ID"/>
+          <w14:ligatures w14:val="none"/>
+        </w:rPr>
+        <w:t>Total Permintaan: 600 unit</w:t>
+      </w:r>
+    </w:p>
+    <w:p>
+      <w:pPr>
+        <w:spacing w:before="100" w:beforeAutospacing="1" w:after="100" w:afterAutospacing="1" w:line="240" w:lineRule="auto"/>
+        <w:jc w:val="left"/>
+        <w:rPr>
+          <w:rFonts w:eastAsia="Times New Roman" w:cs="Times New Roman"/>
+          <w:noProof w:val="0"/>
+          <w:kern w:val="0"/>
+          <w:lang w:eastAsia="id-ID"/>
+          <w14:ligatures w14:val="none"/>
+        </w:rPr>
+      </w:pPr>
+      <w:r>
+        <w:rPr>
+          <w:rFonts w:eastAsia="Times New Roman" w:cs="Times New Roman"/>
+          <w:noProof w:val="0"/>
+          <w:kern w:val="0"/>
+          <w:lang w:eastAsia="id-ID"/>
+          <w14:ligatures w14:val="none"/>
+        </w:rPr>
+        <w:t>Matriks Biaya Transportasi (dalam Rupiah per unit)</w:t>
+      </w:r>
+    </w:p>
+    <w:tbl>
+      <w:tblPr>
+        <w:tblW w:w="0" w:type="auto"/>
+        <w:tblCellSpacing w:w="15" w:type="dxa"/>
+        <w:tblBorders>
+          <w:insideH w:val="single" w:sz="4" w:space="0" w:color="auto"/>
+          <w:insideV w:val="single" w:sz="4" w:space="0" w:color="auto"/>
+        </w:tblBorders>
+        <w:tblCellMar>
+          <w:top w:w="15" w:type="dxa"/>
+          <w:left w:w="15" w:type="dxa"/>
+          <w:bottom w:w="15" w:type="dxa"/>
+          <w:right w:w="15" w:type="dxa"/>
+        </w:tblCellMar>
+        <w:tblLook w:val="04A0" w:firstRow="1" w:lastRow="0" w:firstColumn="1" w:lastColumn="0" w:noHBand="0" w:noVBand="1"/>
+      </w:tblPr>
+      <w:tblGrid>
+        <w:gridCol w:w="1079"/>
+        <w:gridCol w:w="794"/>
+        <w:gridCol w:w="794"/>
+        <w:gridCol w:w="794"/>
+        <w:gridCol w:w="799"/>
+      </w:tblGrid>
+      <w:tr>
+        <w:trPr>
+          <w:tblHeader/>
+          <w:tblCellSpacing w:w="15" w:type="dxa"/>
+        </w:trPr>
+        <w:tc>
+          <w:tcPr>
+            <w:tcW w:w="0" w:type="auto"/>
+            <w:vAlign w:val="center"/>
+            <w:hideMark/>
+          </w:tcPr>
+          <w:p>
+            <w:pPr>
+              <w:spacing w:after="0" w:line="240" w:lineRule="auto"/>
+              <w:jc w:val="left"/>
+              <w:rPr>
+                <w:rFonts w:eastAsia="Times New Roman" w:cs="Times New Roman"/>
+                <w:noProof w:val="0"/>
+                <w:kern w:val="0"/>
+                <w:lang w:eastAsia="id-ID"/>
+                <w14:ligatures w14:val="none"/>
+              </w:rPr>
+            </w:pPr>
+          </w:p>
+        </w:tc>
+        <w:tc>
+          <w:tcPr>
+            <w:tcW w:w="0" w:type="auto"/>
+            <w:vAlign w:val="center"/>
+            <w:hideMark/>
+          </w:tcPr>
+          <w:p>
+            <w:pPr>
+              <w:spacing w:after="0" w:line="240" w:lineRule="auto"/>
+              <w:jc w:val="center"/>
+              <w:rPr>
+                <w:rFonts w:eastAsia="Times New Roman" w:cs="Times New Roman"/>
+                <w:b/>
+                <w:bCs/>
+                <w:noProof w:val="0"/>
+                <w:kern w:val="0"/>
+                <w:lang w:eastAsia="id-ID"/>
+                <w14:ligatures w14:val="none"/>
+              </w:rPr>
+            </w:pPr>
+            <w:r>
+              <w:rPr>
+                <w:rFonts w:eastAsia="Times New Roman" w:cs="Times New Roman"/>
+                <w:b/>
+                <w:bCs/>
+                <w:noProof w:val="0"/>
+                <w:kern w:val="0"/>
+                <w:lang w:eastAsia="id-ID"/>
+                <w14:ligatures w14:val="none"/>
+              </w:rPr>
+              <w:t>Toko 1</w:t>
+            </w:r>
+          </w:p>
+        </w:tc>
+        <w:tc>
+          <w:tcPr>
+            <w:tcW w:w="0" w:type="auto"/>
+            <w:vAlign w:val="center"/>
+            <w:hideMark/>
+          </w:tcPr>
+          <w:p>
+            <w:pPr>
+              <w:spacing w:after="0" w:line="240" w:lineRule="auto"/>
+              <w:jc w:val="center"/>
+              <w:rPr>
+                <w:rFonts w:eastAsia="Times New Roman" w:cs="Times New Roman"/>
+                <w:b/>
+                <w:bCs/>
+                <w:noProof w:val="0"/>
+                <w:kern w:val="0"/>
+                <w:lang w:eastAsia="id-ID"/>
+                <w14:ligatures w14:val="none"/>
+              </w:rPr>
+            </w:pPr>
+            <w:r>
+              <w:rPr>
+                <w:rFonts w:eastAsia="Times New Roman" w:cs="Times New Roman"/>
+                <w:b/>
+                <w:bCs/>
+                <w:noProof w:val="0"/>
+                <w:kern w:val="0"/>
+                <w:lang w:eastAsia="id-ID"/>
+                <w14:ligatures w14:val="none"/>
+              </w:rPr>
+              <w:t>Toko 2</w:t>
+            </w:r>
+          </w:p>
+        </w:tc>
+        <w:tc>
+          <w:tcPr>
+            <w:tcW w:w="0" w:type="auto"/>
+            <w:vAlign w:val="center"/>
+            <w:hideMark/>
+          </w:tcPr>
+          <w:p>
+            <w:pPr>
+              <w:spacing w:after="0" w:line="240" w:lineRule="auto"/>
+              <w:jc w:val="center"/>
+              <w:rPr>
+                <w:rFonts w:eastAsia="Times New Roman" w:cs="Times New Roman"/>
+                <w:b/>
+                <w:bCs/>
+                <w:noProof w:val="0"/>
+                <w:kern w:val="0"/>
+                <w:lang w:eastAsia="id-ID"/>
+                <w14:ligatures w14:val="none"/>
+              </w:rPr>
+            </w:pPr>
+            <w:r>
+              <w:rPr>
+                <w:rFonts w:eastAsia="Times New Roman" w:cs="Times New Roman"/>
+                <w:b/>
+                <w:bCs/>
+                <w:noProof w:val="0"/>
+                <w:kern w:val="0"/>
+                <w:lang w:eastAsia="id-ID"/>
+                <w14:ligatures w14:val="none"/>
+              </w:rPr>
+              <w:t>Toko 3</w:t>
+            </w:r>
+          </w:p>
+        </w:tc>
+        <w:tc>
+          <w:tcPr>
+            <w:tcW w:w="0" w:type="auto"/>
+            <w:vAlign w:val="center"/>
+            <w:hideMark/>
+          </w:tcPr>
+          <w:p>
+            <w:pPr>
+              <w:spacing w:after="0" w:line="240" w:lineRule="auto"/>
+              <w:jc w:val="center"/>
+              <w:rPr>
+                <w:rFonts w:eastAsia="Times New Roman" w:cs="Times New Roman"/>
+                <w:b/>
+                <w:bCs/>
+                <w:noProof w:val="0"/>
+                <w:kern w:val="0"/>
+                <w:lang w:eastAsia="id-ID"/>
+                <w14:ligatures w14:val="none"/>
+              </w:rPr>
+            </w:pPr>
+            <w:r>
+              <w:rPr>
+                <w:rFonts w:eastAsia="Times New Roman" w:cs="Times New Roman"/>
+                <w:b/>
+                <w:bCs/>
+                <w:noProof w:val="0"/>
+                <w:kern w:val="0"/>
+                <w:lang w:eastAsia="id-ID"/>
+                <w14:ligatures w14:val="none"/>
+              </w:rPr>
+              <w:t>Toko 4</w:t>
+            </w:r>
+          </w:p>
+        </w:tc>
+      </w:tr>
+      <w:tr>
+        <w:trPr>
+          <w:tblCellSpacing w:w="15" w:type="dxa"/>
+        </w:trPr>
+        <w:tc>
+          <w:tcPr>
+            <w:tcW w:w="0" w:type="auto"/>
+            <w:vAlign w:val="center"/>
+            <w:hideMark/>
+          </w:tcPr>
+          <w:p>
+            <w:pPr>
+              <w:spacing w:after="0" w:line="240" w:lineRule="auto"/>
+              <w:jc w:val="left"/>
+              <w:rPr>
+                <w:rFonts w:eastAsia="Times New Roman" w:cs="Times New Roman"/>
+                <w:noProof w:val="0"/>
+                <w:kern w:val="0"/>
+                <w:lang w:eastAsia="id-ID"/>
+                <w14:ligatures w14:val="none"/>
+              </w:rPr>
+            </w:pPr>
+            <w:r>
+              <w:rPr>
+                <w:rFonts w:eastAsia="Times New Roman" w:cs="Times New Roman"/>
+                <w:noProof w:val="0"/>
+                <w:kern w:val="0"/>
+                <w:lang w:eastAsia="id-ID"/>
+                <w14:ligatures w14:val="none"/>
+              </w:rPr>
+              <w:t>Gudang A</w:t>
+            </w:r>
+          </w:p>
+        </w:tc>
+        <w:tc>
+          <w:tcPr>
+            <w:tcW w:w="0" w:type="auto"/>
+            <w:vAlign w:val="center"/>
+            <w:hideMark/>
+          </w:tcPr>
+          <w:p>
+            <w:pPr>
+              <w:spacing w:after="0" w:line="240" w:lineRule="auto"/>
+              <w:jc w:val="left"/>
+              <w:rPr>
+                <w:rFonts w:eastAsia="Times New Roman" w:cs="Times New Roman"/>
+                <w:noProof w:val="0"/>
+                <w:kern w:val="0"/>
+                <w:lang w:eastAsia="id-ID"/>
+                <w14:ligatures w14:val="none"/>
+              </w:rPr>
+            </w:pPr>
+            <w:r>
+              <w:rPr>
+                <w:rFonts w:eastAsia="Times New Roman" w:cs="Times New Roman"/>
+                <w:noProof w:val="0"/>
+                <w:kern w:val="0"/>
+                <w:lang w:eastAsia="id-ID"/>
+                <w14:ligatures w14:val="none"/>
+              </w:rPr>
+              <w:t>10</w:t>
+            </w:r>
+          </w:p>
+        </w:tc>
+        <w:tc>
+          <w:tcPr>
+            <w:tcW w:w="0" w:type="auto"/>
+            <w:vAlign w:val="center"/>
+            <w:hideMark/>
+          </w:tcPr>
+          <w:p>
+            <w:pPr>
+              <w:spacing w:after="0" w:line="240" w:lineRule="auto"/>
+              <w:jc w:val="left"/>
+              <w:rPr>
+                <w:rFonts w:eastAsia="Times New Roman" w:cs="Times New Roman"/>
+                <w:noProof w:val="0"/>
+                <w:kern w:val="0"/>
+                <w:lang w:eastAsia="id-ID"/>
+                <w14:ligatures w14:val="none"/>
+              </w:rPr>
+            </w:pPr>
+            <w:r>
+              <w:rPr>
+                <w:rFonts w:eastAsia="Times New Roman" w:cs="Times New Roman"/>
+                <w:noProof w:val="0"/>
+                <w:kern w:val="0"/>
+                <w:lang w:eastAsia="id-ID"/>
+                <w14:ligatures w14:val="none"/>
+              </w:rPr>
+              <w:t>7</w:t>
+            </w:r>
+          </w:p>
+        </w:tc>
+        <w:tc>
+          <w:tcPr>
+            <w:tcW w:w="0" w:type="auto"/>
+            <w:vAlign w:val="center"/>
+            <w:hideMark/>
+          </w:tcPr>
+          <w:p>
+            <w:pPr>
+              <w:spacing w:after="0" w:line="240" w:lineRule="auto"/>
+              <w:jc w:val="left"/>
+              <w:rPr>
+                <w:rFonts w:eastAsia="Times New Roman" w:cs="Times New Roman"/>
+                <w:noProof w:val="0"/>
+                <w:kern w:val="0"/>
+                <w:lang w:eastAsia="id-ID"/>
+                <w14:ligatures w14:val="none"/>
+              </w:rPr>
+            </w:pPr>
+            <w:r>
+              <w:rPr>
+                <w:rFonts w:eastAsia="Times New Roman" w:cs="Times New Roman"/>
+                <w:noProof w:val="0"/>
+                <w:kern w:val="0"/>
+                <w:lang w:eastAsia="id-ID"/>
+                <w14:ligatures w14:val="none"/>
+              </w:rPr>
+              <w:t>9</w:t>
+            </w:r>
+          </w:p>
+        </w:tc>
+        <w:tc>
+          <w:tcPr>
+            <w:tcW w:w="0" w:type="auto"/>
+            <w:vAlign w:val="center"/>
+            <w:hideMark/>
+          </w:tcPr>
+          <w:p>
+            <w:pPr>
+              <w:spacing w:after="0" w:line="240" w:lineRule="auto"/>
+              <w:jc w:val="left"/>
+              <w:rPr>
+                <w:rFonts w:eastAsia="Times New Roman" w:cs="Times New Roman"/>
+                <w:noProof w:val="0"/>
+                <w:kern w:val="0"/>
+                <w:lang w:eastAsia="id-ID"/>
+                <w14:ligatures w14:val="none"/>
+              </w:rPr>
+            </w:pPr>
+            <w:r>
+              <w:rPr>
+                <w:rFonts w:eastAsia="Times New Roman" w:cs="Times New Roman"/>
+                <w:noProof w:val="0"/>
+                <w:kern w:val="0"/>
+                <w:lang w:eastAsia="id-ID"/>
+                <w14:ligatures w14:val="none"/>
+              </w:rPr>
+              <w:t>11</w:t>
+            </w:r>
+          </w:p>
+        </w:tc>
+      </w:tr>
+      <w:tr>
+        <w:trPr>
+          <w:tblCellSpacing w:w="15" w:type="dxa"/>
+        </w:trPr>
+        <w:tc>
+          <w:tcPr>
+            <w:tcW w:w="0" w:type="auto"/>
+            <w:vAlign w:val="center"/>
+            <w:hideMark/>
+          </w:tcPr>
+          <w:p>
+            <w:pPr>
+              <w:spacing w:after="0" w:line="240" w:lineRule="auto"/>
+              <w:jc w:val="left"/>
+              <w:rPr>
+                <w:rFonts w:eastAsia="Times New Roman" w:cs="Times New Roman"/>
+                <w:noProof w:val="0"/>
+                <w:kern w:val="0"/>
+                <w:lang w:eastAsia="id-ID"/>
+                <w14:ligatures w14:val="none"/>
+              </w:rPr>
+            </w:pPr>
+            <w:r>
+              <w:rPr>
+                <w:rFonts w:eastAsia="Times New Roman" w:cs="Times New Roman"/>
+                <w:noProof w:val="0"/>
+                <w:kern w:val="0"/>
+                <w:lang w:eastAsia="id-ID"/>
+                <w14:ligatures w14:val="none"/>
+              </w:rPr>
+              <w:t>Gudang B</w:t>
+            </w:r>
+          </w:p>
+        </w:tc>
+        <w:tc>
+          <w:tcPr>
+            <w:tcW w:w="0" w:type="auto"/>
+            <w:vAlign w:val="center"/>
+            <w:hideMark/>
+          </w:tcPr>
+          <w:p>
+            <w:pPr>
+              <w:spacing w:after="0" w:line="240" w:lineRule="auto"/>
+              <w:jc w:val="left"/>
+              <w:rPr>
+                <w:rFonts w:eastAsia="Times New Roman" w:cs="Times New Roman"/>
+                <w:noProof w:val="0"/>
+                <w:kern w:val="0"/>
+                <w:lang w:eastAsia="id-ID"/>
+                <w14:ligatures w14:val="none"/>
+              </w:rPr>
+            </w:pPr>
+            <w:r>
+              <w:rPr>
+                <w:rFonts w:eastAsia="Times New Roman" w:cs="Times New Roman"/>
+                <w:noProof w:val="0"/>
+                <w:kern w:val="0"/>
+                <w:lang w:eastAsia="id-ID"/>
+                <w14:ligatures w14:val="none"/>
+              </w:rPr>
+              <w:t>12</w:t>
+            </w:r>
+          </w:p>
+        </w:tc>
+        <w:tc>
+          <w:tcPr>
+            <w:tcW w:w="0" w:type="auto"/>
+            <w:vAlign w:val="center"/>
+            <w:hideMark/>
+          </w:tcPr>
+          <w:p>
+            <w:pPr>
+              <w:spacing w:after="0" w:line="240" w:lineRule="auto"/>
+              <w:jc w:val="left"/>
+              <w:rPr>
+                <w:rFonts w:eastAsia="Times New Roman" w:cs="Times New Roman"/>
+                <w:noProof w:val="0"/>
+                <w:kern w:val="0"/>
+                <w:lang w:eastAsia="id-ID"/>
+                <w14:ligatures w14:val="none"/>
+              </w:rPr>
+            </w:pPr>
+            <w:r>
+              <w:rPr>
+                <w:rFonts w:eastAsia="Times New Roman" w:cs="Times New Roman"/>
+                <w:noProof w:val="0"/>
+                <w:kern w:val="0"/>
+                <w:lang w:eastAsia="id-ID"/>
+                <w14:ligatures w14:val="none"/>
+              </w:rPr>
+              <w:t>10</w:t>
+            </w:r>
+          </w:p>
+        </w:tc>
+        <w:tc>
+          <w:tcPr>
+            <w:tcW w:w="0" w:type="auto"/>
+            <w:vAlign w:val="center"/>
+            <w:hideMark/>
+          </w:tcPr>
+          <w:p>
+            <w:pPr>
+              <w:spacing w:after="0" w:line="240" w:lineRule="auto"/>
+              <w:jc w:val="left"/>
+              <w:rPr>
+                <w:rFonts w:eastAsia="Times New Roman" w:cs="Times New Roman"/>
+                <w:noProof w:val="0"/>
+                <w:kern w:val="0"/>
+                <w:lang w:eastAsia="id-ID"/>
+                <w14:ligatures w14:val="none"/>
+              </w:rPr>
+            </w:pPr>
+            <w:r>
+              <w:rPr>
+                <w:rFonts w:eastAsia="Times New Roman" w:cs="Times New Roman"/>
+                <w:noProof w:val="0"/>
+                <w:kern w:val="0"/>
+                <w:lang w:eastAsia="id-ID"/>
+                <w14:ligatures w14:val="none"/>
+              </w:rPr>
+              <w:t>8</w:t>
+            </w:r>
+          </w:p>
+        </w:tc>
+        <w:tc>
+          <w:tcPr>
+            <w:tcW w:w="0" w:type="auto"/>
+            <w:vAlign w:val="center"/>
+            <w:hideMark/>
+          </w:tcPr>
+          <w:p>
+            <w:pPr>
+              <w:spacing w:after="0" w:line="240" w:lineRule="auto"/>
+              <w:jc w:val="left"/>
+              <w:rPr>
+                <w:rFonts w:eastAsia="Times New Roman" w:cs="Times New Roman"/>
+                <w:noProof w:val="0"/>
+                <w:kern w:val="0"/>
+                <w:lang w:eastAsia="id-ID"/>
+                <w14:ligatures w14:val="none"/>
+              </w:rPr>
+            </w:pPr>
+            <w:r>
+              <w:rPr>
+                <w:rFonts w:eastAsia="Times New Roman" w:cs="Times New Roman"/>
+                <w:noProof w:val="0"/>
+                <w:kern w:val="0"/>
+                <w:lang w:eastAsia="id-ID"/>
+                <w14:ligatures w14:val="none"/>
+              </w:rPr>
+              <w:t>13</w:t>
+            </w:r>
+          </w:p>
+        </w:tc>
+      </w:tr>
+      <w:tr>
+        <w:trPr>
+          <w:tblCellSpacing w:w="15" w:type="dxa"/>
+        </w:trPr>
+        <w:tc>
+          <w:tcPr>
+            <w:tcW w:w="0" w:type="auto"/>
+            <w:vAlign w:val="center"/>
+            <w:hideMark/>
+          </w:tcPr>
+          <w:p>
+            <w:pPr>
+              <w:spacing w:after="0" w:line="240" w:lineRule="auto"/>
+              <w:jc w:val="left"/>
+              <w:rPr>
+                <w:rFonts w:eastAsia="Times New Roman" w:cs="Times New Roman"/>
+                <w:noProof w:val="0"/>
+                <w:kern w:val="0"/>
+                <w:lang w:eastAsia="id-ID"/>
+                <w14:ligatures w14:val="none"/>
+              </w:rPr>
+            </w:pPr>
+            <w:r>
+              <w:rPr>
+                <w:rFonts w:eastAsia="Times New Roman" w:cs="Times New Roman"/>
+                <w:noProof w:val="0"/>
+                <w:kern w:val="0"/>
+                <w:lang w:eastAsia="id-ID"/>
+                <w14:ligatures w14:val="none"/>
+              </w:rPr>
+              <w:t>Gudang C</w:t>
+            </w:r>
+          </w:p>
+        </w:tc>
+        <w:tc>
+          <w:tcPr>
+            <w:tcW w:w="0" w:type="auto"/>
+            <w:vAlign w:val="center"/>
+            <w:hideMark/>
+          </w:tcPr>
+          <w:p>
+            <w:pPr>
+              <w:spacing w:after="0" w:line="240" w:lineRule="auto"/>
+              <w:jc w:val="left"/>
+              <w:rPr>
+                <w:rFonts w:eastAsia="Times New Roman" w:cs="Times New Roman"/>
+                <w:noProof w:val="0"/>
+                <w:kern w:val="0"/>
+                <w:lang w:eastAsia="id-ID"/>
+                <w14:ligatures w14:val="none"/>
+              </w:rPr>
+            </w:pPr>
+            <w:r>
+              <w:rPr>
+                <w:rFonts w:eastAsia="Times New Roman" w:cs="Times New Roman"/>
+                <w:noProof w:val="0"/>
+                <w:kern w:val="0"/>
+                <w:lang w:eastAsia="id-ID"/>
+                <w14:ligatures w14:val="none"/>
+              </w:rPr>
+              <w:t>8</w:t>
+            </w:r>
+          </w:p>
+        </w:tc>
+        <w:tc>
+          <w:tcPr>
+            <w:tcW w:w="0" w:type="auto"/>
+            <w:vAlign w:val="center"/>
+            <w:hideMark/>
+          </w:tcPr>
+          <w:p>
+            <w:pPr>
+              <w:spacing w:after="0" w:line="240" w:lineRule="auto"/>
+              <w:jc w:val="left"/>
+              <w:rPr>
+                <w:rFonts w:eastAsia="Times New Roman" w:cs="Times New Roman"/>
+                <w:noProof w:val="0"/>
+                <w:kern w:val="0"/>
+                <w:lang w:eastAsia="id-ID"/>
+                <w14:ligatures w14:val="none"/>
+              </w:rPr>
+            </w:pPr>
+            <w:r>
+              <w:rPr>
+                <w:rFonts w:eastAsia="Times New Roman" w:cs="Times New Roman"/>
+                <w:noProof w:val="0"/>
+                <w:kern w:val="0"/>
+                <w:lang w:eastAsia="id-ID"/>
+                <w14:ligatures w14:val="none"/>
+              </w:rPr>
+              <w:t>11</w:t>
+            </w:r>
+          </w:p>
+        </w:tc>
+        <w:tc>
+          <w:tcPr>
+            <w:tcW w:w="0" w:type="auto"/>
+            <w:vAlign w:val="center"/>
+            <w:hideMark/>
+          </w:tcPr>
+          <w:p>
+            <w:pPr>
+              <w:spacing w:after="0" w:line="240" w:lineRule="auto"/>
+              <w:jc w:val="left"/>
+              <w:rPr>
+                <w:rFonts w:eastAsia="Times New Roman" w:cs="Times New Roman"/>
+                <w:noProof w:val="0"/>
+                <w:kern w:val="0"/>
+                <w:lang w:eastAsia="id-ID"/>
+                <w14:ligatures w14:val="none"/>
+              </w:rPr>
+            </w:pPr>
+            <w:r>
+              <w:rPr>
+                <w:rFonts w:eastAsia="Times New Roman" w:cs="Times New Roman"/>
+                <w:noProof w:val="0"/>
+                <w:kern w:val="0"/>
+                <w:lang w:eastAsia="id-ID"/>
+                <w14:ligatures w14:val="none"/>
+              </w:rPr>
+              <w:t>10</w:t>
+            </w:r>
+          </w:p>
+        </w:tc>
+        <w:tc>
+          <w:tcPr>
+            <w:tcW w:w="0" w:type="auto"/>
+            <w:vAlign w:val="center"/>
+            <w:hideMark/>
+          </w:tcPr>
+          <w:p>
+            <w:pPr>
+              <w:spacing w:after="0" w:line="240" w:lineRule="auto"/>
+              <w:jc w:val="left"/>
+              <w:rPr>
+                <w:rFonts w:eastAsia="Times New Roman" w:cs="Times New Roman"/>
+                <w:noProof w:val="0"/>
+                <w:kern w:val="0"/>
+                <w:lang w:eastAsia="id-ID"/>
+                <w14:ligatures w14:val="none"/>
+              </w:rPr>
+            </w:pPr>
+            <w:r>
+              <w:rPr>
+                <w:rFonts w:eastAsia="Times New Roman" w:cs="Times New Roman"/>
+                <w:noProof w:val="0"/>
+                <w:kern w:val="0"/>
+                <w:lang w:eastAsia="id-ID"/>
+                <w14:ligatures w14:val="none"/>
+              </w:rPr>
+              <w:t>9</w:t>
+            </w:r>
+          </w:p>
+        </w:tc>
+      </w:tr>
+    </w:tbl>
+    <w:p>
+      <w:pPr>
+        <w:spacing w:before="100" w:beforeAutospacing="1" w:after="100" w:afterAutospacing="1" w:line="240" w:lineRule="auto"/>
+        <w:jc w:val="left"/>
+        <w:rPr>
+          <w:rFonts w:eastAsia="Times New Roman" w:cs="Times New Roman"/>
+          <w:noProof w:val="0"/>
+          <w:kern w:val="0"/>
+          <w:lang w:eastAsia="id-ID"/>
+          <w14:ligatures w14:val="none"/>
+        </w:rPr>
+      </w:pPr>
+      <w:r>
+        <w:rPr>
+          <w:rFonts w:eastAsia="Times New Roman" w:cs="Times New Roman"/>
+          <w:b/>
+          <w:bCs/>
+          <w:noProof w:val="0"/>
+          <w:kern w:val="0"/>
+          <w:lang w:eastAsia="id-ID"/>
+          <w14:ligatures w14:val="none"/>
+        </w:rPr>
+        <w:t>Lampiran B: Formula dan Konfigurasi Excel</w:t>
+      </w:r>
+    </w:p>
+    <w:p>
+      <w:pPr>
+        <w:spacing w:before="100" w:beforeAutospacing="1" w:after="100" w:afterAutospacing="1" w:line="240" w:lineRule="auto"/>
+        <w:jc w:val="left"/>
+        <w:rPr>
+          <w:rFonts w:eastAsia="Times New Roman" w:cs="Times New Roman"/>
+          <w:noProof w:val="0"/>
+          <w:kern w:val="0"/>
+          <w:lang w:eastAsia="id-ID"/>
+          <w14:ligatures w14:val="none"/>
+        </w:rPr>
+      </w:pPr>
+      <w:r>
+        <w:rPr>
+          <w:rFonts w:eastAsia="Times New Roman" w:cs="Times New Roman"/>
+          <w:noProof w:val="0"/>
+          <w:kern w:val="0"/>
+          <w:lang w:eastAsia="id-ID"/>
+          <w14:ligatures w14:val="none"/>
+        </w:rPr>
+        <w:t>Struktur Worksheet Excel:</w:t>
+      </w:r>
+    </w:p>
+    <w:p>
+      <w:pPr>
+        <w:numPr>
+          <w:ilvl w:val="0"/>
+          <w:numId w:val="43"/>
+        </w:numPr>
+        <w:spacing w:before="100" w:beforeAutospacing="1" w:after="100" w:afterAutospacing="1" w:line="240" w:lineRule="auto"/>
+        <w:jc w:val="left"/>
+        <w:rPr>
+          <w:rFonts w:eastAsia="Times New Roman" w:cs="Times New Roman"/>
+          <w:noProof w:val="0"/>
+          <w:kern w:val="0"/>
+          <w:lang w:eastAsia="id-ID"/>
+          <w14:ligatures w14:val="none"/>
+        </w:rPr>
+      </w:pPr>
+      <w:r>
+        <w:rPr>
+          <w:rFonts w:eastAsia="Times New Roman" w:cs="Times New Roman"/>
+          <w:noProof w:val="0"/>
+          <w:kern w:val="0"/>
+          <w:lang w:eastAsia="id-ID"/>
+          <w14:ligatures w14:val="none"/>
+        </w:rPr>
+        <w:t>Range C3:F5 berisi variabel keputusan X(i,j)</w:t>
+      </w:r>
+    </w:p>
+    <w:p>
+      <w:pPr>
+        <w:numPr>
+          <w:ilvl w:val="0"/>
+          <w:numId w:val="43"/>
+        </w:numPr>
+        <w:spacing w:before="100" w:beforeAutospacing="1" w:after="100" w:afterAutospacing="1" w:line="240" w:lineRule="auto"/>
+        <w:jc w:val="left"/>
+        <w:rPr>
+          <w:rFonts w:eastAsia="Times New Roman" w:cs="Times New Roman"/>
+          <w:noProof w:val="0"/>
+          <w:kern w:val="0"/>
+          <w:lang w:eastAsia="id-ID"/>
+          <w14:ligatures w14:val="none"/>
+        </w:rPr>
+      </w:pPr>
+      <w:r>
+        <w:rPr>
+          <w:rFonts w:eastAsia="Times New Roman" w:cs="Times New Roman"/>
+          <w:noProof w:val="0"/>
+          <w:kern w:val="0"/>
+          <w:lang w:eastAsia="id-ID"/>
+          <w14:ligatures w14:val="none"/>
+        </w:rPr>
+        <w:t>Range G3:G5 berisi total pengiriman per gudang</w:t>
+      </w:r>
+    </w:p>
+    <w:p>
+      <w:pPr>
+        <w:numPr>
+          <w:ilvl w:val="0"/>
+          <w:numId w:val="43"/>
+        </w:numPr>
+        <w:spacing w:before="100" w:beforeAutospacing="1" w:after="100" w:afterAutospacing="1" w:line="240" w:lineRule="auto"/>
+        <w:jc w:val="left"/>
+        <w:rPr>
+          <w:rFonts w:eastAsia="Times New Roman" w:cs="Times New Roman"/>
+          <w:noProof w:val="0"/>
+          <w:kern w:val="0"/>
+          <w:lang w:eastAsia="id-ID"/>
+          <w14:ligatures w14:val="none"/>
+        </w:rPr>
+      </w:pPr>
+      <w:r>
+        <w:rPr>
+          <w:rFonts w:eastAsia="Times New Roman" w:cs="Times New Roman"/>
+          <w:noProof w:val="0"/>
+          <w:kern w:val="0"/>
+          <w:lang w:eastAsia="id-ID"/>
+          <w14:ligatures w14:val="none"/>
+        </w:rPr>
+        <w:t>Range C6:F6 berisi total penerimaan per toko</w:t>
+      </w:r>
+    </w:p>
+    <w:p>
+      <w:pPr>
+        <w:numPr>
+          <w:ilvl w:val="0"/>
+          <w:numId w:val="43"/>
+        </w:numPr>
+        <w:spacing w:before="100" w:beforeAutospacing="1" w:after="100" w:afterAutospacing="1" w:line="240" w:lineRule="auto"/>
+        <w:jc w:val="left"/>
+        <w:rPr>
+          <w:rFonts w:eastAsia="Times New Roman" w:cs="Times New Roman"/>
+          <w:noProof w:val="0"/>
+          <w:kern w:val="0"/>
+          <w:lang w:eastAsia="id-ID"/>
+          <w14:ligatures w14:val="none"/>
+        </w:rPr>
+      </w:pPr>
+      <w:r>
+        <w:rPr>
+          <w:rFonts w:eastAsia="Times New Roman" w:cs="Times New Roman"/>
+          <w:noProof w:val="0"/>
+          <w:kern w:val="0"/>
+          <w:lang w:eastAsia="id-ID"/>
+          <w14:ligatures w14:val="none"/>
+        </w:rPr>
+        <w:t>Cell C8 berisi formula fungsi tujuan</w:t>
+      </w:r>
+    </w:p>
+    <w:p>
+      <w:pPr>
+        <w:spacing w:before="100" w:beforeAutospacing="1" w:after="100" w:afterAutospacing="1" w:line="240" w:lineRule="auto"/>
+        <w:jc w:val="left"/>
+        <w:rPr>
+          <w:rFonts w:eastAsia="Times New Roman" w:cs="Times New Roman"/>
+          <w:noProof w:val="0"/>
+          <w:kern w:val="0"/>
+          <w:lang w:eastAsia="id-ID"/>
+          <w14:ligatures w14:val="none"/>
+        </w:rPr>
+      </w:pPr>
+      <w:r>
+        <w:rPr>
+          <w:rFonts w:eastAsia="Times New Roman" w:cs="Times New Roman"/>
+          <w:noProof w:val="0"/>
+          <w:kern w:val="0"/>
+          <w:lang w:eastAsia="id-ID"/>
+          <w14:ligatures w14:val="none"/>
+        </w:rPr>
+        <w:t>Formula Fungsi Tujuan: =SUMPRODUCT(C3:F5,C10:F12)</w:t>
+      </w:r>
+    </w:p>
+    <w:p>
+      <w:pPr>
+        <w:spacing w:before="100" w:beforeAutospacing="1" w:after="100" w:afterAutospacing="1" w:line="240" w:lineRule="auto"/>
+        <w:jc w:val="left"/>
+        <w:rPr>
+          <w:rFonts w:eastAsia="Times New Roman" w:cs="Times New Roman"/>
+          <w:noProof w:val="0"/>
+          <w:kern w:val="0"/>
+          <w:lang w:eastAsia="id-ID"/>
+          <w14:ligatures w14:val="none"/>
+        </w:rPr>
+      </w:pPr>
+      <w:r>
+        <w:rPr>
+          <w:rFonts w:eastAsia="Times New Roman" w:cs="Times New Roman"/>
+          <w:noProof w:val="0"/>
+          <w:kern w:val="0"/>
+          <w:lang w:eastAsia="id-ID"/>
+          <w14:ligatures w14:val="none"/>
+        </w:rPr>
+        <w:t>dimana C3:F5 adalah range alokasi dan C10:F12 adalah range biaya pengiriman.</w:t>
+      </w:r>
+    </w:p>
+    <w:p>
+      <w:pPr>
+        <w:spacing w:before="100" w:beforeAutospacing="1" w:after="100" w:afterAutospacing="1" w:line="240" w:lineRule="auto"/>
+        <w:jc w:val="left"/>
+        <w:rPr>
+          <w:rFonts w:eastAsia="Times New Roman" w:cs="Times New Roman"/>
+          <w:noProof w:val="0"/>
+          <w:kern w:val="0"/>
+          <w:lang w:eastAsia="id-ID"/>
+          <w14:ligatures w14:val="none"/>
+        </w:rPr>
+      </w:pPr>
+      <w:r>
+        <w:rPr>
+          <w:rFonts w:eastAsia="Times New Roman" w:cs="Times New Roman"/>
+          <w:noProof w:val="0"/>
+          <w:kern w:val="0"/>
+          <w:lang w:eastAsia="id-ID"/>
+          <w14:ligatures w14:val="none"/>
+        </w:rPr>
+        <w:t>Konfigurasi Solver:</w:t>
+      </w:r>
+    </w:p>
+    <w:p>
+      <w:pPr>
+        <w:numPr>
+          <w:ilvl w:val="0"/>
+          <w:numId w:val="44"/>
+        </w:numPr>
+        <w:spacing w:before="100" w:beforeAutospacing="1" w:after="100" w:afterAutospacing="1" w:line="240" w:lineRule="auto"/>
+        <w:jc w:val="left"/>
+        <w:rPr>
+          <w:rFonts w:eastAsia="Times New Roman" w:cs="Times New Roman"/>
+          <w:noProof w:val="0"/>
+          <w:kern w:val="0"/>
+          <w:lang w:eastAsia="id-ID"/>
+          <w14:ligatures w14:val="none"/>
+        </w:rPr>
+      </w:pPr>
+      <w:r>
+        <w:rPr>
+          <w:rFonts w:eastAsia="Times New Roman" w:cs="Times New Roman"/>
+          <w:noProof w:val="0"/>
+          <w:kern w:val="0"/>
+          <w:lang w:eastAsia="id-ID"/>
+          <w14:ligatures w14:val="none"/>
+        </w:rPr>
+        <w:lastRenderedPageBreak/>
+        <w:t>Set Objective: C8 (total biaya)</w:t>
+      </w:r>
+    </w:p>
+    <w:p>
+      <w:pPr>
+        <w:numPr>
+          <w:ilvl w:val="0"/>
+          <w:numId w:val="44"/>
+        </w:numPr>
+        <w:spacing w:before="100" w:beforeAutospacing="1" w:after="100" w:afterAutospacing="1" w:line="240" w:lineRule="auto"/>
+        <w:jc w:val="left"/>
+        <w:rPr>
+          <w:rFonts w:eastAsia="Times New Roman" w:cs="Times New Roman"/>
+          <w:noProof w:val="0"/>
+          <w:kern w:val="0"/>
+          <w:lang w:eastAsia="id-ID"/>
+          <w14:ligatures w14:val="none"/>
+        </w:rPr>
+      </w:pPr>
+      <w:r>
+        <w:rPr>
+          <w:rFonts w:eastAsia="Times New Roman" w:cs="Times New Roman"/>
+          <w:noProof w:val="0"/>
+          <w:kern w:val="0"/>
+          <w:lang w:eastAsia="id-ID"/>
+          <w14:ligatures w14:val="none"/>
+        </w:rPr>
+        <w:t>To: Min</w:t>
+      </w:r>
+    </w:p>
+    <w:p>
+      <w:pPr>
+        <w:numPr>
+          <w:ilvl w:val="0"/>
+          <w:numId w:val="44"/>
+        </w:numPr>
+        <w:spacing w:before="100" w:beforeAutospacing="1" w:after="100" w:afterAutospacing="1" w:line="240" w:lineRule="auto"/>
+        <w:jc w:val="left"/>
+        <w:rPr>
+          <w:rFonts w:eastAsia="Times New Roman" w:cs="Times New Roman"/>
+          <w:noProof w:val="0"/>
+          <w:kern w:val="0"/>
+          <w:lang w:eastAsia="id-ID"/>
+          <w14:ligatures w14:val="none"/>
+        </w:rPr>
+      </w:pPr>
+      <w:r>
+        <w:rPr>
+          <w:rFonts w:eastAsia="Times New Roman" w:cs="Times New Roman"/>
+          <w:noProof w:val="0"/>
+          <w:kern w:val="0"/>
+          <w:lang w:eastAsia="id-ID"/>
+          <w14:ligatures w14:val="none"/>
+        </w:rPr>
+        <w:t>By Changing Variable Cells: C3:F5</w:t>
+      </w:r>
+    </w:p>
+    <w:p>
+      <w:pPr>
+        <w:numPr>
+          <w:ilvl w:val="0"/>
+          <w:numId w:val="44"/>
+        </w:numPr>
+        <w:spacing w:before="100" w:beforeAutospacing="1" w:after="100" w:afterAutospacing="1" w:line="240" w:lineRule="auto"/>
+        <w:jc w:val="left"/>
+        <w:rPr>
+          <w:rFonts w:eastAsia="Times New Roman" w:cs="Times New Roman"/>
+          <w:noProof w:val="0"/>
+          <w:kern w:val="0"/>
+          <w:lang w:eastAsia="id-ID"/>
+          <w14:ligatures w14:val="none"/>
+        </w:rPr>
+      </w:pPr>
+      <w:r>
+        <w:rPr>
+          <w:rFonts w:eastAsia="Times New Roman" w:cs="Times New Roman"/>
+          <w:noProof w:val="0"/>
+          <w:kern w:val="0"/>
+          <w:lang w:eastAsia="id-ID"/>
+          <w14:ligatures w14:val="none"/>
+        </w:rPr>
+        <w:t>Subject to Constraints: G3 &lt;= H3 (kapasitas Gudang A) G4 &lt;= H4 (kapasitas Gudang B) G5 &lt;= H5 (kapasitas Gudang C) C6 = C7 (permintaan Toko 1) D6 = D7 (permintaan Toko 2) E6 = E7 (permintaan Toko 3) F6 = F7 (permintaan Toko 4) C3:F5 &gt;= 0 (non-negativity)</w:t>
+      </w:r>
+    </w:p>
+    <w:p>
+      <w:pPr>
+        <w:numPr>
+          <w:ilvl w:val="0"/>
+          <w:numId w:val="44"/>
+        </w:numPr>
+        <w:spacing w:before="100" w:beforeAutospacing="1" w:after="100" w:afterAutospacing="1" w:line="240" w:lineRule="auto"/>
+        <w:jc w:val="left"/>
+        <w:rPr>
+          <w:rFonts w:eastAsia="Times New Roman" w:cs="Times New Roman"/>
+          <w:noProof w:val="0"/>
+          <w:kern w:val="0"/>
+          <w:lang w:eastAsia="id-ID"/>
+          <w14:ligatures w14:val="none"/>
+        </w:rPr>
+      </w:pPr>
+      <w:r>
+        <w:rPr>
+          <w:rFonts w:eastAsia="Times New Roman" w:cs="Times New Roman"/>
+          <w:noProof w:val="0"/>
+          <w:kern w:val="0"/>
+          <w:lang w:eastAsia="id-ID"/>
+          <w14:ligatures w14:val="none"/>
+        </w:rPr>
+        <w:t>Solving Method: Simplex LP</w:t>
+      </w:r>
+    </w:p>
+    <w:p>
+      <w:pPr>
+        <w:spacing w:before="100" w:beforeAutospacing="1" w:after="100" w:afterAutospacing="1" w:line="240" w:lineRule="auto"/>
+        <w:jc w:val="left"/>
+        <w:rPr>
+          <w:rFonts w:eastAsia="Times New Roman" w:cs="Times New Roman"/>
+          <w:noProof w:val="0"/>
+          <w:kern w:val="0"/>
+          <w:lang w:eastAsia="id-ID"/>
+          <w14:ligatures w14:val="none"/>
+        </w:rPr>
+      </w:pPr>
+      <w:r>
+        <w:rPr>
+          <w:rFonts w:eastAsia="Times New Roman" w:cs="Times New Roman"/>
+          <w:b/>
+          <w:bCs/>
+          <w:noProof w:val="0"/>
+          <w:kern w:val="0"/>
+          <w:lang w:eastAsia="id-ID"/>
+          <w14:ligatures w14:val="none"/>
+        </w:rPr>
+        <w:t>Lampiran C: Hasil Output Solver</w:t>
+      </w:r>
+    </w:p>
+    <w:p>
+      <w:pPr>
+        <w:spacing w:before="100" w:beforeAutospacing="1" w:after="100" w:afterAutospacing="1" w:line="240" w:lineRule="auto"/>
+        <w:jc w:val="left"/>
+        <w:rPr>
+          <w:rFonts w:eastAsia="Times New Roman" w:cs="Times New Roman"/>
+          <w:noProof w:val="0"/>
+          <w:kern w:val="0"/>
+          <w:lang w:eastAsia="id-ID"/>
+          <w14:ligatures w14:val="none"/>
+        </w:rPr>
+      </w:pPr>
+      <w:r>
+        <w:rPr>
+          <w:rFonts w:eastAsia="Times New Roman" w:cs="Times New Roman"/>
+          <w:noProof w:val="0"/>
+          <w:kern w:val="0"/>
+          <w:lang w:eastAsia="id-ID"/>
+          <w14:ligatures w14:val="none"/>
+        </w:rPr>
+        <w:t>Status: Solver found a solution. All Constraints and optimality conditions are satisfied. Target Cell (Min): Rp 5.650</w:t>
+      </w:r>
+    </w:p>
+    <w:p>
+      <w:pPr>
+        <w:spacing w:before="100" w:beforeAutospacing="1" w:after="100" w:afterAutospacing="1" w:line="240" w:lineRule="auto"/>
+        <w:jc w:val="left"/>
+        <w:rPr>
+          <w:rFonts w:eastAsia="Times New Roman" w:cs="Times New Roman"/>
+          <w:noProof w:val="0"/>
+          <w:kern w:val="0"/>
+          <w:lang w:eastAsia="id-ID"/>
+          <w14:ligatures w14:val="none"/>
+        </w:rPr>
+      </w:pPr>
+      <w:r>
+        <w:rPr>
+          <w:rFonts w:eastAsia="Times New Roman" w:cs="Times New Roman"/>
+          <w:noProof w:val="0"/>
+          <w:kern w:val="0"/>
+          <w:lang w:eastAsia="id-ID"/>
+          <w14:ligatures w14:val="none"/>
+        </w:rPr>
+        <w:t>Nilai Variabel Keputusan:</w:t>
+      </w:r>
+    </w:p>
+    <w:p>
+      <w:pPr>
+        <w:numPr>
+          <w:ilvl w:val="0"/>
+          <w:numId w:val="45"/>
+        </w:numPr>
+        <w:spacing w:before="100" w:beforeAutospacing="1" w:after="100" w:afterAutospacing="1" w:line="240" w:lineRule="auto"/>
+        <w:jc w:val="left"/>
+        <w:rPr>
+          <w:rFonts w:eastAsia="Times New Roman" w:cs="Times New Roman"/>
+          <w:noProof w:val="0"/>
+          <w:kern w:val="0"/>
+          <w:lang w:eastAsia="id-ID"/>
+          <w14:ligatures w14:val="none"/>
+        </w:rPr>
+      </w:pPr>
+      <w:r>
+        <w:rPr>
+          <w:rFonts w:eastAsia="Times New Roman" w:cs="Times New Roman"/>
+          <w:noProof w:val="0"/>
+          <w:kern w:val="0"/>
+          <w:lang w:eastAsia="id-ID"/>
+          <w14:ligatures w14:val="none"/>
+        </w:rPr>
+        <w:t>Gudang A ke Toko 1: 0</w:t>
+      </w:r>
+    </w:p>
+    <w:p>
+      <w:pPr>
+        <w:numPr>
+          <w:ilvl w:val="0"/>
+          <w:numId w:val="45"/>
+        </w:numPr>
+        <w:spacing w:before="100" w:beforeAutospacing="1" w:after="100" w:afterAutospacing="1" w:line="240" w:lineRule="auto"/>
+        <w:jc w:val="left"/>
+        <w:rPr>
+          <w:rFonts w:eastAsia="Times New Roman" w:cs="Times New Roman"/>
+          <w:noProof w:val="0"/>
+          <w:kern w:val="0"/>
+          <w:lang w:eastAsia="id-ID"/>
+          <w14:ligatures w14:val="none"/>
+        </w:rPr>
+      </w:pPr>
+      <w:r>
+        <w:rPr>
+          <w:rFonts w:eastAsia="Times New Roman" w:cs="Times New Roman"/>
+          <w:noProof w:val="0"/>
+          <w:kern w:val="0"/>
+          <w:lang w:eastAsia="id-ID"/>
+          <w14:ligatures w14:val="none"/>
+        </w:rPr>
+        <w:t>Gudang A ke Toko 2: 150</w:t>
+      </w:r>
+    </w:p>
+    <w:p>
+      <w:pPr>
+        <w:numPr>
+          <w:ilvl w:val="0"/>
+          <w:numId w:val="45"/>
+        </w:numPr>
+        <w:spacing w:before="100" w:beforeAutospacing="1" w:after="100" w:afterAutospacing="1" w:line="240" w:lineRule="auto"/>
+        <w:jc w:val="left"/>
+        <w:rPr>
+          <w:rFonts w:eastAsia="Times New Roman" w:cs="Times New Roman"/>
+          <w:noProof w:val="0"/>
+          <w:kern w:val="0"/>
+          <w:lang w:eastAsia="id-ID"/>
+          <w14:ligatures w14:val="none"/>
+        </w:rPr>
+      </w:pPr>
+      <w:r>
+        <w:rPr>
+          <w:rFonts w:eastAsia="Times New Roman" w:cs="Times New Roman"/>
+          <w:noProof w:val="0"/>
+          <w:kern w:val="0"/>
+          <w:lang w:eastAsia="id-ID"/>
+          <w14:ligatures w14:val="none"/>
+        </w:rPr>
+        <w:t>Gudang A ke Toko 3: 100</w:t>
+      </w:r>
+    </w:p>
+    <w:p>
+      <w:pPr>
+        <w:numPr>
+          <w:ilvl w:val="0"/>
+          <w:numId w:val="45"/>
+        </w:numPr>
+        <w:spacing w:before="100" w:beforeAutospacing="1" w:after="100" w:afterAutospacing="1" w:line="240" w:lineRule="auto"/>
+        <w:jc w:val="left"/>
+        <w:rPr>
+          <w:rFonts w:eastAsia="Times New Roman" w:cs="Times New Roman"/>
+          <w:noProof w:val="0"/>
+          <w:kern w:val="0"/>
+          <w:lang w:eastAsia="id-ID"/>
+          <w14:ligatures w14:val="none"/>
+        </w:rPr>
+      </w:pPr>
+      <w:r>
+        <w:rPr>
+          <w:rFonts w:eastAsia="Times New Roman" w:cs="Times New Roman"/>
+          <w:noProof w:val="0"/>
+          <w:kern w:val="0"/>
+          <w:lang w:eastAsia="id-ID"/>
+          <w14:ligatures w14:val="none"/>
+        </w:rPr>
+        <w:t>Gudang A ke Toko 4: 0</w:t>
+      </w:r>
+    </w:p>
+    <w:p>
+      <w:pPr>
+        <w:numPr>
+          <w:ilvl w:val="0"/>
+          <w:numId w:val="45"/>
+        </w:numPr>
+        <w:spacing w:before="100" w:beforeAutospacing="1" w:after="100" w:afterAutospacing="1" w:line="240" w:lineRule="auto"/>
+        <w:jc w:val="left"/>
+        <w:rPr>
+          <w:rFonts w:eastAsia="Times New Roman" w:cs="Times New Roman"/>
+          <w:noProof w:val="0"/>
+          <w:kern w:val="0"/>
+          <w:lang w:eastAsia="id-ID"/>
+          <w14:ligatures w14:val="none"/>
+        </w:rPr>
+      </w:pPr>
+      <w:r>
+        <w:rPr>
+          <w:rFonts w:eastAsia="Times New Roman" w:cs="Times New Roman"/>
+          <w:noProof w:val="0"/>
+          <w:kern w:val="0"/>
+          <w:lang w:eastAsia="id-ID"/>
+          <w14:ligatures w14:val="none"/>
+        </w:rPr>
+        <w:t>Gudang B ke Toko 1: 0</w:t>
+      </w:r>
+    </w:p>
+    <w:p>
+      <w:pPr>
+        <w:numPr>
+          <w:ilvl w:val="0"/>
+          <w:numId w:val="45"/>
+        </w:numPr>
+        <w:spacing w:before="100" w:beforeAutospacing="1" w:after="100" w:afterAutospacing="1" w:line="240" w:lineRule="auto"/>
+        <w:jc w:val="left"/>
+        <w:rPr>
+          <w:rFonts w:eastAsia="Times New Roman" w:cs="Times New Roman"/>
+          <w:noProof w:val="0"/>
+          <w:kern w:val="0"/>
+          <w:lang w:eastAsia="id-ID"/>
+          <w14:ligatures w14:val="none"/>
+        </w:rPr>
+      </w:pPr>
+      <w:r>
+        <w:rPr>
+          <w:rFonts w:eastAsia="Times New Roman" w:cs="Times New Roman"/>
+          <w:noProof w:val="0"/>
+          <w:kern w:val="0"/>
+          <w:lang w:eastAsia="id-ID"/>
+          <w14:ligatures w14:val="none"/>
+        </w:rPr>
+        <w:t>Gudang B ke Toko 2: 0</w:t>
+      </w:r>
+    </w:p>
+    <w:p>
+      <w:pPr>
+        <w:numPr>
+          <w:ilvl w:val="0"/>
+          <w:numId w:val="45"/>
+        </w:numPr>
+        <w:spacing w:before="100" w:beforeAutospacing="1" w:after="100" w:afterAutospacing="1" w:line="240" w:lineRule="auto"/>
+        <w:jc w:val="left"/>
+        <w:rPr>
+          <w:rFonts w:eastAsia="Times New Roman" w:cs="Times New Roman"/>
+          <w:noProof w:val="0"/>
+          <w:kern w:val="0"/>
+          <w:lang w:eastAsia="id-ID"/>
+          <w14:ligatures w14:val="none"/>
+        </w:rPr>
+      </w:pPr>
+      <w:r>
+        <w:rPr>
+          <w:rFonts w:eastAsia="Times New Roman" w:cs="Times New Roman"/>
+          <w:noProof w:val="0"/>
+          <w:kern w:val="0"/>
+          <w:lang w:eastAsia="id-ID"/>
+          <w14:ligatures w14:val="none"/>
+        </w:rPr>
+        <w:t>Gudang B ke Toko 3: 0</w:t>
+      </w:r>
+    </w:p>
+    <w:p>
+      <w:pPr>
+        <w:numPr>
+          <w:ilvl w:val="0"/>
+          <w:numId w:val="45"/>
+        </w:numPr>
+        <w:spacing w:before="100" w:beforeAutospacing="1" w:after="100" w:afterAutospacing="1" w:line="240" w:lineRule="auto"/>
+        <w:jc w:val="left"/>
+        <w:rPr>
+          <w:rFonts w:eastAsia="Times New Roman" w:cs="Times New Roman"/>
+          <w:noProof w:val="0"/>
+          <w:kern w:val="0"/>
+          <w:lang w:eastAsia="id-ID"/>
+          <w14:ligatures w14:val="none"/>
+        </w:rPr>
+      </w:pPr>
+      <w:r>
+        <w:rPr>
+          <w:rFonts w:eastAsia="Times New Roman" w:cs="Times New Roman"/>
+          <w:noProof w:val="0"/>
+          <w:kern w:val="0"/>
+          <w:lang w:eastAsia="id-ID"/>
+          <w14:ligatures w14:val="none"/>
+        </w:rPr>
+        <w:t>Gudang B ke Toko 4: 150</w:t>
+      </w:r>
+    </w:p>
+    <w:p>
+      <w:pPr>
+        <w:numPr>
+          <w:ilvl w:val="0"/>
+          <w:numId w:val="45"/>
+        </w:numPr>
+        <w:spacing w:before="100" w:beforeAutospacing="1" w:after="100" w:afterAutospacing="1" w:line="240" w:lineRule="auto"/>
+        <w:jc w:val="left"/>
+        <w:rPr>
+          <w:rFonts w:eastAsia="Times New Roman" w:cs="Times New Roman"/>
+          <w:noProof w:val="0"/>
+          <w:kern w:val="0"/>
+          <w:lang w:eastAsia="id-ID"/>
+          <w14:ligatures w14:val="none"/>
+        </w:rPr>
+      </w:pPr>
+      <w:r>
+        <w:rPr>
+          <w:rFonts w:eastAsia="Times New Roman" w:cs="Times New Roman"/>
+          <w:noProof w:val="0"/>
+          <w:kern w:val="0"/>
+          <w:lang w:eastAsia="id-ID"/>
+          <w14:ligatures w14:val="none"/>
+        </w:rPr>
+        <w:t>Gudang C ke Toko 1: 150</w:t>
+      </w:r>
+    </w:p>
+    <w:p>
+      <w:pPr>
+        <w:numPr>
+          <w:ilvl w:val="0"/>
+          <w:numId w:val="45"/>
+        </w:numPr>
+        <w:spacing w:before="100" w:beforeAutospacing="1" w:after="100" w:afterAutospacing="1" w:line="240" w:lineRule="auto"/>
+        <w:jc w:val="left"/>
+        <w:rPr>
+          <w:rFonts w:eastAsia="Times New Roman" w:cs="Times New Roman"/>
+          <w:noProof w:val="0"/>
+          <w:kern w:val="0"/>
+          <w:lang w:eastAsia="id-ID"/>
+          <w14:ligatures w14:val="none"/>
+        </w:rPr>
+      </w:pPr>
+      <w:r>
+        <w:rPr>
+          <w:rFonts w:eastAsia="Times New Roman" w:cs="Times New Roman"/>
+          <w:noProof w:val="0"/>
+          <w:kern w:val="0"/>
+          <w:lang w:eastAsia="id-ID"/>
+          <w14:ligatures w14:val="none"/>
+        </w:rPr>
+        <w:t>Gudang C ke Toko 2: 50</w:t>
+      </w:r>
+    </w:p>
+    <w:p>
+      <w:pPr>
+        <w:numPr>
+          <w:ilvl w:val="0"/>
+          <w:numId w:val="45"/>
+        </w:numPr>
+        <w:spacing w:before="100" w:beforeAutospacing="1" w:after="100" w:afterAutospacing="1" w:line="240" w:lineRule="auto"/>
+        <w:jc w:val="left"/>
+        <w:rPr>
+          <w:rFonts w:eastAsia="Times New Roman" w:cs="Times New Roman"/>
+          <w:noProof w:val="0"/>
+          <w:kern w:val="0"/>
+          <w:lang w:eastAsia="id-ID"/>
+          <w14:ligatures w14:val="none"/>
+        </w:rPr>
+      </w:pPr>
+      <w:r>
+        <w:rPr>
+          <w:rFonts w:eastAsia="Times New Roman" w:cs="Times New Roman"/>
+          <w:noProof w:val="0"/>
+          <w:kern w:val="0"/>
+          <w:lang w:eastAsia="id-ID"/>
+          <w14:ligatures w14:val="none"/>
+        </w:rPr>
+        <w:t>Gudang C ke Toko 3: 0</w:t>
+      </w:r>
+    </w:p>
+    <w:p>
+      <w:pPr>
+        <w:numPr>
+          <w:ilvl w:val="0"/>
+          <w:numId w:val="45"/>
+        </w:numPr>
+        <w:spacing w:before="100" w:beforeAutospacing="1" w:after="100" w:afterAutospacing="1" w:line="240" w:lineRule="auto"/>
+        <w:jc w:val="left"/>
+        <w:rPr>
+          <w:rFonts w:eastAsia="Times New Roman" w:cs="Times New Roman"/>
+          <w:noProof w:val="0"/>
+          <w:kern w:val="0"/>
+          <w:lang w:eastAsia="id-ID"/>
+          <w14:ligatures w14:val="none"/>
+        </w:rPr>
+      </w:pPr>
+      <w:r>
+        <w:rPr>
+          <w:rFonts w:eastAsia="Times New Roman" w:cs="Times New Roman"/>
+          <w:noProof w:val="0"/>
+          <w:kern w:val="0"/>
+          <w:lang w:eastAsia="id-ID"/>
+          <w14:ligatures w14:val="none"/>
+        </w:rPr>
+        <w:t>Gudang C ke Toko 4: 0</w:t>
+      </w:r>
+    </w:p>
+    <w:p>
+      <w:pPr>
+        <w:spacing w:before="100" w:beforeAutospacing="1" w:after="100" w:afterAutospacing="1" w:line="240" w:lineRule="auto"/>
+        <w:jc w:val="left"/>
+        <w:rPr>
+          <w:rFonts w:eastAsia="Times New Roman" w:cs="Times New Roman"/>
+          <w:noProof w:val="0"/>
+          <w:kern w:val="0"/>
+          <w:lang w:eastAsia="id-ID"/>
+          <w14:ligatures w14:val="none"/>
+        </w:rPr>
+      </w:pPr>
+      <w:r>
+        <w:rPr>
+          <w:rFonts w:eastAsia="Times New Roman" w:cs="Times New Roman"/>
+          <w:noProof w:val="0"/>
+          <w:kern w:val="0"/>
+          <w:lang w:eastAsia="id-ID"/>
+          <w14:ligatures w14:val="none"/>
+        </w:rPr>
+        <w:t>Analisis Kendala:</w:t>
+      </w:r>
+    </w:p>
+    <w:p>
+      <w:pPr>
+        <w:numPr>
+          <w:ilvl w:val="0"/>
+          <w:numId w:val="46"/>
+        </w:numPr>
+        <w:spacing w:before="100" w:beforeAutospacing="1" w:after="100" w:afterAutospacing="1" w:line="240" w:lineRule="auto"/>
+        <w:jc w:val="left"/>
+        <w:rPr>
+          <w:rFonts w:eastAsia="Times New Roman" w:cs="Times New Roman"/>
+          <w:noProof w:val="0"/>
+          <w:kern w:val="0"/>
+          <w:lang w:eastAsia="id-ID"/>
+          <w14:ligatures w14:val="none"/>
+        </w:rPr>
+      </w:pPr>
+      <w:r>
+        <w:rPr>
+          <w:rFonts w:eastAsia="Times New Roman" w:cs="Times New Roman"/>
+          <w:noProof w:val="0"/>
+          <w:kern w:val="0"/>
+          <w:lang w:eastAsia="id-ID"/>
+          <w14:ligatures w14:val="none"/>
+        </w:rPr>
+        <w:t>Gudang A (250): Binding, slack = 0</w:t>
+      </w:r>
+    </w:p>
+    <w:p>
+      <w:pPr>
+        <w:numPr>
+          <w:ilvl w:val="0"/>
+          <w:numId w:val="46"/>
+        </w:numPr>
+        <w:spacing w:before="100" w:beforeAutospacing="1" w:after="100" w:afterAutospacing="1" w:line="240" w:lineRule="auto"/>
+        <w:jc w:val="left"/>
+        <w:rPr>
+          <w:rFonts w:eastAsia="Times New Roman" w:cs="Times New Roman"/>
+          <w:noProof w:val="0"/>
+          <w:kern w:val="0"/>
+          <w:lang w:eastAsia="id-ID"/>
+          <w14:ligatures w14:val="none"/>
+        </w:rPr>
+      </w:pPr>
+      <w:r>
+        <w:rPr>
+          <w:rFonts w:eastAsia="Times New Roman" w:cs="Times New Roman"/>
+          <w:noProof w:val="0"/>
+          <w:kern w:val="0"/>
+          <w:lang w:eastAsia="id-ID"/>
+          <w14:ligatures w14:val="none"/>
+        </w:rPr>
+        <w:t>Gudang B (200): Non-binding, slack = 50</w:t>
+      </w:r>
+    </w:p>
+    <w:p>
+      <w:pPr>
+        <w:numPr>
+          <w:ilvl w:val="0"/>
+          <w:numId w:val="46"/>
+        </w:numPr>
+        <w:spacing w:before="100" w:beforeAutospacing="1" w:after="100" w:afterAutospacing="1" w:line="240" w:lineRule="auto"/>
+        <w:jc w:val="left"/>
+        <w:rPr>
+          <w:rFonts w:eastAsia="Times New Roman" w:cs="Times New Roman"/>
+          <w:noProof w:val="0"/>
+          <w:kern w:val="0"/>
+          <w:lang w:eastAsia="id-ID"/>
+          <w14:ligatures w14:val="none"/>
+        </w:rPr>
+      </w:pPr>
+      <w:r>
+        <w:rPr>
+          <w:rFonts w:eastAsia="Times New Roman" w:cs="Times New Roman"/>
+          <w:noProof w:val="0"/>
+          <w:kern w:val="0"/>
+          <w:lang w:eastAsia="id-ID"/>
+          <w14:ligatures w14:val="none"/>
+        </w:rPr>
+        <w:t>Gudang C (250): Non-binding, slack = 50</w:t>
+      </w:r>
+    </w:p>
+    <w:p>
+      <w:pPr>
+        <w:numPr>
+          <w:ilvl w:val="0"/>
+          <w:numId w:val="46"/>
+        </w:numPr>
+        <w:spacing w:before="100" w:beforeAutospacing="1" w:after="100" w:afterAutospacing="1" w:line="240" w:lineRule="auto"/>
+        <w:jc w:val="left"/>
+        <w:rPr>
+          <w:rFonts w:eastAsia="Times New Roman" w:cs="Times New Roman"/>
+          <w:noProof w:val="0"/>
+          <w:kern w:val="0"/>
+          <w:lang w:eastAsia="id-ID"/>
+          <w14:ligatures w14:val="none"/>
+        </w:rPr>
+      </w:pPr>
+      <w:r>
+        <w:rPr>
+          <w:rFonts w:eastAsia="Times New Roman" w:cs="Times New Roman"/>
+          <w:noProof w:val="0"/>
+          <w:kern w:val="0"/>
+          <w:lang w:eastAsia="id-ID"/>
+          <w14:ligatures w14:val="none"/>
+        </w:rPr>
+        <w:t>Semua kendala permintaan: Binding, slack = 0</w:t>
+      </w:r>
+    </w:p>
+    <w:p>
+      <w:pPr>
+        <w:rPr>
+          <w:rFonts w:cs="Times New Roman"/>
+          <w:lang w:val="en-US"/>
+        </w:rPr>
+      </w:pPr>
+    </w:p>
+    <w:p>
+      <w:pPr>
+        <w:rPr>
+          <w:rFonts w:cs="Times New Roman"/>
+        </w:rPr>
+      </w:pPr>
+    </w:p>
+    <w:p>
+      <w:pPr>
+        <w:pStyle w:val="ListParagraph"/>
+        <w:spacing w:before="100" w:beforeAutospacing="1" w:after="100" w:afterAutospacing="1" w:line="240" w:lineRule="auto"/>
+        <w:rPr>
+          <w:rFonts w:eastAsia="Times New Roman" w:cs="Times New Roman"/>
+          <w:noProof w:val="0"/>
+          <w:kern w:val="0"/>
+          <w:lang w:val="en-US"/>
+          <w14:ligatures w14:val="none"/>
+        </w:rPr>
+      </w:pPr>
+    </w:p>
+    <w:p>
+      <w:pPr>
+        <w:rPr>
+          <w:rFonts w:cs="Times New Roman"/>
+        </w:rPr>
+      </w:pPr>
+    </w:p>
+    <w:p>
+      <w:pPr>
+        <w:rPr>
+          <w:rFonts w:cs="Times New Roman"/>
+        </w:rPr>
+      </w:pPr>
+    </w:p>
+    <w:p>
+      <w:pPr>
+        <w:rPr>
+          <w:rFonts w:cs="Times New Roman"/>
+        </w:rPr>
+      </w:pPr>
+    </w:p>
+    <w:p>
+      <w:pPr>
+        <w:rPr>
+          <w:rFonts w:cs="Times New Roman"/>
+        </w:rPr>
+      </w:pPr>
+    </w:p>
+    <w:p>
+      <w:pPr>
+        <w:rPr>
+          <w:rFonts w:cs="Times New Roman"/>
+        </w:rPr>
+      </w:pPr>
+    </w:p>
+    <w:p>
+      <w:pPr>
+        <w:rPr>
+          <w:rFonts w:cs="Times New Roman"/>
+        </w:rPr>
+      </w:pPr>
+    </w:p>
+    <w:p>
+      <w:pPr>
+        <w:rPr>
+          <w:rFonts w:cs="Times New Roman"/>
+        </w:rPr>
+      </w:pPr>
+    </w:p>
+    <w:p>
+      <w:pPr>
+        <w:rPr>
+          <w:rFonts w:cs="Times New Roman"/>
+        </w:rPr>
+      </w:pPr>
+    </w:p>
+    <w:p>
+      <w:pPr>
+        <w:rPr>
+          <w:rFonts w:cs="Times New Roman"/>
+        </w:rPr>
+      </w:pPr>
+    </w:p>
+    <w:p>
+      <w:pPr>
+        <w:ind w:left="360"/>
+        <w:rPr>
+          <w:rFonts w:cs="Times New Roman"/>
+        </w:rPr>
+      </w:pPr>
+    </w:p>
+    <w:p>
+      <w:pPr>
+        <w:rPr>
+          <w:rFonts w:cs="Times New Roman"/>
+        </w:rPr>
+      </w:pPr>
+    </w:p>
+    <w:p>
+      <w:pPr>
+        <w:rPr>
+          <w:rFonts w:cs="Times New Roman"/>
+        </w:rPr>
+      </w:pPr>
+    </w:p>
+    <w:p>
+      <w:pPr>
+        <w:pStyle w:val="Heading2"/>
+        <w:rPr>
+          <w:rFonts w:cs="Times New Roman"/>
+        </w:rPr>
+      </w:pPr>
+    </w:p>
+    <w:p>
+      <w:pPr>
+        <w:rPr>
+          <w:rFonts w:cs="Times New Roman"/>
+        </w:rPr>
+      </w:pPr>
+    </w:p>
+    <w:p>
+      <w:pPr>
+        <w:rPr>
+          <w:rFonts w:cs="Times New Roman"/>
+        </w:rPr>
+      </w:pPr>
+    </w:p>
+    <w:p>
+      <w:pPr>
+        <w:rPr>
+          <w:rFonts w:cs="Times New Roman"/>
+        </w:rPr>
+      </w:pPr>
+    </w:p>
+    <w:p>
+      <w:pPr>
+        <w:rPr>
+          <w:rFonts w:cs="Times New Roman"/>
         </w:rPr>
       </w:pPr>
     </w:p>
@@ -14200,7 +20563,7 @@
 </file>
 
 <file path=customXml/itemProps1.xml><?xml version="1.0" encoding="utf-8"?>
-<ds:datastoreItem xmlns:ds="http://schemas.openxmlformats.org/officeDocument/2006/customXml" ds:itemID="{B6891036-883D-4D03-95BB-AB5FD64A667A}">
+<ds:datastoreItem xmlns:ds="http://schemas.openxmlformats.org/officeDocument/2006/customXml" ds:itemID="{0926CDEA-212D-480B-8FD3-90EA942C14BD}">
   <ds:schemaRefs>
     <ds:schemaRef ds:uri="http://schemas.openxmlformats.org/officeDocument/2006/bibliography"/>
   </ds:schemaRefs>
